--- a/Documentación/TFG_Infome_Final.docx
+++ b/Documentación/TFG_Infome_Final.docx
@@ -146,1310 +146,30 @@
         <w:ind w:left="482" w:right="482"/>
         <w:rPr>
           <w:color w:val="000000" w:themeColor="text1"/>
-        </w:rPr>
-      </w:pPr>
-      <w:proofErr w:type="spellStart"/>
+          <w:lang w:val="en-GB"/>
+        </w:rPr>
+      </w:pPr>
       <w:r>
         <w:rPr>
           <w:b/>
           <w:color w:val="000000"/>
+          <w:lang w:val="en-GB"/>
         </w:rPr>
         <w:t>Abstract</w:t>
       </w:r>
-      <w:proofErr w:type="spellEnd"/>
-      <w:r>
-        <w:rPr>
-          <w:color w:val="000000"/>
+      <w:r>
+        <w:rPr>
+          <w:color w:val="000000"/>
+          <w:lang w:val="en-GB"/>
         </w:rPr>
         <w:t>—</w:t>
       </w:r>
-      <w:proofErr w:type="spellStart"/>
-      <w:r>
-        <w:rPr>
-          <w:color w:val="000000"/>
-        </w:rPr>
-        <w:t>This</w:t>
-      </w:r>
-      <w:proofErr w:type="spellEnd"/>
-      <w:r>
-        <w:rPr>
-          <w:color w:val="000000"/>
-        </w:rPr>
-        <w:t xml:space="preserve"> </w:t>
-      </w:r>
-      <w:proofErr w:type="spellStart"/>
-      <w:r>
-        <w:rPr>
-          <w:color w:val="000000"/>
-        </w:rPr>
-        <w:t>project</w:t>
-      </w:r>
-      <w:proofErr w:type="spellEnd"/>
-      <w:r>
-        <w:rPr>
-          <w:color w:val="000000"/>
-        </w:rPr>
-        <w:t xml:space="preserve"> </w:t>
-      </w:r>
-      <w:proofErr w:type="spellStart"/>
-      <w:r>
-        <w:rPr>
-          <w:color w:val="000000"/>
-        </w:rPr>
-        <w:t>presents</w:t>
-      </w:r>
-      <w:proofErr w:type="spellEnd"/>
-      <w:r>
-        <w:rPr>
-          <w:color w:val="000000"/>
-        </w:rPr>
-        <w:t xml:space="preserve"> </w:t>
-      </w:r>
-      <w:proofErr w:type="spellStart"/>
-      <w:r>
-        <w:rPr>
-          <w:color w:val="000000"/>
-        </w:rPr>
-        <w:t>the</w:t>
-      </w:r>
-      <w:proofErr w:type="spellEnd"/>
-      <w:r>
-        <w:rPr>
-          <w:color w:val="000000"/>
-        </w:rPr>
-        <w:t xml:space="preserve"> </w:t>
-      </w:r>
-      <w:proofErr w:type="spellStart"/>
-      <w:r>
-        <w:rPr>
-          <w:color w:val="000000"/>
-        </w:rPr>
-        <w:t>development</w:t>
-      </w:r>
-      <w:proofErr w:type="spellEnd"/>
-      <w:r>
-        <w:rPr>
-          <w:color w:val="000000"/>
-        </w:rPr>
-        <w:t xml:space="preserve"> </w:t>
-      </w:r>
-      <w:proofErr w:type="spellStart"/>
-      <w:r>
-        <w:rPr>
-          <w:color w:val="000000"/>
-        </w:rPr>
-        <w:t>of</w:t>
-      </w:r>
-      <w:proofErr w:type="spellEnd"/>
-      <w:r>
-        <w:rPr>
-          <w:color w:val="000000"/>
-        </w:rPr>
-        <w:t xml:space="preserve"> </w:t>
-      </w:r>
-      <w:proofErr w:type="spellStart"/>
-      <w:r>
-        <w:rPr>
-          <w:color w:val="000000"/>
-        </w:rPr>
-        <w:t>an</w:t>
-      </w:r>
-      <w:proofErr w:type="spellEnd"/>
-      <w:r>
-        <w:rPr>
-          <w:color w:val="000000"/>
-        </w:rPr>
-        <w:t xml:space="preserve"> interactive </w:t>
-      </w:r>
-      <w:proofErr w:type="spellStart"/>
-      <w:r>
-        <w:rPr>
-          <w:color w:val="000000"/>
-        </w:rPr>
-        <w:t>application</w:t>
-      </w:r>
-      <w:proofErr w:type="spellEnd"/>
-      <w:r>
-        <w:rPr>
-          <w:color w:val="000000"/>
-        </w:rPr>
-        <w:t xml:space="preserve"> </w:t>
-      </w:r>
-      <w:proofErr w:type="spellStart"/>
-      <w:r>
-        <w:rPr>
-          <w:color w:val="000000"/>
-        </w:rPr>
-        <w:t>for</w:t>
-      </w:r>
-      <w:proofErr w:type="spellEnd"/>
-      <w:r>
-        <w:rPr>
-          <w:color w:val="000000"/>
-        </w:rPr>
-        <w:t xml:space="preserve"> </w:t>
-      </w:r>
-      <w:proofErr w:type="spellStart"/>
-      <w:r>
-        <w:rPr>
-          <w:color w:val="000000"/>
-        </w:rPr>
-        <w:t>simulating</w:t>
-      </w:r>
-      <w:proofErr w:type="spellEnd"/>
-      <w:r>
-        <w:rPr>
-          <w:color w:val="000000"/>
-        </w:rPr>
-        <w:t xml:space="preserve"> </w:t>
-      </w:r>
-      <w:proofErr w:type="spellStart"/>
-      <w:r>
-        <w:rPr>
-          <w:color w:val="000000"/>
-        </w:rPr>
-        <w:t>the</w:t>
-      </w:r>
-      <w:proofErr w:type="spellEnd"/>
-      <w:r>
-        <w:rPr>
-          <w:color w:val="000000"/>
-        </w:rPr>
-        <w:t xml:space="preserve"> spread </w:t>
-      </w:r>
-      <w:proofErr w:type="spellStart"/>
-      <w:r>
-        <w:rPr>
-          <w:color w:val="000000"/>
-        </w:rPr>
-        <w:t>of</w:t>
-      </w:r>
-      <w:proofErr w:type="spellEnd"/>
-      <w:r>
-        <w:rPr>
-          <w:color w:val="000000"/>
-        </w:rPr>
-        <w:t xml:space="preserve"> </w:t>
-      </w:r>
-      <w:proofErr w:type="spellStart"/>
-      <w:r>
-        <w:rPr>
-          <w:color w:val="000000"/>
-        </w:rPr>
-        <w:t>contagious</w:t>
-      </w:r>
-      <w:proofErr w:type="spellEnd"/>
-      <w:r>
-        <w:rPr>
-          <w:color w:val="000000"/>
-        </w:rPr>
-        <w:t xml:space="preserve"> </w:t>
-      </w:r>
-      <w:proofErr w:type="spellStart"/>
-      <w:r>
-        <w:rPr>
-          <w:color w:val="000000"/>
-        </w:rPr>
-        <w:t>diseases</w:t>
-      </w:r>
-      <w:proofErr w:type="spellEnd"/>
-      <w:r>
-        <w:rPr>
-          <w:color w:val="000000"/>
-        </w:rPr>
-        <w:t xml:space="preserve"> in </w:t>
-      </w:r>
-      <w:proofErr w:type="spellStart"/>
-      <w:r>
-        <w:rPr>
-          <w:color w:val="000000"/>
-        </w:rPr>
-        <w:t>academic</w:t>
-      </w:r>
-      <w:proofErr w:type="spellEnd"/>
-      <w:r>
-        <w:rPr>
-          <w:color w:val="000000"/>
-        </w:rPr>
-        <w:t xml:space="preserve"> </w:t>
-      </w:r>
-      <w:proofErr w:type="spellStart"/>
-      <w:r>
-        <w:rPr>
-          <w:color w:val="000000"/>
-        </w:rPr>
-        <w:t>environments</w:t>
-      </w:r>
-      <w:proofErr w:type="spellEnd"/>
-      <w:r>
-        <w:rPr>
-          <w:color w:val="000000"/>
-        </w:rPr>
-        <w:t xml:space="preserve">. The </w:t>
-      </w:r>
-      <w:proofErr w:type="spellStart"/>
-      <w:r>
-        <w:rPr>
-          <w:color w:val="000000"/>
-        </w:rPr>
-        <w:t>tool</w:t>
-      </w:r>
-      <w:proofErr w:type="spellEnd"/>
-      <w:r>
-        <w:rPr>
-          <w:color w:val="000000"/>
-        </w:rPr>
-        <w:t xml:space="preserve"> </w:t>
-      </w:r>
-      <w:proofErr w:type="spellStart"/>
-      <w:r>
-        <w:rPr>
-          <w:color w:val="000000"/>
-        </w:rPr>
-        <w:t>allows</w:t>
-      </w:r>
-      <w:proofErr w:type="spellEnd"/>
-      <w:r>
-        <w:rPr>
-          <w:color w:val="000000"/>
-        </w:rPr>
-        <w:t xml:space="preserve"> </w:t>
-      </w:r>
-      <w:proofErr w:type="spellStart"/>
-      <w:r>
-        <w:rPr>
-          <w:color w:val="000000"/>
-        </w:rPr>
-        <w:t>users</w:t>
-      </w:r>
-      <w:proofErr w:type="spellEnd"/>
-      <w:r>
-        <w:rPr>
-          <w:color w:val="000000"/>
-        </w:rPr>
-        <w:t xml:space="preserve"> </w:t>
-      </w:r>
-      <w:proofErr w:type="spellStart"/>
-      <w:r>
-        <w:rPr>
-          <w:color w:val="000000"/>
-        </w:rPr>
-        <w:t>to</w:t>
-      </w:r>
-      <w:proofErr w:type="spellEnd"/>
-      <w:r>
-        <w:rPr>
-          <w:color w:val="000000"/>
-        </w:rPr>
-        <w:t xml:space="preserve"> </w:t>
-      </w:r>
-      <w:proofErr w:type="spellStart"/>
-      <w:r>
-        <w:rPr>
-          <w:color w:val="000000"/>
-        </w:rPr>
-        <w:t>build</w:t>
-      </w:r>
-      <w:proofErr w:type="spellEnd"/>
-      <w:r>
-        <w:rPr>
-          <w:color w:val="000000"/>
-        </w:rPr>
-        <w:t xml:space="preserve"> </w:t>
-      </w:r>
-      <w:proofErr w:type="spellStart"/>
-      <w:r>
-        <w:rPr>
-          <w:color w:val="000000"/>
-        </w:rPr>
-        <w:t>customized</w:t>
-      </w:r>
-      <w:proofErr w:type="spellEnd"/>
-      <w:r>
-        <w:rPr>
-          <w:color w:val="000000"/>
-        </w:rPr>
-        <w:t xml:space="preserve"> </w:t>
-      </w:r>
-      <w:proofErr w:type="spellStart"/>
-      <w:r>
-        <w:rPr>
-          <w:color w:val="000000"/>
-        </w:rPr>
-        <w:t>scenarios</w:t>
-      </w:r>
-      <w:proofErr w:type="spellEnd"/>
-      <w:r>
-        <w:rPr>
-          <w:color w:val="000000"/>
-        </w:rPr>
-        <w:t xml:space="preserve"> </w:t>
-      </w:r>
-      <w:proofErr w:type="spellStart"/>
-      <w:r>
-        <w:rPr>
-          <w:color w:val="000000"/>
-        </w:rPr>
-        <w:t>through</w:t>
-      </w:r>
-      <w:proofErr w:type="spellEnd"/>
-      <w:r>
-        <w:rPr>
-          <w:color w:val="000000"/>
-        </w:rPr>
-        <w:t xml:space="preserve"> a </w:t>
-      </w:r>
-      <w:proofErr w:type="spellStart"/>
-      <w:r>
-        <w:rPr>
-          <w:color w:val="000000"/>
-        </w:rPr>
-        <w:t>graphical</w:t>
-      </w:r>
-      <w:proofErr w:type="spellEnd"/>
-      <w:r>
-        <w:rPr>
-          <w:color w:val="000000"/>
-        </w:rPr>
-        <w:t xml:space="preserve"> </w:t>
-      </w:r>
-      <w:proofErr w:type="spellStart"/>
-      <w:r>
-        <w:rPr>
-          <w:color w:val="000000"/>
-        </w:rPr>
-        <w:t>builder</w:t>
-      </w:r>
-      <w:proofErr w:type="spellEnd"/>
-      <w:r>
-        <w:rPr>
-          <w:color w:val="000000"/>
-        </w:rPr>
-        <w:t xml:space="preserve">, </w:t>
-      </w:r>
-      <w:proofErr w:type="spellStart"/>
-      <w:r>
-        <w:rPr>
-          <w:color w:val="000000"/>
-        </w:rPr>
-        <w:t>defining</w:t>
-      </w:r>
-      <w:proofErr w:type="spellEnd"/>
-      <w:r>
-        <w:rPr>
-          <w:color w:val="000000"/>
-        </w:rPr>
-        <w:t xml:space="preserve"> </w:t>
-      </w:r>
-      <w:proofErr w:type="spellStart"/>
-      <w:r>
-        <w:rPr>
-          <w:color w:val="000000"/>
-        </w:rPr>
-        <w:t>the</w:t>
-      </w:r>
-      <w:proofErr w:type="spellEnd"/>
-      <w:r>
-        <w:rPr>
-          <w:color w:val="000000"/>
-        </w:rPr>
-        <w:t xml:space="preserve"> </w:t>
-      </w:r>
-      <w:proofErr w:type="spellStart"/>
-      <w:r>
-        <w:rPr>
-          <w:color w:val="000000"/>
-        </w:rPr>
-        <w:t>physical</w:t>
-      </w:r>
-      <w:proofErr w:type="spellEnd"/>
-      <w:r>
-        <w:rPr>
-          <w:color w:val="000000"/>
-        </w:rPr>
-        <w:t xml:space="preserve"> </w:t>
-      </w:r>
-      <w:proofErr w:type="spellStart"/>
-      <w:r>
-        <w:rPr>
-          <w:color w:val="000000"/>
-        </w:rPr>
-        <w:t>structure</w:t>
-      </w:r>
-      <w:proofErr w:type="spellEnd"/>
-      <w:r>
-        <w:rPr>
-          <w:color w:val="000000"/>
-        </w:rPr>
-        <w:t xml:space="preserve"> </w:t>
-      </w:r>
-      <w:proofErr w:type="spellStart"/>
-      <w:r>
-        <w:rPr>
-          <w:color w:val="000000"/>
-        </w:rPr>
-        <w:t>of</w:t>
-      </w:r>
-      <w:proofErr w:type="spellEnd"/>
-      <w:r>
-        <w:rPr>
-          <w:color w:val="000000"/>
-        </w:rPr>
-        <w:t xml:space="preserve"> a </w:t>
-      </w:r>
-      <w:proofErr w:type="spellStart"/>
-      <w:r>
-        <w:rPr>
-          <w:color w:val="000000"/>
-        </w:rPr>
-        <w:t>faculty</w:t>
-      </w:r>
-      <w:proofErr w:type="spellEnd"/>
-      <w:r>
-        <w:rPr>
-          <w:color w:val="000000"/>
-        </w:rPr>
-        <w:t xml:space="preserve">, </w:t>
-      </w:r>
-      <w:proofErr w:type="spellStart"/>
-      <w:r>
-        <w:rPr>
-          <w:color w:val="000000"/>
-        </w:rPr>
-        <w:t>its</w:t>
-      </w:r>
-      <w:proofErr w:type="spellEnd"/>
-      <w:r>
-        <w:rPr>
-          <w:color w:val="000000"/>
-        </w:rPr>
-        <w:t xml:space="preserve"> </w:t>
-      </w:r>
-      <w:proofErr w:type="spellStart"/>
-      <w:r>
-        <w:rPr>
-          <w:color w:val="000000"/>
-        </w:rPr>
-        <w:t>academic</w:t>
-      </w:r>
-      <w:proofErr w:type="spellEnd"/>
-      <w:r>
-        <w:rPr>
-          <w:color w:val="000000"/>
-        </w:rPr>
-        <w:t xml:space="preserve"> </w:t>
-      </w:r>
-      <w:proofErr w:type="spellStart"/>
-      <w:r>
-        <w:rPr>
-          <w:color w:val="000000"/>
-        </w:rPr>
-        <w:t>organization</w:t>
-      </w:r>
-      <w:proofErr w:type="spellEnd"/>
-      <w:r>
-        <w:rPr>
-          <w:color w:val="000000"/>
-        </w:rPr>
-        <w:t xml:space="preserve">, and </w:t>
-      </w:r>
-      <w:proofErr w:type="spellStart"/>
-      <w:r>
-        <w:rPr>
-          <w:color w:val="000000"/>
-        </w:rPr>
-        <w:t>the</w:t>
-      </w:r>
-      <w:proofErr w:type="spellEnd"/>
-      <w:r>
-        <w:rPr>
-          <w:color w:val="000000"/>
-        </w:rPr>
-        <w:t xml:space="preserve"> </w:t>
-      </w:r>
-      <w:proofErr w:type="spellStart"/>
-      <w:r>
-        <w:rPr>
-          <w:color w:val="000000"/>
-        </w:rPr>
-        <w:t>associated</w:t>
-      </w:r>
-      <w:proofErr w:type="spellEnd"/>
-      <w:r>
-        <w:rPr>
-          <w:color w:val="000000"/>
-        </w:rPr>
-        <w:t xml:space="preserve"> </w:t>
-      </w:r>
-      <w:proofErr w:type="spellStart"/>
-      <w:r>
-        <w:rPr>
-          <w:color w:val="000000"/>
-        </w:rPr>
-        <w:t>timetables</w:t>
-      </w:r>
-      <w:proofErr w:type="spellEnd"/>
-      <w:r>
-        <w:rPr>
-          <w:color w:val="000000"/>
-        </w:rPr>
-        <w:t xml:space="preserve">. Based </w:t>
-      </w:r>
-      <w:proofErr w:type="spellStart"/>
-      <w:r>
-        <w:rPr>
-          <w:color w:val="000000"/>
-        </w:rPr>
-        <w:t>on</w:t>
-      </w:r>
-      <w:proofErr w:type="spellEnd"/>
-      <w:r>
-        <w:rPr>
-          <w:color w:val="000000"/>
-        </w:rPr>
-        <w:t xml:space="preserve"> </w:t>
-      </w:r>
-      <w:proofErr w:type="spellStart"/>
-      <w:r>
-        <w:rPr>
-          <w:color w:val="000000"/>
-        </w:rPr>
-        <w:t>this</w:t>
-      </w:r>
-      <w:proofErr w:type="spellEnd"/>
-      <w:r>
-        <w:rPr>
-          <w:color w:val="000000"/>
-        </w:rPr>
-        <w:t xml:space="preserve"> </w:t>
-      </w:r>
-      <w:proofErr w:type="spellStart"/>
-      <w:r>
-        <w:rPr>
-          <w:color w:val="000000"/>
-        </w:rPr>
-        <w:t>information</w:t>
-      </w:r>
-      <w:proofErr w:type="spellEnd"/>
-      <w:r>
-        <w:rPr>
-          <w:color w:val="000000"/>
-        </w:rPr>
-        <w:t xml:space="preserve">, </w:t>
-      </w:r>
-      <w:proofErr w:type="spellStart"/>
-      <w:r>
-        <w:rPr>
-          <w:color w:val="000000"/>
-        </w:rPr>
-        <w:t>an</w:t>
-      </w:r>
-      <w:proofErr w:type="spellEnd"/>
-      <w:r>
-        <w:rPr>
-          <w:color w:val="000000"/>
-        </w:rPr>
-        <w:t xml:space="preserve"> </w:t>
-      </w:r>
-      <w:proofErr w:type="spellStart"/>
-      <w:r>
-        <w:rPr>
-          <w:color w:val="000000"/>
-        </w:rPr>
-        <w:t>agent-based</w:t>
-      </w:r>
-      <w:proofErr w:type="spellEnd"/>
-      <w:r>
-        <w:rPr>
-          <w:color w:val="000000"/>
-        </w:rPr>
-        <w:t xml:space="preserve"> </w:t>
-      </w:r>
-      <w:proofErr w:type="spellStart"/>
-      <w:r>
-        <w:rPr>
-          <w:color w:val="000000"/>
-        </w:rPr>
-        <w:t>simulation</w:t>
-      </w:r>
-      <w:proofErr w:type="spellEnd"/>
-      <w:r>
-        <w:rPr>
-          <w:color w:val="000000"/>
-        </w:rPr>
-        <w:t xml:space="preserve"> </w:t>
-      </w:r>
-      <w:proofErr w:type="spellStart"/>
-      <w:r>
-        <w:rPr>
-          <w:color w:val="000000"/>
-        </w:rPr>
-        <w:t>engine</w:t>
-      </w:r>
-      <w:proofErr w:type="spellEnd"/>
-      <w:r>
-        <w:rPr>
-          <w:color w:val="000000"/>
-        </w:rPr>
-        <w:t xml:space="preserve"> </w:t>
-      </w:r>
-      <w:proofErr w:type="spellStart"/>
-      <w:r>
-        <w:rPr>
-          <w:color w:val="000000"/>
-        </w:rPr>
-        <w:t>with</w:t>
-      </w:r>
-      <w:proofErr w:type="spellEnd"/>
-      <w:r>
-        <w:rPr>
-          <w:color w:val="000000"/>
-        </w:rPr>
-        <w:t xml:space="preserve"> a SEIR </w:t>
-      </w:r>
-      <w:proofErr w:type="spellStart"/>
-      <w:r>
-        <w:rPr>
-          <w:color w:val="000000"/>
-        </w:rPr>
-        <w:t>epidemiological</w:t>
-      </w:r>
-      <w:proofErr w:type="spellEnd"/>
-      <w:r>
-        <w:rPr>
-          <w:color w:val="000000"/>
-        </w:rPr>
-        <w:t xml:space="preserve"> </w:t>
-      </w:r>
-      <w:proofErr w:type="spellStart"/>
-      <w:r>
-        <w:rPr>
-          <w:color w:val="000000"/>
-        </w:rPr>
-        <w:t>structure</w:t>
-      </w:r>
-      <w:proofErr w:type="spellEnd"/>
-      <w:r>
-        <w:rPr>
-          <w:color w:val="000000"/>
-        </w:rPr>
-        <w:t xml:space="preserve"> </w:t>
-      </w:r>
-      <w:proofErr w:type="spellStart"/>
-      <w:r>
-        <w:rPr>
-          <w:color w:val="000000"/>
-        </w:rPr>
-        <w:t>is</w:t>
-      </w:r>
-      <w:proofErr w:type="spellEnd"/>
-      <w:r>
-        <w:rPr>
-          <w:color w:val="000000"/>
-        </w:rPr>
-        <w:t xml:space="preserve"> </w:t>
-      </w:r>
-      <w:proofErr w:type="spellStart"/>
-      <w:r>
-        <w:rPr>
-          <w:color w:val="000000"/>
-        </w:rPr>
-        <w:t>implemented</w:t>
-      </w:r>
-      <w:proofErr w:type="spellEnd"/>
-      <w:r>
-        <w:rPr>
-          <w:color w:val="000000"/>
-        </w:rPr>
-        <w:t xml:space="preserve">, </w:t>
-      </w:r>
-      <w:proofErr w:type="spellStart"/>
-      <w:r>
-        <w:rPr>
-          <w:color w:val="000000"/>
-        </w:rPr>
-        <w:t>generating</w:t>
-      </w:r>
-      <w:proofErr w:type="spellEnd"/>
-      <w:r>
-        <w:rPr>
-          <w:color w:val="000000"/>
-        </w:rPr>
-        <w:t xml:space="preserve"> </w:t>
-      </w:r>
-      <w:proofErr w:type="spellStart"/>
-      <w:r>
-        <w:rPr>
-          <w:color w:val="000000"/>
-        </w:rPr>
-        <w:t>probabilistic</w:t>
-      </w:r>
-      <w:proofErr w:type="spellEnd"/>
-      <w:r>
-        <w:rPr>
-          <w:color w:val="000000"/>
-        </w:rPr>
-        <w:t xml:space="preserve"> </w:t>
-      </w:r>
-      <w:proofErr w:type="spellStart"/>
-      <w:r>
-        <w:rPr>
-          <w:color w:val="000000"/>
-        </w:rPr>
-        <w:t>contacts</w:t>
-      </w:r>
-      <w:proofErr w:type="spellEnd"/>
-      <w:r>
-        <w:rPr>
-          <w:color w:val="000000"/>
-        </w:rPr>
-        <w:t xml:space="preserve"> and </w:t>
-      </w:r>
-      <w:proofErr w:type="spellStart"/>
-      <w:r>
-        <w:rPr>
-          <w:color w:val="000000"/>
-        </w:rPr>
-        <w:t>recording</w:t>
-      </w:r>
-      <w:proofErr w:type="spellEnd"/>
-      <w:r>
-        <w:rPr>
-          <w:color w:val="000000"/>
-        </w:rPr>
-        <w:t xml:space="preserve"> </w:t>
-      </w:r>
-      <w:proofErr w:type="spellStart"/>
-      <w:r>
-        <w:rPr>
-          <w:color w:val="000000"/>
-        </w:rPr>
-        <w:t>infection</w:t>
-      </w:r>
-      <w:proofErr w:type="spellEnd"/>
-      <w:r>
-        <w:rPr>
-          <w:color w:val="000000"/>
-        </w:rPr>
-        <w:t xml:space="preserve"> </w:t>
-      </w:r>
-      <w:proofErr w:type="spellStart"/>
-      <w:r>
-        <w:rPr>
-          <w:color w:val="000000"/>
-        </w:rPr>
-        <w:t>events</w:t>
-      </w:r>
-      <w:proofErr w:type="spellEnd"/>
-      <w:r>
-        <w:rPr>
-          <w:color w:val="000000"/>
-        </w:rPr>
-        <w:t xml:space="preserve">. The </w:t>
-      </w:r>
-      <w:proofErr w:type="spellStart"/>
-      <w:r>
-        <w:rPr>
-          <w:color w:val="000000"/>
-        </w:rPr>
-        <w:t>application</w:t>
-      </w:r>
-      <w:proofErr w:type="spellEnd"/>
-      <w:r>
-        <w:rPr>
-          <w:color w:val="000000"/>
-        </w:rPr>
-        <w:t xml:space="preserve"> </w:t>
-      </w:r>
-      <w:proofErr w:type="spellStart"/>
-      <w:r>
-        <w:rPr>
-          <w:color w:val="000000"/>
-        </w:rPr>
-        <w:t>supports</w:t>
-      </w:r>
-      <w:proofErr w:type="spellEnd"/>
-      <w:r>
-        <w:rPr>
-          <w:color w:val="000000"/>
-        </w:rPr>
-        <w:t xml:space="preserve"> individual and </w:t>
-      </w:r>
-      <w:proofErr w:type="spellStart"/>
-      <w:r>
-        <w:rPr>
-          <w:color w:val="000000"/>
-        </w:rPr>
-        <w:t>batch</w:t>
-      </w:r>
-      <w:proofErr w:type="spellEnd"/>
-      <w:r>
-        <w:rPr>
-          <w:color w:val="000000"/>
-        </w:rPr>
-        <w:t xml:space="preserve"> </w:t>
-      </w:r>
-      <w:proofErr w:type="spellStart"/>
-      <w:r>
-        <w:rPr>
-          <w:color w:val="000000"/>
-        </w:rPr>
-        <w:t>simulations</w:t>
-      </w:r>
-      <w:proofErr w:type="spellEnd"/>
-      <w:r>
-        <w:rPr>
-          <w:color w:val="000000"/>
-        </w:rPr>
-        <w:t xml:space="preserve">, </w:t>
-      </w:r>
-      <w:proofErr w:type="spellStart"/>
-      <w:r>
-        <w:rPr>
-          <w:color w:val="000000"/>
-        </w:rPr>
-        <w:t>persistent</w:t>
-      </w:r>
-      <w:proofErr w:type="spellEnd"/>
-      <w:r>
-        <w:rPr>
-          <w:color w:val="000000"/>
-        </w:rPr>
-        <w:t xml:space="preserve"> </w:t>
-      </w:r>
-      <w:proofErr w:type="spellStart"/>
-      <w:r>
-        <w:rPr>
-          <w:color w:val="000000"/>
-        </w:rPr>
-        <w:t>storage</w:t>
-      </w:r>
-      <w:proofErr w:type="spellEnd"/>
-      <w:r>
-        <w:rPr>
-          <w:color w:val="000000"/>
-        </w:rPr>
-        <w:t xml:space="preserve"> </w:t>
-      </w:r>
-      <w:proofErr w:type="spellStart"/>
-      <w:r>
-        <w:rPr>
-          <w:color w:val="000000"/>
-        </w:rPr>
-        <w:t>of</w:t>
-      </w:r>
-      <w:proofErr w:type="spellEnd"/>
-      <w:r>
-        <w:rPr>
-          <w:color w:val="000000"/>
-        </w:rPr>
-        <w:t xml:space="preserve"> reusable </w:t>
-      </w:r>
-      <w:proofErr w:type="spellStart"/>
-      <w:r>
-        <w:rPr>
-          <w:color w:val="000000"/>
-        </w:rPr>
-        <w:t>results</w:t>
-      </w:r>
-      <w:proofErr w:type="spellEnd"/>
-      <w:r>
-        <w:rPr>
-          <w:color w:val="000000"/>
-        </w:rPr>
-        <w:t xml:space="preserve">, and </w:t>
-      </w:r>
-      <w:proofErr w:type="spellStart"/>
-      <w:r>
-        <w:rPr>
-          <w:color w:val="000000"/>
-        </w:rPr>
-        <w:t>analysis</w:t>
-      </w:r>
-      <w:proofErr w:type="spellEnd"/>
-      <w:r>
-        <w:rPr>
-          <w:color w:val="000000"/>
-        </w:rPr>
-        <w:t xml:space="preserve"> </w:t>
-      </w:r>
-      <w:proofErr w:type="spellStart"/>
-      <w:r>
-        <w:rPr>
-          <w:color w:val="000000"/>
-        </w:rPr>
-        <w:t>through</w:t>
-      </w:r>
-      <w:proofErr w:type="spellEnd"/>
-      <w:r>
-        <w:rPr>
-          <w:color w:val="000000"/>
-        </w:rPr>
-        <w:t xml:space="preserve"> charts, tables, and a </w:t>
-      </w:r>
-      <w:proofErr w:type="spellStart"/>
-      <w:r>
-        <w:rPr>
-          <w:color w:val="000000"/>
-        </w:rPr>
-        <w:t>dynamic</w:t>
-      </w:r>
-      <w:proofErr w:type="spellEnd"/>
-      <w:r>
-        <w:rPr>
-          <w:color w:val="000000"/>
-        </w:rPr>
-        <w:t xml:space="preserve"> </w:t>
-      </w:r>
-      <w:proofErr w:type="spellStart"/>
-      <w:r>
-        <w:rPr>
-          <w:color w:val="000000"/>
-        </w:rPr>
-        <w:t>visualization</w:t>
-      </w:r>
-      <w:proofErr w:type="spellEnd"/>
-      <w:r>
-        <w:rPr>
-          <w:color w:val="000000"/>
-        </w:rPr>
-        <w:t xml:space="preserve"> </w:t>
-      </w:r>
-      <w:proofErr w:type="spellStart"/>
-      <w:r>
-        <w:rPr>
-          <w:color w:val="000000"/>
-        </w:rPr>
-        <w:t>on</w:t>
-      </w:r>
-      <w:proofErr w:type="spellEnd"/>
-      <w:r>
-        <w:rPr>
-          <w:color w:val="000000"/>
-        </w:rPr>
-        <w:t xml:space="preserve"> </w:t>
-      </w:r>
-      <w:proofErr w:type="spellStart"/>
-      <w:r>
-        <w:rPr>
-          <w:color w:val="000000"/>
-        </w:rPr>
-        <w:t>the</w:t>
-      </w:r>
-      <w:proofErr w:type="spellEnd"/>
-      <w:r>
-        <w:rPr>
-          <w:color w:val="000000"/>
-        </w:rPr>
-        <w:t xml:space="preserve"> </w:t>
-      </w:r>
-      <w:proofErr w:type="spellStart"/>
-      <w:r>
-        <w:rPr>
-          <w:color w:val="000000"/>
-        </w:rPr>
-        <w:t>scenario</w:t>
-      </w:r>
-      <w:proofErr w:type="spellEnd"/>
-      <w:r>
-        <w:rPr>
-          <w:color w:val="000000"/>
-        </w:rPr>
-        <w:t xml:space="preserve"> </w:t>
-      </w:r>
-      <w:proofErr w:type="spellStart"/>
-      <w:r>
-        <w:rPr>
-          <w:color w:val="000000"/>
-        </w:rPr>
-        <w:t>graph</w:t>
-      </w:r>
-      <w:proofErr w:type="spellEnd"/>
-      <w:r>
-        <w:rPr>
-          <w:color w:val="000000"/>
-        </w:rPr>
-        <w:t xml:space="preserve">. The </w:t>
-      </w:r>
-      <w:proofErr w:type="spellStart"/>
-      <w:r>
-        <w:rPr>
-          <w:color w:val="000000"/>
-        </w:rPr>
-        <w:t>project</w:t>
-      </w:r>
-      <w:proofErr w:type="spellEnd"/>
-      <w:r>
-        <w:rPr>
-          <w:color w:val="000000"/>
-        </w:rPr>
-        <w:t xml:space="preserve"> </w:t>
-      </w:r>
-      <w:proofErr w:type="spellStart"/>
-      <w:r>
-        <w:rPr>
-          <w:color w:val="000000"/>
-        </w:rPr>
-        <w:t>therefore</w:t>
-      </w:r>
-      <w:proofErr w:type="spellEnd"/>
-      <w:r>
-        <w:rPr>
-          <w:color w:val="000000"/>
-        </w:rPr>
-        <w:t xml:space="preserve"> </w:t>
-      </w:r>
-      <w:proofErr w:type="spellStart"/>
-      <w:r>
-        <w:rPr>
-          <w:color w:val="000000"/>
-        </w:rPr>
-        <w:t>provides</w:t>
-      </w:r>
-      <w:proofErr w:type="spellEnd"/>
-      <w:r>
-        <w:rPr>
-          <w:color w:val="000000"/>
-        </w:rPr>
-        <w:t xml:space="preserve"> </w:t>
-      </w:r>
-      <w:proofErr w:type="spellStart"/>
-      <w:r>
-        <w:rPr>
-          <w:color w:val="000000"/>
-        </w:rPr>
-        <w:t>an</w:t>
-      </w:r>
-      <w:proofErr w:type="spellEnd"/>
-      <w:r>
-        <w:rPr>
-          <w:color w:val="000000"/>
-        </w:rPr>
-        <w:t xml:space="preserve"> </w:t>
-      </w:r>
-      <w:proofErr w:type="spellStart"/>
-      <w:r>
-        <w:rPr>
-          <w:color w:val="000000"/>
-        </w:rPr>
-        <w:t>exploratory</w:t>
-      </w:r>
-      <w:proofErr w:type="spellEnd"/>
-      <w:r>
-        <w:rPr>
-          <w:color w:val="000000"/>
-        </w:rPr>
-        <w:t xml:space="preserve"> </w:t>
-      </w:r>
-      <w:proofErr w:type="spellStart"/>
-      <w:r>
-        <w:rPr>
-          <w:color w:val="000000"/>
-        </w:rPr>
-        <w:t>environment</w:t>
-      </w:r>
-      <w:proofErr w:type="spellEnd"/>
-      <w:r>
-        <w:rPr>
-          <w:color w:val="000000"/>
-        </w:rPr>
-        <w:t xml:space="preserve"> </w:t>
-      </w:r>
-      <w:proofErr w:type="spellStart"/>
-      <w:r>
-        <w:rPr>
-          <w:color w:val="000000"/>
-        </w:rPr>
-        <w:t>to</w:t>
-      </w:r>
-      <w:proofErr w:type="spellEnd"/>
-      <w:r>
-        <w:rPr>
-          <w:color w:val="000000"/>
-        </w:rPr>
-        <w:t xml:space="preserve"> </w:t>
-      </w:r>
-      <w:proofErr w:type="spellStart"/>
-      <w:r>
-        <w:rPr>
-          <w:color w:val="000000"/>
-        </w:rPr>
-        <w:t>study</w:t>
-      </w:r>
-      <w:proofErr w:type="spellEnd"/>
-      <w:r>
-        <w:rPr>
-          <w:color w:val="000000"/>
-        </w:rPr>
-        <w:t xml:space="preserve"> </w:t>
-      </w:r>
-      <w:proofErr w:type="spellStart"/>
-      <w:r>
-        <w:rPr>
-          <w:color w:val="000000"/>
-        </w:rPr>
-        <w:t>how</w:t>
-      </w:r>
-      <w:proofErr w:type="spellEnd"/>
-      <w:r>
-        <w:rPr>
-          <w:color w:val="000000"/>
-        </w:rPr>
-        <w:t xml:space="preserve"> </w:t>
-      </w:r>
-      <w:proofErr w:type="spellStart"/>
-      <w:r>
-        <w:rPr>
-          <w:color w:val="000000"/>
-        </w:rPr>
-        <w:t>the</w:t>
-      </w:r>
-      <w:proofErr w:type="spellEnd"/>
-      <w:r>
-        <w:rPr>
-          <w:color w:val="000000"/>
-        </w:rPr>
-        <w:t xml:space="preserve"> </w:t>
-      </w:r>
-      <w:proofErr w:type="spellStart"/>
-      <w:r>
-        <w:rPr>
-          <w:color w:val="000000"/>
-        </w:rPr>
-        <w:t>organization</w:t>
-      </w:r>
-      <w:proofErr w:type="spellEnd"/>
-      <w:r>
-        <w:rPr>
-          <w:color w:val="000000"/>
-        </w:rPr>
-        <w:t xml:space="preserve"> </w:t>
-      </w:r>
-      <w:proofErr w:type="spellStart"/>
-      <w:r>
-        <w:rPr>
-          <w:color w:val="000000"/>
-        </w:rPr>
-        <w:t>of</w:t>
-      </w:r>
-      <w:proofErr w:type="spellEnd"/>
-      <w:r>
-        <w:rPr>
-          <w:color w:val="000000"/>
-        </w:rPr>
-        <w:t xml:space="preserve"> </w:t>
-      </w:r>
-      <w:proofErr w:type="spellStart"/>
-      <w:r>
-        <w:rPr>
-          <w:color w:val="000000"/>
-        </w:rPr>
-        <w:t>spaces</w:t>
-      </w:r>
-      <w:proofErr w:type="spellEnd"/>
-      <w:r>
-        <w:rPr>
-          <w:color w:val="000000"/>
-        </w:rPr>
-        <w:t xml:space="preserve">, </w:t>
-      </w:r>
-      <w:proofErr w:type="spellStart"/>
-      <w:r>
-        <w:rPr>
-          <w:color w:val="000000"/>
-        </w:rPr>
-        <w:t>groups</w:t>
-      </w:r>
-      <w:proofErr w:type="spellEnd"/>
-      <w:r>
-        <w:rPr>
-          <w:color w:val="000000"/>
-        </w:rPr>
-        <w:t xml:space="preserve">, and </w:t>
-      </w:r>
-      <w:proofErr w:type="spellStart"/>
-      <w:r>
-        <w:rPr>
-          <w:color w:val="000000"/>
-        </w:rPr>
-        <w:t>timetables</w:t>
-      </w:r>
-      <w:proofErr w:type="spellEnd"/>
-      <w:r>
-        <w:rPr>
-          <w:color w:val="000000"/>
-        </w:rPr>
-        <w:t xml:space="preserve"> </w:t>
-      </w:r>
-      <w:proofErr w:type="spellStart"/>
-      <w:r>
-        <w:rPr>
-          <w:color w:val="000000"/>
-        </w:rPr>
-        <w:t>may</w:t>
-      </w:r>
-      <w:proofErr w:type="spellEnd"/>
-      <w:r>
-        <w:rPr>
-          <w:color w:val="000000"/>
-        </w:rPr>
-        <w:t xml:space="preserve"> </w:t>
-      </w:r>
-      <w:proofErr w:type="spellStart"/>
-      <w:r>
-        <w:rPr>
-          <w:color w:val="000000"/>
-        </w:rPr>
-        <w:t>influence</w:t>
-      </w:r>
-      <w:proofErr w:type="spellEnd"/>
-      <w:r>
-        <w:rPr>
-          <w:color w:val="000000"/>
-        </w:rPr>
-        <w:t xml:space="preserve"> </w:t>
-      </w:r>
-      <w:proofErr w:type="spellStart"/>
-      <w:r>
-        <w:rPr>
-          <w:color w:val="000000"/>
-        </w:rPr>
-        <w:t>exposure</w:t>
-      </w:r>
-      <w:proofErr w:type="spellEnd"/>
-      <w:r>
-        <w:rPr>
-          <w:color w:val="000000"/>
-        </w:rPr>
-        <w:t xml:space="preserve"> </w:t>
-      </w:r>
-      <w:proofErr w:type="spellStart"/>
-      <w:r>
-        <w:rPr>
-          <w:color w:val="000000"/>
-        </w:rPr>
-        <w:t>to</w:t>
-      </w:r>
-      <w:proofErr w:type="spellEnd"/>
-      <w:r>
-        <w:rPr>
-          <w:color w:val="000000"/>
-        </w:rPr>
-        <w:t xml:space="preserve"> </w:t>
-      </w:r>
-      <w:proofErr w:type="spellStart"/>
-      <w:r>
-        <w:rPr>
-          <w:color w:val="000000"/>
-        </w:rPr>
-        <w:t>contagion</w:t>
-      </w:r>
-      <w:proofErr w:type="spellEnd"/>
-      <w:r>
-        <w:rPr>
-          <w:color w:val="000000"/>
-        </w:rPr>
-        <w:t>.</w:t>
+      <w:r>
+        <w:rPr>
+          <w:color w:val="000000"/>
+          <w:lang w:val="en-GB"/>
+        </w:rPr>
+        <w:t>This project presents the development of an interactive application for simulating the spread of contagious diseases in academic environments. The tool allows users to build customized scenarios through a graphical builder, defining the physical structure of a faculty, its academic organization, and the associated timetables. Based on this information, an agent-based simulation engine with a SEIR epidemiological structure is implemented, generating probabilistic contacts and recording infection events. The application supports individual and batch simulations, persistent storage of reusable results, and analysis through charts, tables, and a dynamic visualization on the scenario graph. The project therefore provides an exploratory environment to study how the organization of spaces, groups, and timetables may influence exposure to contagion.</w:t>
       </w:r>
     </w:p>
     <w:p>
@@ -1459,178 +179,30 @@
         <w:ind w:left="482" w:right="482"/>
         <w:rPr>
           <w:color w:val="000000"/>
-        </w:rPr>
-      </w:pPr>
-      <w:proofErr w:type="spellStart"/>
+          <w:lang w:val="en-GB"/>
+        </w:rPr>
+      </w:pPr>
       <w:r>
         <w:rPr>
           <w:b/>
           <w:color w:val="000000"/>
-        </w:rPr>
-        <w:t>Index</w:t>
-      </w:r>
-      <w:proofErr w:type="spellEnd"/>
-      <w:r>
-        <w:rPr>
-          <w:b/>
-          <w:color w:val="000000"/>
-        </w:rPr>
-        <w:t xml:space="preserve"> </w:t>
-      </w:r>
-      <w:proofErr w:type="spellStart"/>
-      <w:r>
-        <w:rPr>
-          <w:b/>
-          <w:color w:val="000000"/>
-        </w:rPr>
-        <w:t>Terms</w:t>
-      </w:r>
-      <w:proofErr w:type="spellEnd"/>
-      <w:r>
-        <w:rPr>
-          <w:color w:val="000000"/>
+          <w:lang w:val="en-GB"/>
+        </w:rPr>
+        <w:t>Index Terms</w:t>
+      </w:r>
+      <w:r>
+        <w:rPr>
+          <w:color w:val="000000"/>
+          <w:lang w:val="en-GB"/>
         </w:rPr>
         <w:t>—</w:t>
       </w:r>
-      <w:proofErr w:type="spellStart"/>
-      <w:r>
-        <w:rPr>
-          <w:color w:val="000000"/>
-        </w:rPr>
-        <w:t>Epidemiological</w:t>
-      </w:r>
-      <w:proofErr w:type="spellEnd"/>
-      <w:r>
-        <w:rPr>
-          <w:color w:val="000000"/>
-        </w:rPr>
-        <w:t xml:space="preserve"> </w:t>
-      </w:r>
-      <w:proofErr w:type="spellStart"/>
-      <w:r>
-        <w:rPr>
-          <w:color w:val="000000"/>
-        </w:rPr>
-        <w:t>simulation</w:t>
-      </w:r>
-      <w:proofErr w:type="spellEnd"/>
-      <w:r>
-        <w:rPr>
-          <w:color w:val="000000"/>
-        </w:rPr>
-        <w:t xml:space="preserve">, </w:t>
-      </w:r>
-      <w:proofErr w:type="spellStart"/>
-      <w:r>
-        <w:rPr>
-          <w:color w:val="000000"/>
-        </w:rPr>
-        <w:t>agent-based</w:t>
-      </w:r>
-      <w:proofErr w:type="spellEnd"/>
-      <w:r>
-        <w:rPr>
-          <w:color w:val="000000"/>
-        </w:rPr>
-        <w:t xml:space="preserve"> </w:t>
-      </w:r>
-      <w:proofErr w:type="spellStart"/>
-      <w:r>
-        <w:rPr>
-          <w:color w:val="000000"/>
-        </w:rPr>
-        <w:t>models</w:t>
-      </w:r>
-      <w:proofErr w:type="spellEnd"/>
-      <w:r>
-        <w:rPr>
-          <w:color w:val="000000"/>
-        </w:rPr>
-        <w:t xml:space="preserve">, </w:t>
-      </w:r>
-      <w:proofErr w:type="spellStart"/>
-      <w:r>
-        <w:rPr>
-          <w:color w:val="000000"/>
-        </w:rPr>
-        <w:t>academic</w:t>
-      </w:r>
-      <w:proofErr w:type="spellEnd"/>
-      <w:r>
-        <w:rPr>
-          <w:color w:val="000000"/>
-        </w:rPr>
-        <w:t xml:space="preserve"> </w:t>
-      </w:r>
-      <w:proofErr w:type="spellStart"/>
-      <w:r>
-        <w:rPr>
-          <w:color w:val="000000"/>
-        </w:rPr>
-        <w:t>environment</w:t>
-      </w:r>
-      <w:proofErr w:type="spellEnd"/>
-      <w:r>
-        <w:rPr>
-          <w:color w:val="000000"/>
-        </w:rPr>
-        <w:t xml:space="preserve">, SEIR </w:t>
-      </w:r>
-      <w:proofErr w:type="spellStart"/>
-      <w:r>
-        <w:rPr>
-          <w:color w:val="000000"/>
-        </w:rPr>
-        <w:t>model</w:t>
-      </w:r>
-      <w:proofErr w:type="spellEnd"/>
-      <w:r>
-        <w:rPr>
-          <w:color w:val="000000"/>
-        </w:rPr>
-        <w:t xml:space="preserve">, data </w:t>
-      </w:r>
-      <w:proofErr w:type="spellStart"/>
-      <w:r>
-        <w:rPr>
-          <w:color w:val="000000"/>
-        </w:rPr>
-        <w:t>visualization</w:t>
-      </w:r>
-      <w:proofErr w:type="spellEnd"/>
-      <w:r>
-        <w:rPr>
-          <w:color w:val="000000"/>
-        </w:rPr>
-        <w:t xml:space="preserve">, </w:t>
-      </w:r>
-      <w:proofErr w:type="spellStart"/>
-      <w:r>
-        <w:rPr>
-          <w:color w:val="000000"/>
-        </w:rPr>
-        <w:t>academic</w:t>
-      </w:r>
-      <w:proofErr w:type="spellEnd"/>
-      <w:r>
-        <w:rPr>
-          <w:color w:val="000000"/>
-        </w:rPr>
-        <w:t xml:space="preserve"> </w:t>
-      </w:r>
-      <w:proofErr w:type="spellStart"/>
-      <w:r>
-        <w:rPr>
-          <w:color w:val="000000"/>
-        </w:rPr>
-        <w:t>timetables</w:t>
-      </w:r>
-      <w:proofErr w:type="spellEnd"/>
-      <w:r>
-        <w:rPr>
-          <w:color w:val="000000"/>
-        </w:rPr>
-        <w:t>, PySide6.</w:t>
+      <w:r>
+        <w:rPr>
+          <w:color w:val="000000"/>
+          <w:lang w:val="en-GB"/>
+        </w:rPr>
+        <w:t>Epidemiological simulation, agent-based models, academic environment, SEIR model, data visualization, academic timetables, PySide6.</w:t>
       </w:r>
     </w:p>
     <w:p>
@@ -1638,6 +210,7 @@
         <w:rPr>
           <w:sz w:val="18"/>
           <w:szCs w:val="18"/>
+          <w:lang w:val="en-GB"/>
         </w:rPr>
       </w:pPr>
     </w:p>
@@ -2077,7 +650,43 @@
         <w:rPr>
           <w:color w:val="000000"/>
         </w:rPr>
-        <w:t xml:space="preserve">El resto del documento se organiza de la siguiente forma. En primer lugar, se presentan los objetivos y el alcance del proyecto, delimitando las funcionalidades desarrolladas y las simplificaciones asumidas. A continuación, se revisa el contexto y el estado del arte, con especial atención a los modelos epidemiológicos compartimentales, los modelos basados en agentes y las herramientas que han servido como referencia metodológica. Posteriormente, se describe la metodología seguida y el proceso de desarrollo de la aplicación, incluyendo el modelo de datos, el </w:t>
+        <w:t xml:space="preserve">El resto del documento se organiza de la siguiente forma. </w:t>
+      </w:r>
+      <w:r>
+        <w:rPr>
+          <w:color w:val="000000"/>
+        </w:rPr>
+        <w:t>En la sección 1:</w:t>
+      </w:r>
+      <w:r>
+        <w:rPr>
+          <w:color w:val="000000"/>
+        </w:rPr>
+        <w:t xml:space="preserve"> se presentan los objetivos y el alcance del proyecto, delimitando las funcionalidades desarrolladas y las simplificaciones asumidas. </w:t>
+      </w:r>
+      <w:r>
+        <w:rPr>
+          <w:color w:val="000000"/>
+        </w:rPr>
+        <w:t>En la sección 2:</w:t>
+      </w:r>
+      <w:r>
+        <w:rPr>
+          <w:color w:val="000000"/>
+        </w:rPr>
+        <w:t xml:space="preserve"> se revisa el contexto y el estado del arte, con especial atención a los modelos epidemiológicos compartimentales, los modelos basados en agentes y las herramientas que han servido como referencia metodológica. </w:t>
+      </w:r>
+      <w:r>
+        <w:rPr>
+          <w:color w:val="000000"/>
+        </w:rPr>
+        <w:t>En la sección 3:</w:t>
+      </w:r>
+      <w:r>
+        <w:rPr>
+          <w:color w:val="000000"/>
+        </w:rPr>
+        <w:t xml:space="preserve"> se describe la metodología seguida y el proceso de desarrollo de la aplicación, incluyendo el modelo de datos, el </w:t>
       </w:r>
       <w:proofErr w:type="spellStart"/>
       <w:r>
@@ -2091,7 +700,37 @@
         <w:rPr>
           <w:color w:val="000000"/>
         </w:rPr>
-        <w:t>, el motor de simulación, la persistencia de resultados y el sistema de visualización. Finalmente, se presentan los resultados obtenidos, se discute la aportación específica del proyecto frente a herramientas existentes y se exponen las conclusiones junto con posibles líneas de trabajo futuro.</w:t>
+        <w:t xml:space="preserve">, el motor de simulación, la persistencia de resultados y el sistema de visualización. </w:t>
+      </w:r>
+      <w:r>
+        <w:rPr>
+          <w:color w:val="000000"/>
+        </w:rPr>
+        <w:t>En la sección 4:</w:t>
+      </w:r>
+      <w:r>
+        <w:rPr>
+          <w:color w:val="000000"/>
+        </w:rPr>
+        <w:t xml:space="preserve"> se presentan los resultados obtenidos</w:t>
+      </w:r>
+      <w:r>
+        <w:rPr>
+          <w:color w:val="000000"/>
+        </w:rPr>
+        <w:t>. En la sección 5:</w:t>
+      </w:r>
+      <w:r>
+        <w:rPr>
+          <w:color w:val="000000"/>
+        </w:rPr>
+        <w:t xml:space="preserve"> se discute la aportación específica del proyecto frente a herramientas existentes y se exponen las conclusiones junto con posibles líneas de trabajo futuro</w:t>
+      </w:r>
+      <w:r>
+        <w:rPr>
+          <w:color w:val="000000"/>
+        </w:rPr>
+        <w:t>.</w:t>
       </w:r>
     </w:p>
     <w:p>
@@ -2108,14 +747,6 @@
     </w:p>
     <w:p>
       <w:pPr>
-        <w:pStyle w:val="Heading3"/>
-      </w:pPr>
-      <w:r>
-        <w:t>1.1.1 Objetivo general</w:t>
-      </w:r>
-    </w:p>
-    <w:p>
-      <w:pPr>
         <w:pStyle w:val="PARAGRAPH"/>
         <w:spacing w:line="240" w:lineRule="auto"/>
         <w:ind w:firstLine="0"/>
@@ -2124,19 +755,19 @@
         <w:rPr>
           <w:color w:val="000000" w:themeColor="text1"/>
         </w:rPr>
-        <w:t>Desarrollar una aplicación interactiva que permita al usuario crear un escenario académico personalizado (a partir de información estructural como clases</w:t>
+        <w:t>El objetivo general de este trabajo es d</w:t>
       </w:r>
       <w:r>
         <w:rPr>
           <w:color w:val="000000" w:themeColor="text1"/>
         </w:rPr>
-        <w:t>,</w:t>
+        <w:t>esarrollar una aplicación interactiva que permita al usuario crear un escenario académico personalizado (a partir de información estructural como clases, carreras y horarios) y ejecutar simulaciones en masa de propagación de una enfermedad contagiosa mediante un enfoque basado en agentes, proporcionando finalmente herramientas de análisis y visualización para estudiar el impacto de la organización académica sobre la exposición al contagio</w:t>
       </w:r>
       <w:r>
         <w:rPr>
           <w:color w:val="000000" w:themeColor="text1"/>
         </w:rPr>
-        <w:t xml:space="preserve"> carreras y horarios) y ejecutar simulaciones en masa de propagación de una enfermedad contagiosa mediante un enfoque basado en agentes, proporcionando finalmente herramientas de análisis y visualización para estudiar el impacto de la organización académica sobre la exposición al contagio.</w:t>
+        <w:t>.</w:t>
       </w:r>
     </w:p>
     <w:p>
@@ -2144,7 +775,13 @@
         <w:pStyle w:val="Heading3"/>
       </w:pPr>
       <w:r>
-        <w:t>1.1.2 Objetivos específicos</w:t>
+        <w:t>1.1.</w:t>
+      </w:r>
+      <w:r>
+        <w:t>1</w:t>
+      </w:r>
+      <w:r>
+        <w:t xml:space="preserve"> Objetivos específicos</w:t>
       </w:r>
     </w:p>
     <w:p>
@@ -2372,13 +1009,7 @@
         <w:rPr>
           <w:color w:val="000000"/>
         </w:rPr>
-        <w:t xml:space="preserve"> en base a resultados </w:t>
-      </w:r>
-      <w:r>
-        <w:rPr>
-          <w:color w:val="000000"/>
-        </w:rPr>
-        <w:t>extraídos de la aplicación.</w:t>
+        <w:t xml:space="preserve"> en base a resultados extraídos de la aplicación.</w:t>
       </w:r>
     </w:p>
     <w:p>
@@ -2398,7 +1029,13 @@
         <w:pStyle w:val="PARAGRAPHnoindent"/>
       </w:pPr>
       <w:r>
-        <w:t>El proyecto se centra en la simulación de la propagación interna de una enfermedad contagiosa dentro de un entorno académico. Por este motivo, el modelo considera principalmente los contactos que se producen dentro de la facultad creada por el usuario. Las infecciones externas pueden utilizarse para introducir la enfermedad al inicio de la simulación, pero el análisis se orienta a estudiar la transmisión generada por la propia estructura académica y espacial del escenario.</w:t>
+        <w:t>El proyecto se centra en la simulación de la propagación interna de una enfermedad contagiosa dentro de un entorno académico. Por este motivo, el modelo considera principalmente los contactos que se producen dentro de</w:t>
+      </w:r>
+      <w:r>
+        <w:t>l entorno creado por el usuario</w:t>
+      </w:r>
+      <w:r>
+        <w:t>. Las infecciones externas pueden utilizarse para introducir la enfermedad al inicio de la simulación, pero el análisis se orienta a estudiar la transmisión generada por la propia estructura académica y espacial del escenario.</w:t>
       </w:r>
     </w:p>
     <w:p>
@@ -2468,6 +1105,9 @@
       </w:r>
       <w:proofErr w:type="spellEnd"/>
       <w:r>
+        <w:t xml:space="preserve"> [1]</w:t>
+      </w:r>
+      <w:r>
         <w:t xml:space="preserve"> y </w:t>
       </w:r>
       <w:proofErr w:type="spellStart"/>
@@ -2476,7 +1116,13 @@
       </w:r>
       <w:proofErr w:type="spellEnd"/>
       <w:r>
-        <w:t xml:space="preserve"> Outbreak.</w:t>
+        <w:t xml:space="preserve"> Outbreak</w:t>
+      </w:r>
+      <w:r>
+        <w:t xml:space="preserve"> [2]</w:t>
+      </w:r>
+      <w:r>
+        <w:t>.</w:t>
       </w:r>
     </w:p>
     <w:p>
@@ -2489,7 +1135,19 @@
     </w:p>
     <w:p>
       <w:r>
-        <w:t>Los modelos epidemiológicos compartimentales representan la población dividida en estados relacionados con la enfermedad. Uno de los modelos más conocidos es el modelo SIR, que clasifica a los individuos en susceptibles, infecciosos y recuperados. Una extensión habitual es el modelo SEIR, que añade el estado expuesto para representar individuos infectados que todavía no transmiten la enfermedad.</w:t>
+        <w:t>Los modelos epidemiológicos compartimentales representan la población dividida en estados relacionados con la enfermedad. Uno de los modelos más conocidos es el modelo SIR</w:t>
+      </w:r>
+      <w:r>
+        <w:t xml:space="preserve"> [3]</w:t>
+      </w:r>
+      <w:r>
+        <w:t>, que clasifica a los individuos en susceptibles, infecciosos y recuperados. Una extensión habitual es el modelo SEIR</w:t>
+      </w:r>
+      <w:r>
+        <w:t xml:space="preserve"> [4]</w:t>
+      </w:r>
+      <w:r>
+        <w:t>, que añade el estado expuesto para representar individuos infectados que todavía no transmiten la enfermedad.</w:t>
       </w:r>
     </w:p>
     <w:p/>
@@ -2781,44 +1439,6 @@
       </w:r>
     </w:p>
     <w:p>
-      <w:proofErr w:type="spellStart"/>
-      <w:r>
-        <w:t>Covasim</w:t>
-      </w:r>
-      <w:proofErr w:type="spellEnd"/>
-      <w:r>
-        <w:t xml:space="preserve"> y </w:t>
-      </w:r>
-      <w:proofErr w:type="spellStart"/>
-      <w:r>
-        <w:t>Operation</w:t>
-      </w:r>
-      <w:proofErr w:type="spellEnd"/>
-      <w:r>
-        <w:t xml:space="preserve"> Outbreak representan dos enfoques complementarios. </w:t>
-      </w:r>
-      <w:proofErr w:type="spellStart"/>
-      <w:r>
-        <w:t>Covasim</w:t>
-      </w:r>
-      <w:proofErr w:type="spellEnd"/>
-      <w:r>
-        <w:t xml:space="preserve"> aporta una base metodológica sólida para la simulación epidemiológica basada en agentes, con estados de enfermedad, contactos probabilísticos, intervenciones y reproducibilidad. </w:t>
-      </w:r>
-      <w:proofErr w:type="spellStart"/>
-      <w:r>
-        <w:t>Operation</w:t>
-      </w:r>
-      <w:proofErr w:type="spellEnd"/>
-      <w:r>
-        <w:t xml:space="preserve"> Outbreak aporta la idea de simular contagios a partir de interacciones situadas en un contexto real y de utilizar la visualización como herramienta de aprendizaje e interpretación.</w:t>
-      </w:r>
-    </w:p>
-    <w:p/>
-    <w:p>
-      <w:pPr>
-        <w:ind w:firstLine="266"/>
-      </w:pPr>
       <w:r>
         <w:t xml:space="preserve">La aplicación desarrollada combina elementos de ambos enfoques, pero los adapta al caso concreto de una facultad. Del enfoque de </w:t>
       </w:r>
@@ -2938,7 +1558,10 @@
         </w:rPr>
       </w:pPr>
       <w:r>
-        <w:t>El desarrollo del proyecto se ha planteado de forma modular e incremental, separando la aplicación en tres bloques principales: construcción del entorno académico, ejecución de simulaciones y visualización de resultados. Esta división responde a la necesidad de que el usuario pueda definir primero una facultad concreta, configurar posteriormente las condiciones de simulación y, finalmente, analizar los resultados obtenidos sin que estos tres procesos estén fuertemente acoplados entre sí.</w:t>
+        <w:t>El desarrollo del proyecto se ha planteado de forma modular e incremental, separando la aplicación en tres bloques principales: construcción del entorno académico, ejecución de simulaciones y visualización de resultados. Esta división responde a la necesidad de que el usuario pueda definir primero una facultad concreta, configurar posteriormente las condiciones de simulación y, final</w:t>
+      </w:r>
+      <w:r>
+        <w:t>mente, analizar los resultados obtenidos sin que estos tres procesos estén fuertemente acoplados entre sí.</w:t>
       </w:r>
     </w:p>
     <w:p>
@@ -3032,7 +1655,11 @@
         <w:ind w:firstLine="238"/>
       </w:pPr>
       <w:r>
-        <w:t>La estructura física describe los espacios existentes dentro de la facultad. Esta estructura se representa como un grafo jerárquico en el que la facultad actúa como nodo raíz. A partir de este nodo pueden crearse grupos de espacios y espacios concretos. Los grupos permiten organizar visualmente la facultad en plantas, zonas o bloques, mientras que los espacios representan lugares donde pueden encontrarse los agentes durante la simulación.</w:t>
+        <w:t xml:space="preserve">La estructura física describe los espacios existentes dentro de la facultad. Esta estructura se representa como un grafo jerárquico en el que la facultad actúa como nodo raíz. A partir de este nodo pueden crearse grupos de espacios y espacios concretos. Los grupos permiten organizar visualmente la facultad en plantas, zonas o bloques, mientras que los espacios representan lugares donde </w:t>
+      </w:r>
+      <w:r>
+        <w:lastRenderedPageBreak/>
+        <w:t>pueden encontrarse los agentes durante la simulación.</w:t>
       </w:r>
     </w:p>
     <w:p/>
@@ -3134,10 +1761,7 @@
       </w:r>
       <w:proofErr w:type="spellEnd"/>
       <w:r>
-        <w:t>, el usuario puede crear grados, cursos y grupos, así como definir los hora</w:t>
-      </w:r>
-      <w:r>
-        <w:t>rios asociados. Esta funcionalidad es esencial para el motor de simulación, ya que los horarios determinan dónde debe encontrarse cada agente en cada momento. De este modo, la simulación no depende de una distribución espacial fija, sino de la planificación académica introducida por el usuario.</w:t>
+        <w:t>, el usuario puede crear grados, cursos y grupos, así como definir los horarios asociados. Esta funcionalidad es esencial para el motor de simulación, ya que los horarios determinan dónde debe encontrarse cada agente en cada momento. De este modo, la simulación no depende de una distribución espacial fija, sino de la planificación académica introducida por el usuario.</w:t>
       </w:r>
     </w:p>
     <w:p/>
@@ -3154,7 +1778,10 @@
       </w:r>
       <w:proofErr w:type="spellEnd"/>
       <w:r>
-        <w:t xml:space="preserve"> se diseñó con guardado persistente, de manera que las facultades creadas pueden reutilizarse en distintas sesiones. Esto convierte la aplicación en una herramienta práctica para construir escenarios, modificarlos y ejecutar diferentes simulaciones sobre una misma estructura base.</w:t>
+        <w:t xml:space="preserve"> se diseñó con guardado persistente, de ma</w:t>
+      </w:r>
+      <w:r>
+        <w:t>nera que las facultades creadas pueden reutilizarse en distintas sesiones. Esto convierte la aplicación en una herramienta práctica para construir escenarios, modificarlos y ejecutar diferentes simulaciones sobre una misma estructura base.</w:t>
       </w:r>
     </w:p>
     <w:p>
@@ -3232,11 +1859,7 @@
         <w:ind w:firstLine="238"/>
       </w:pPr>
       <w:r>
-        <w:t xml:space="preserve">Durante los huecos entre clases, los agentes pueden permanecer en la facultad o salir de ella. La probabilidad de permanencia disminuye a medida que aumenta la duración del hueco. Si el agente permanece dentro de la facultad, se asigna a un pasillo o a un espacio común disponible. Esta asignación permite generar contactos fuera de las clases programadas sin necesidad de definir manualmente todas las actividades informales. Al finalizar la última actividad académica del día, los agentes </w:t>
-      </w:r>
-      <w:r>
-        <w:lastRenderedPageBreak/>
-        <w:t>abandonan la facultad, y al cierre de la jornada todos los agentes quedan fuera del entorno simulado.</w:t>
+        <w:t>Durante los huecos entre clases, los agentes pueden permanecer en la facultad o salir de ella. La probabilidad de permanencia disminuye a medida que aumenta la duración del hueco. Si el agente permanece dentro de la facultad, se asigna a un pasillo o a un espacio común disponible. Esta asignación permite generar contactos fuera de las clases programadas sin necesidad de definir manualmente todas las actividades informales. Al finalizar la última actividad académica del día, los agentes abandonan la facultad, y al cierre de la jornada todos los agentes quedan fuera del entorno simulado.</w:t>
       </w:r>
     </w:p>
     <w:p>
@@ -3256,7 +1879,11 @@
         <w:t>estándar</w:t>
       </w:r>
       <w:r>
-        <w:t>. Cada agente puede encontrarse en uno de cuatro estados principales: susceptible, expuesto, infeccioso o recuperado. Los agentes susceptibles pueden infectarse si tienen contacto efectivo con un agente infeccioso. Los agentes expuestos representan individuos infectados que todavía no transmiten la enfermedad. Tras un periodo de latencia, pasan al estado infeccioso. Finalmente, tras un periodo de infección, pasan al estado recuperado.</w:t>
+        <w:t xml:space="preserve">. Cada agente puede encontrarse en uno de cuatro estados principales: susceptible, expuesto, infeccioso o recuperado. Los agentes susceptibles pueden infectarse si tienen contacto efectivo con un agente </w:t>
+      </w:r>
+      <w:r>
+        <w:lastRenderedPageBreak/>
+        <w:t>infeccioso. Los agentes expuestos representan individuos infectados que todavía no transmiten la enfermedad. Tras un periodo de latencia, pasan al estado infeccioso. Finalmente, tras un periodo de infección, pasan al estado recuperado.</w:t>
       </w:r>
     </w:p>
     <w:p/>
@@ -3319,49 +1946,211 @@
       <w:pPr>
         <w:ind w:firstLine="238"/>
       </w:pPr>
-      <w:r>
-        <w:t xml:space="preserve">p = β · </w:t>
-      </w:r>
-      <w:proofErr w:type="spellStart"/>
-      <w:r>
-        <w:t>m_espacio</w:t>
-      </w:r>
-      <w:proofErr w:type="spellEnd"/>
-      <w:r>
-        <w:t xml:space="preserve"> · </w:t>
-      </w:r>
-      <w:proofErr w:type="spellStart"/>
-      <w:r>
-        <w:t>m_tiempo</w:t>
-      </w:r>
-      <w:proofErr w:type="spellEnd"/>
-      <w:r>
-        <w:t xml:space="preserve"> · i(t)</w:t>
-      </w:r>
+      <m:oMathPara>
+        <m:oMath>
+          <m:r>
+            <w:rPr>
+              <w:rFonts w:ascii="Cambria Math" w:hAnsi="Cambria Math"/>
+            </w:rPr>
+            <m:t>p= β ∙</m:t>
+          </m:r>
+          <m:sSub>
+            <m:sSubPr>
+              <m:ctrlPr>
+                <w:rPr>
+                  <w:rFonts w:ascii="Cambria Math" w:hAnsi="Cambria Math"/>
+                  <w:i/>
+                </w:rPr>
+              </m:ctrlPr>
+            </m:sSubPr>
+            <m:e>
+              <m:r>
+                <w:rPr>
+                  <w:rFonts w:ascii="Cambria Math" w:hAnsi="Cambria Math"/>
+                </w:rPr>
+                <m:t>m</m:t>
+              </m:r>
+            </m:e>
+            <m:sub>
+              <m:r>
+                <w:rPr>
+                  <w:rFonts w:ascii="Cambria Math" w:hAnsi="Cambria Math"/>
+                </w:rPr>
+                <m:t>espacio</m:t>
+              </m:r>
+            </m:sub>
+          </m:sSub>
+          <m:r>
+            <w:rPr>
+              <w:rFonts w:ascii="Cambria Math" w:hAnsi="Cambria Math"/>
+            </w:rPr>
+            <m:t>∙</m:t>
+          </m:r>
+          <m:sSub>
+            <m:sSubPr>
+              <m:ctrlPr>
+                <w:rPr>
+                  <w:rFonts w:ascii="Cambria Math" w:hAnsi="Cambria Math"/>
+                  <w:i/>
+                </w:rPr>
+              </m:ctrlPr>
+            </m:sSubPr>
+            <m:e>
+              <m:r>
+                <w:rPr>
+                  <w:rFonts w:ascii="Cambria Math" w:hAnsi="Cambria Math"/>
+                </w:rPr>
+                <m:t>m</m:t>
+              </m:r>
+            </m:e>
+            <m:sub>
+              <m:r>
+                <w:rPr>
+                  <w:rFonts w:ascii="Cambria Math" w:hAnsi="Cambria Math"/>
+                </w:rPr>
+                <m:t>tiempo</m:t>
+              </m:r>
+            </m:sub>
+          </m:sSub>
+          <m:r>
+            <w:rPr>
+              <w:rFonts w:ascii="Cambria Math" w:hAnsi="Cambria Math"/>
+            </w:rPr>
+            <m:t>∙</m:t>
+          </m:r>
+          <m:r>
+            <w:rPr>
+              <w:rFonts w:ascii="Cambria Math" w:hAnsi="Cambria Math"/>
+            </w:rPr>
+            <m:t xml:space="preserve"> i(t)</m:t>
+          </m:r>
+        </m:oMath>
+      </m:oMathPara>
     </w:p>
     <w:p/>
     <w:p>
       <w:r>
-        <w:t xml:space="preserve">donde β representa la probabilidad base de transmisión de la enfermedad, </w:t>
-      </w:r>
-      <w:proofErr w:type="spellStart"/>
-      <w:r>
-        <w:t>m_espacio</w:t>
-      </w:r>
-      <w:proofErr w:type="spellEnd"/>
-      <w:r>
-        <w:t xml:space="preserve"> es un modificador asociado al tipo de espacio, </w:t>
-      </w:r>
-      <w:proofErr w:type="spellStart"/>
-      <w:r>
-        <w:t>m_tiempo</w:t>
-      </w:r>
-      <w:proofErr w:type="spellEnd"/>
-      <w:r>
-        <w:t xml:space="preserve"> representa el efecto de la duración de la exposición e i(t) representa la infectividad </w:t>
-      </w:r>
-      <w:r>
-        <w:t>del agente en función del tiempo transcurrido desde su infección.</w:t>
+        <w:t xml:space="preserve">donde </w:t>
+      </w:r>
+      <m:oMath>
+        <m:r>
+          <w:rPr>
+            <w:rFonts w:ascii="Cambria Math" w:hAnsi="Cambria Math"/>
+          </w:rPr>
+          <m:t>β</m:t>
+        </m:r>
+      </m:oMath>
+      <w:r>
+        <w:t xml:space="preserve"> representa la probabilidad base de transmisión de la enfermedad, </w:t>
+      </w:r>
+      <m:oMath>
+        <m:sSub>
+          <m:sSubPr>
+            <m:ctrlPr>
+              <w:rPr>
+                <w:rFonts w:ascii="Cambria Math" w:hAnsi="Cambria Math"/>
+                <w:i/>
+              </w:rPr>
+            </m:ctrlPr>
+          </m:sSubPr>
+          <m:e>
+            <m:r>
+              <w:rPr>
+                <w:rFonts w:ascii="Cambria Math" w:hAnsi="Cambria Math"/>
+              </w:rPr>
+              <m:t>m</m:t>
+            </m:r>
+          </m:e>
+          <m:sub>
+            <m:r>
+              <w:rPr>
+                <w:rFonts w:ascii="Cambria Math" w:hAnsi="Cambria Math"/>
+              </w:rPr>
+              <m:t>espacio</m:t>
+            </m:r>
+          </m:sub>
+        </m:sSub>
+        <m:r>
+          <w:rPr>
+            <w:rFonts w:ascii="Cambria Math" w:hAnsi="Cambria Math"/>
+          </w:rPr>
+          <m:t xml:space="preserve"> </m:t>
+        </m:r>
+      </m:oMath>
+      <w:r>
+        <w:t xml:space="preserve">es un modificador asociado al tipo de espacio, </w:t>
+      </w:r>
+      <m:oMath>
+        <m:sSub>
+          <m:sSubPr>
+            <m:ctrlPr>
+              <w:rPr>
+                <w:rFonts w:ascii="Cambria Math" w:hAnsi="Cambria Math"/>
+                <w:i/>
+              </w:rPr>
+            </m:ctrlPr>
+          </m:sSubPr>
+          <m:e>
+            <m:r>
+              <w:rPr>
+                <w:rFonts w:ascii="Cambria Math" w:hAnsi="Cambria Math"/>
+              </w:rPr>
+              <m:t>m</m:t>
+            </m:r>
+          </m:e>
+          <m:sub>
+            <m:r>
+              <w:rPr>
+                <w:rFonts w:ascii="Cambria Math" w:hAnsi="Cambria Math"/>
+              </w:rPr>
+              <m:t>tiempo</m:t>
+            </m:r>
+          </m:sub>
+        </m:sSub>
+        <m:r>
+          <w:rPr>
+            <w:rFonts w:ascii="Cambria Math" w:hAnsi="Cambria Math"/>
+          </w:rPr>
+          <m:t xml:space="preserve"> </m:t>
+        </m:r>
+      </m:oMath>
+      <w:r>
+        <w:t xml:space="preserve">representa el efecto de la duración de la exposición e </w:t>
+      </w:r>
+      <m:oMath>
+        <m:r>
+          <w:rPr>
+            <w:rFonts w:ascii="Cambria Math" w:hAnsi="Cambria Math"/>
+          </w:rPr>
+          <m:t>i</m:t>
+        </m:r>
+        <m:d>
+          <m:dPr>
+            <m:ctrlPr>
+              <w:rPr>
+                <w:rFonts w:ascii="Cambria Math" w:hAnsi="Cambria Math"/>
+                <w:i/>
+              </w:rPr>
+            </m:ctrlPr>
+          </m:dPr>
+          <m:e>
+            <m:r>
+              <w:rPr>
+                <w:rFonts w:ascii="Cambria Math" w:hAnsi="Cambria Math"/>
+              </w:rPr>
+              <m:t>t</m:t>
+            </m:r>
+          </m:e>
+        </m:d>
+        <m:r>
+          <w:rPr>
+            <w:rFonts w:ascii="Cambria Math" w:hAnsi="Cambria Math"/>
+          </w:rPr>
+          <m:t xml:space="preserve"> </m:t>
+        </m:r>
+      </m:oMath>
+      <w:r>
+        <w:t>representa la infectividad del agente en función del tiempo transcurrido desde su infección.</w:t>
       </w:r>
     </w:p>
     <w:p/>
@@ -3370,7 +2159,10 @@
         <w:ind w:firstLine="238"/>
       </w:pPr>
       <w:r>
-        <w:t>Cuando se produce un contagio, el motor registra el evento de infección. Este registro incluye información como el agente infectado, el agente transmisor, el espacio donde se produjo el contagio y la franja temporal correspondiente. Esta trazabilidad es importante porque permite analizar no solo cuántos contagios se han producido, sino también dónde y entre qué grupos se han generado.</w:t>
+        <w:t xml:space="preserve">Cuando se produce un contagio, el motor registra el evento de infección. Este registro incluye información como el agente infectado, el agente transmisor, el espacio donde se produjo el contagio y la franja temporal correspondiente. Esta trazabilidad es importante porque permite analizar no solo cuántos contagios se han producido, </w:t>
+      </w:r>
+      <w:r>
+        <w:t>sino también dónde y entre qué grupos se han generado.</w:t>
       </w:r>
     </w:p>
     <w:p>
@@ -3468,12 +2260,19 @@
         <w:jc w:val="both"/>
       </w:pPr>
       <w:r>
+        <w:lastRenderedPageBreak/>
         <w:t>3.10 Visualización de resultados</w:t>
       </w:r>
     </w:p>
     <w:p>
       <w:r>
-        <w:t>El módulo de visualización se diseñó como una fase posterior al cálculo de la simulación. Es decir, el motor ejecuta primero la simulación y genera los archivos de resultados; posteriormente, el visualizador carga esa información y la transforma en representaciones gráficas e interactivas. Esta separación evita que el rendimiento del motor dependa de la animación en pantalla y permite reproducir o revisar una simulación ya calculada tantas veces como sea necesario.</w:t>
+        <w:t>El módulo de visualización se diseñ</w:t>
+      </w:r>
+      <w:r>
+        <w:t>a</w:t>
+      </w:r>
+      <w:r>
+        <w:t xml:space="preserve"> como una fase posterior al cálculo de la simulación. Es decir, el motor ejecuta primero la simulación y genera los archivos de resultados; posteriormente, el visualizador carga esa información y la transforma en representaciones gráficas e interactivas. Esta separación evita que el rendimiento del motor dependa de la animación en pantalla y permite reproducir o revisar una simulación ya calculada tantas veces como sea necesario.</w:t>
       </w:r>
     </w:p>
     <w:p>
@@ -3499,10 +2298,7 @@
         <w:ind w:firstLine="238"/>
       </w:pPr>
       <w:r>
-        <w:t>La visualización dinámica no pretende reconstruir de forma físicamente exacta los desplazamientos dentro del edificio. Su objetivo es representar de manera comprensible la evolución de los agentes, la ocupación de los espacios y la aparición de eventos de infección. Por este motivo, se prioriza la claridad interpretativa frente al realismo físico del movimiento</w:t>
-      </w:r>
-      <w:r>
-        <w:t>.</w:t>
+        <w:t>La visualización dinámica no pretende reconstruir de forma físicamente exacta los desplazamientos dentro del edificio. Su objetivo es representar de manera comprensible la evolución de los agentes, la ocupación de los espacios y la aparición de eventos de infección. Por este motivo, se prioriza la claridad interpretativa frente al realismo físico del movimiento.</w:t>
       </w:r>
     </w:p>
     <w:p>
@@ -3516,13 +2312,7 @@
     </w:p>
     <w:p>
       <w:r>
-        <w:t xml:space="preserve">La aplicación se ha desarrollado como una </w:t>
-      </w:r>
-      <w:r>
-        <w:t>aplicación</w:t>
-      </w:r>
-      <w:r>
-        <w:t xml:space="preserve"> de escritorio en Python, utilizando una interfaz gráfica basada en PySide6. La elección de Python permite combinar con facilidad lógica de simulación, manipulación de datos, persistencia en archivos y visualización. Además, al tratarse de una aplicación local, el usuario puede crear facultades, ejecutar simulaciones y consultar resultados sin depender de un servidor externo.</w:t>
+        <w:t>La aplicación se desarrolla como una aplicación de escritorio en Python, utilizando una interfaz gráfica basada en PySide6. La elección de Python permite combinar con facilidad lógica de simulación, manipulación de datos, persistencia en archivos y visualización. Además, al tratarse de una aplicación local, el usuario puede crear facultades, ejecutar simulaciones y consultar resultados sin depender de un servidor externo.</w:t>
       </w:r>
     </w:p>
     <w:p/>
@@ -3531,7 +2321,13 @@
         <w:ind w:firstLine="238"/>
       </w:pPr>
       <w:r>
-        <w:t>El desarrollo se organizó separando la interfaz gráfica de la lógica interna. La interfaz permite al usuario interactuar con la aplicación, mientras que el motor de simulación y el modelo de datos se mantienen como componentes independientes. Esta separación facilita futuras ampliaciones, como añadir nuevos tipos de espacios, incorporar intervenciones, modificar el modelo epidemiológico o crear nuevas visualizaciones.</w:t>
+        <w:t>El desarrollo se organiz</w:t>
+      </w:r>
+      <w:r>
+        <w:t>a</w:t>
+      </w:r>
+      <w:r>
+        <w:t xml:space="preserve"> separando la interfaz gráfica de la lógica interna. La interfaz permite al usuario interactuar con la aplicación, mientras que el motor de simulación y el modelo de datos se mantienen como componentes independientes. Esta separación facilita futuras ampliaciones, como añadir nuevos tipos de espacios, incorporar intervenciones, modificar el modelo epidemiológico o crear nuevas visualizaciones.</w:t>
       </w:r>
     </w:p>
     <w:p/>
@@ -3540,10 +2336,31 @@
         <w:ind w:firstLine="238"/>
       </w:pPr>
       <w:r>
-        <w:t>Durante el desarrollo se priorizó que cada módulo fue</w:t>
-      </w:r>
-      <w:r>
-        <w:t>ra funcional antes de avanzar al siguiente. Primero se implementó la creación y guardado de facultades, después la definición de estructuras académicas y horarios, posteriormente el motor de simulación, y finalmente el sistema de resultados y visualización. Este proceso incremental permitió validar progresivamente las partes principales del sistema y reducir el riesgo de errores acumulados.</w:t>
+        <w:t>Durante el desarrollo se prioriz</w:t>
+      </w:r>
+      <w:r>
+        <w:t>a</w:t>
+      </w:r>
+      <w:r>
+        <w:t xml:space="preserve"> que cada módulo </w:t>
+      </w:r>
+      <w:r>
+        <w:t>sea</w:t>
+      </w:r>
+      <w:r>
+        <w:t xml:space="preserve"> funcional antes de avanzar al siguiente. Primero se implement</w:t>
+      </w:r>
+      <w:r>
+        <w:t>a</w:t>
+      </w:r>
+      <w:r>
+        <w:t xml:space="preserve"> la creación y guardado de facultades, después la definición de estructuras académicas y horarios, posteriormente el motor de simulación, y finalmente el sistema de resultados y visualización. Este proceso incremental permit</w:t>
+      </w:r>
+      <w:r>
+        <w:t>e</w:t>
+      </w:r>
+      <w:r>
+        <w:t xml:space="preserve"> validar progresivamente las partes principales del sistema y reducir el riesgo de errores acumulados.</w:t>
       </w:r>
     </w:p>
     <w:p/>
@@ -3552,13 +2369,20 @@
         <w:ind w:firstLine="238"/>
       </w:pPr>
       <w:r>
-        <w:t>En conjunto, la metodología seguida permitió construir una aplicación completa que conecta el modelado de datos, la simulación basada en agentes y la visualización de resultados. La solución final no se limita a ejecutar un modelo epidemiológico abstracto, sino que permite al usuario crear un escenario académico concreto, simular su comportamiento y analizar cómo los espacios, horarios y grupos influyen en la propagación de una enfermedad contagiosa.</w:t>
-      </w:r>
-    </w:p>
-    <w:p>
-      <w:pPr>
-        <w:ind w:firstLine="238"/>
-      </w:pPr>
+        <w:t>En conjunto, la metodología seguida permit</w:t>
+      </w:r>
+      <w:r>
+        <w:t>e</w:t>
+      </w:r>
+      <w:r>
+        <w:t xml:space="preserve"> construir una aplicación completa que conecta el modelado de </w:t>
+      </w:r>
+      <w:r>
+        <w:t>datos, la simulación basada en agentes y la visualización de resultados. La solución final no se limita a ejecutar un modelo epidemiológico abstracto, sino que permite al usuario crear un escenario académico concreto, simular su comportamiento y analizar cómo los espacios, horarios y grupos influyen en la propagación de una enfermedad contagiosa</w:t>
+      </w:r>
+      <w:r>
+        <w:t>.</w:t>
+      </w:r>
     </w:p>
     <w:p>
       <w:pPr>
@@ -3584,6 +2408,14 @@
     </w:p>
     <w:p>
       <w:pPr>
+        <w:pStyle w:val="PARAGRAPHnoindent"/>
+      </w:pPr>
+      <w:r>
+        <w:t>El resultado principal del proyecto es una aplicación de escritorio funcional que integra la construcción de escenarios académicos, la ejecución de simulaciones epidemiológicas y la visualización de resultados. La aplicación permite al usuario crear una facultad, definir su estructura física, introducir la organización académica, configurar horarios, ejecutar simulaciones y analizar posteriormente los resultados generados, todo desde dentro del entorno creado.</w:t>
+      </w:r>
+    </w:p>
+    <w:p>
+      <w:pPr>
         <w:pStyle w:val="Heading2"/>
       </w:pPr>
       <w:r>
@@ -3595,13 +2427,26 @@
         <w:pStyle w:val="PARAGRAPHnoindent"/>
       </w:pPr>
       <w:r>
-        <w:t>El resultado principal del proyecto es una aplicación de escritorio funcional que integra la construcción de escenarios académicos, la ejecución de simulaciones epidemiológicas y la visualización de resultados. La aplicación permite al usuario crear una facultad, definir su estructura física, introducir la organización académica, configurar horarios, ejecutar simulaciones y analizar posteriormente los resultados generados</w:t>
-      </w:r>
-      <w:r>
-        <w:t>, todo desde dentro del entorno creado</w:t>
-      </w:r>
-      <w:r>
-        <w:t>.</w:t>
+        <w:t xml:space="preserve">El primer bloque desarrollado corresponde al </w:t>
+      </w:r>
+      <w:proofErr w:type="spellStart"/>
+      <w:r>
+        <w:rPr>
+          <w:b/>
+          <w:bCs/>
+        </w:rPr>
+        <w:t>builder</w:t>
+      </w:r>
+      <w:proofErr w:type="spellEnd"/>
+      <w:r>
+        <w:rPr>
+          <w:b/>
+          <w:bCs/>
+        </w:rPr>
+        <w:t xml:space="preserve"> físico de la facultad</w:t>
+      </w:r>
+      <w:r>
+        <w:t>. Este módulo permite representar la estructura del edificio como un grafo jerárquico, donde la facultad actúa como nodo raíz, los grupos permiten organizar zonas o agrupaciones de espacios y los espacios finales representan aulas, laboratorios, pasillos y salas comunes. Esta representación facilita la creación visual de escenarios y permite que el usuario modifique la estructura de la facultad sin necesidad de editar manualmente archivos de configuración.</w:t>
       </w:r>
     </w:p>
     <w:p>
@@ -3616,15 +2461,32 @@
         <w:ind w:firstLine="238"/>
       </w:pPr>
       <w:r>
-        <w:t xml:space="preserve">El primer bloque desarrollado corresponde al </w:t>
+        <w:t xml:space="preserve">El segundo bloque corresponde al </w:t>
       </w:r>
       <w:proofErr w:type="spellStart"/>
       <w:r>
+        <w:rPr>
+          <w:b/>
+          <w:bCs/>
+        </w:rPr>
         <w:t>builder</w:t>
       </w:r>
       <w:proofErr w:type="spellEnd"/>
       <w:r>
-        <w:t xml:space="preserve"> físico de la facultad. Este módulo permite representar la estructura del edificio como un grafo jerárquico, donde la facultad actúa como nodo raíz, los grupos permiten organizar zonas o agrupaciones de espacios y los espacios finales representan aulas, laboratorios, pasillos y salas comunes. Esta representación facilita la creación visual de escenarios y permite que el usuario modifique la estructura de la facultad sin necesidad de editar manualmente archivos de configuración.</w:t>
+        <w:rPr>
+          <w:b/>
+          <w:bCs/>
+        </w:rPr>
+        <w:t xml:space="preserve"> académico</w:t>
+      </w:r>
+      <w:r>
+        <w:t xml:space="preserve">. Este módulo permite crear grados, cursos y grupos académicos, así como definir horarios asociados a actividades concretas. Los horarios son un elemento central del sistema, ya que determinan la ubicación esperada de los agentes en cada franja temporal. De este modo, la simulación no parte de una distribución espacial </w:t>
+      </w:r>
+      <w:r>
+        <w:t xml:space="preserve">completamente </w:t>
+      </w:r>
+      <w:r>
+        <w:t>aleatoria, sino de una organización académica definida por el usuario.</w:t>
       </w:r>
     </w:p>
     <w:p>
@@ -3639,15 +2501,17 @@
         <w:ind w:firstLine="238"/>
       </w:pPr>
       <w:r>
-        <w:t xml:space="preserve">El segundo bloque corresponde al </w:t>
-      </w:r>
-      <w:proofErr w:type="spellStart"/>
-      <w:r>
-        <w:t>builder</w:t>
-      </w:r>
-      <w:proofErr w:type="spellEnd"/>
-      <w:r>
-        <w:t xml:space="preserve"> académico. Este módulo permite crear grados, cursos y grupos académicos, así como definir horarios asociados a actividades concretas. Los horarios son un elemento central del sistema, ya que determinan la ubicación esperada de los agentes en cada franja temporal. De este modo, la simulación no parte de una distribución espacial aleatoria, sino de una organización académica definida por el usuario.</w:t>
+        <w:t xml:space="preserve">El tercer bloque corresponde al </w:t>
+      </w:r>
+      <w:r>
+        <w:rPr>
+          <w:b/>
+          <w:bCs/>
+        </w:rPr>
+        <w:t>motor de simulación</w:t>
+      </w:r>
+      <w:r>
+        <w:t>. Este motor permite ejecutar simulaciones individuales y simulaciones por lotes. En las simulaciones individuales se obtiene una traza detallada de la evolución del escenario, mientras que las simulaciones por lotes permiten repetir una misma configuración con distintas semillas aleatorias para observar la variabilidad del modelo. El uso de semillas permite reproducir simulaciones concretas y comparar escenarios bajo condiciones estocásticas equivalentes.</w:t>
       </w:r>
     </w:p>
     <w:p>
@@ -3662,11 +2526,24 @@
         <w:ind w:firstLine="238"/>
       </w:pPr>
       <w:r>
-        <w:t xml:space="preserve">El tercer bloque corresponde al motor de simulación. Este motor permite ejecutar simulaciones individuales y simulaciones por lotes. En las simulaciones individuales se obtiene una traza detallada de la evolución del escenario, mientras que las simulaciones por lotes permiten repetir una misma configuración con distintas semillas aleatorias para observar la variabilidad del modelo. El </w:t>
+        <w:t xml:space="preserve">El sistema también incorpora </w:t>
+      </w:r>
+      <w:r>
+        <w:rPr>
+          <w:b/>
+          <w:bCs/>
+        </w:rPr>
+        <w:t>persistencia de resultados</w:t>
+      </w:r>
+      <w:r>
+        <w:t>. Cada simulación genera archivos de salida que almacenan tanto la configuración utilizada como los resultados obtenidos. Para ello se combinan archivos JSON, adecuados para metadatos y configuración, con archivos CSV</w:t>
+      </w:r>
+      <w:r>
+        <w:t>, adecuados para series temporales, eventos de infección y resultados agregados por espacio o grupo acadé</w:t>
       </w:r>
       <w:r>
         <w:lastRenderedPageBreak/>
-        <w:t>uso de semillas permite reproducir simulaciones concretas y comparar escenarios bajo condiciones estocásticas equivalentes.</w:t>
+        <w:t>mico. Esta decisión facilita que los resultados puedan ser consultados desde la propia aplicación o analizados posteriormente con herramientas externas.</w:t>
       </w:r>
     </w:p>
     <w:p>
@@ -3681,7 +2558,17 @@
         <w:ind w:firstLine="238"/>
       </w:pPr>
       <w:r>
-        <w:t>El sistema también incorpora persistencia de resultados. Cada simulación genera archivos de salida que almacenan tanto la configuración utilizada como los resultados obtenidos. Para ello se combinan archivos JSON, adecuados para metadatos y configuración, con archivos CSV, adecuados para series temporales, eventos de infección y resultados agregados por espacio o grupo académico. Esta decisión facilita que los resultados puedan ser consultados desde la propia aplicación o analizados posteriormente con herramientas externas.</w:t>
+        <w:t xml:space="preserve">Finalmente, la aplicación incluye un </w:t>
+      </w:r>
+      <w:r>
+        <w:rPr>
+          <w:b/>
+          <w:bCs/>
+        </w:rPr>
+        <w:t>módulo de visualización de resultados</w:t>
+      </w:r>
+      <w:r>
+        <w:t>. Este módulo permite cargar simulaciones ya ejecutadas y analizarlas mediante gráficas, tablas, comparaciones y una visualización dinámica sobre el grafo de la facultad. La separación entre simulación y visualización permite que el cálculo se realice de forma independiente y que los resultados puedan reproducirse visualmente tantas veces como sea necesario.</w:t>
       </w:r>
     </w:p>
     <w:p>
@@ -3696,7 +2583,15 @@
         <w:ind w:firstLine="238"/>
       </w:pPr>
       <w:r>
-        <w:t>Finalmente, la aplicación incluye un módulo de visualización de resultados. Este módulo permite cargar simulaciones ya ejecutadas y analizarlas mediante gráficas, tablas, comparaciones y una visualización dinámica sobre el grafo de la facultad. La separación entre simulación y visualización permite que el cálculo se realice de forma independiente y que los resultados puedan reproducirse visualmente tantas veces como sea necesario.</w:t>
+        <w:t>En conjunto, la aplicación desarrollada cumple con el flujo completo previsto para el proyecto: creación del escenario, configuración de la simulación, ejecución del modelo, almacenamiento de resultados y análisis visual posterior.</w:t>
+      </w:r>
+    </w:p>
+    <w:p>
+      <w:pPr>
+        <w:pStyle w:val="Heading2"/>
+      </w:pPr>
+      <w:r>
+        <w:t>4.2 Visualización de resultados</w:t>
       </w:r>
     </w:p>
     <w:p>
@@ -3704,6 +2599,15 @@
         <w:pStyle w:val="PARAGRAPH"/>
         <w:ind w:firstLine="0"/>
       </w:pPr>
+      <w:r>
+        <w:t>El módulo de visualización implementado permite analizar tanto la estructura de la facultad como los resultados de simulación. En primer lugar, la aplicación muestra información descriptiva del escenario seleccionado, incluyendo el número de espacios, grados, grupos y horarios definidos. Además, se incorporan visualizaciones sobre el uso de los espacios, como rankings de ocupación, representación del grafo coloreado según el uso académico y detección de espacios creados que no aparecen en ningún horario.</w:t>
+      </w:r>
+    </w:p>
+    <w:p>
+      <w:pPr>
+        <w:pStyle w:val="PARAGRAPH"/>
+        <w:ind w:firstLine="0"/>
+      </w:pPr>
     </w:p>
     <w:p>
       <w:pPr>
@@ -3711,63 +2615,7 @@
         <w:ind w:firstLine="238"/>
       </w:pPr>
       <w:r>
-        <w:t>En conjunto, la aplicación desarrollada cumple con el flujo completo previsto para el proyecto: creación del escenario, configuración de la simulación, ejecución del modelo, almacenamiento de resultados y análisis visual posterior.</w:t>
-      </w:r>
-    </w:p>
-    <w:p>
-      <w:pPr>
-        <w:pStyle w:val="Heading2"/>
-      </w:pPr>
-      <w:r>
-        <w:t>4.</w:t>
-      </w:r>
-      <w:r>
-        <w:t>2</w:t>
-      </w:r>
-      <w:r>
-        <w:t xml:space="preserve"> Visualización de resultados</w:t>
-      </w:r>
-    </w:p>
-    <w:p>
-      <w:pPr>
-        <w:pStyle w:val="PARAGRAPH"/>
-        <w:ind w:firstLine="0"/>
-      </w:pPr>
-      <w:r>
-        <w:t>El módulo de visualización implementado permite analizar tanto la estructura de la facultad como los resultados de simulación. En primer lugar, la aplicación muestra información descriptiva del escenario seleccionado, incluyendo el número de espacios, grados, grupos y horarios definidos. Además, se incorporan visualizaciones sobre el uso de los espacios, como rankings de ocupación, representación del grafo coloreado según el uso académico y detección de espacios creados que no aparecen en ningún horario.</w:t>
-      </w:r>
-    </w:p>
-    <w:p>
-      <w:pPr>
-        <w:pStyle w:val="PARAGRAPH"/>
-        <w:ind w:firstLine="0"/>
-      </w:pPr>
-    </w:p>
-    <w:p>
-      <w:pPr>
-        <w:pStyle w:val="PARAGRAPHnoindent"/>
-        <w:ind w:firstLine="238"/>
-      </w:pPr>
-      <w:r>
-        <w:t>Posteriormente, se muestran l</w:t>
-      </w:r>
-      <w:r>
-        <w:t xml:space="preserve">as visualizaciones </w:t>
-      </w:r>
-      <w:r>
-        <w:t>relacionadas con la simulación</w:t>
-      </w:r>
-      <w:r>
-        <w:t xml:space="preserve">, las cuales </w:t>
-      </w:r>
-      <w:r>
-        <w:t>permiten analizar los resultados desde distintos niveles</w:t>
-      </w:r>
-      <w:r>
-        <w:t xml:space="preserve"> y, por lo tanto, se han dividido en los siguientes cuatro grupos para ilustrar esta separación:</w:t>
-      </w:r>
-      <w:r>
-        <w:t xml:space="preserve"> </w:t>
+        <w:t xml:space="preserve">Posteriormente, se muestran las visualizaciones relacionadas con la simulación, las cuales permiten analizar los resultados desde distintos niveles y, por lo tanto, se han dividido en los siguientes cuatro grupos para ilustrar esta separación: </w:t>
       </w:r>
     </w:p>
     <w:p>
@@ -3788,13 +2636,98 @@
       <w:r>
         <w:t xml:space="preserve">en este primer grupo podemos observar la evolución de la curva SEIR y una visión de las infecciones acumuladas a lo largo de la simulación. Estas visualizaciones nos aportan un contexto temporal general de </w:t>
       </w:r>
+      <w:r>
+        <w:t>cómo</w:t>
+      </w:r>
+      <w:r>
+        <w:t xml:space="preserve"> se ha desarrollado la simulación observada.</w:t>
+      </w:r>
+    </w:p>
+    <w:p>
+      <w:pPr>
+        <w:pStyle w:val="ART"/>
+        <w:framePr w:w="4816" w:h="3721" w:hRule="exact" w:wrap="around" w:vAnchor="page" w:hAnchor="page" w:x="5761" w:y="11305"/>
+        <w:spacing w:before="0"/>
+        <w:rPr>
+          <w:color w:val="000000"/>
+        </w:rPr>
+      </w:pPr>
+      <w:r>
+        <w:rPr>
+          <w:noProof/>
+          <w:color w:val="000000"/>
+        </w:rPr>
+        <w:drawing>
+          <wp:inline distT="0" distB="0" distL="0" distR="0" wp14:anchorId="6060CAC9" wp14:editId="15A2FDA6">
+            <wp:extent cx="2179955" cy="2143760"/>
+            <wp:effectExtent l="0" t="0" r="0" b="0"/>
+            <wp:docPr id="1013102112" name="Picture 6"/>
+            <wp:cNvGraphicFramePr>
+              <a:graphicFrameLocks xmlns:a="http://schemas.openxmlformats.org/drawingml/2006/main" noChangeAspect="1"/>
+            </wp:cNvGraphicFramePr>
+            <a:graphic xmlns:a="http://schemas.openxmlformats.org/drawingml/2006/main">
+              <a:graphicData uri="http://schemas.openxmlformats.org/drawingml/2006/picture">
+                <pic:pic xmlns:pic="http://schemas.openxmlformats.org/drawingml/2006/picture">
+                  <pic:nvPicPr>
+                    <pic:cNvPr id="1013102112" name="Picture 1013102112"/>
+                    <pic:cNvPicPr/>
+                  </pic:nvPicPr>
+                  <pic:blipFill>
+                    <a:blip r:embed="rId14" cstate="print">
+                      <a:extLst>
+                        <a:ext uri="{28A0092B-C50C-407E-A947-70E740481C1C}">
+                          <a14:useLocalDpi xmlns:a14="http://schemas.microsoft.com/office/drawing/2010/main" val="0"/>
+                        </a:ext>
+                      </a:extLst>
+                    </a:blip>
+                    <a:stretch>
+                      <a:fillRect/>
+                    </a:stretch>
+                  </pic:blipFill>
+                  <pic:spPr>
+                    <a:xfrm>
+                      <a:off x="0" y="0"/>
+                      <a:ext cx="2179955" cy="2143760"/>
+                    </a:xfrm>
+                    <a:prstGeom prst="rect">
+                      <a:avLst/>
+                    </a:prstGeom>
+                  </pic:spPr>
+                </pic:pic>
+              </a:graphicData>
+            </a:graphic>
+          </wp:inline>
+        </w:drawing>
+      </w:r>
+    </w:p>
+    <w:p>
+      <w:pPr>
+        <w:pStyle w:val="FIGURECAPTION"/>
+        <w:framePr w:w="4816" w:h="3721" w:hRule="exact" w:wrap="around" w:vAnchor="page" w:hAnchor="page" w:x="5761" w:y="11305"/>
+        <w:jc w:val="center"/>
+        <w:rPr>
+          <w:color w:val="000000"/>
+        </w:rPr>
+      </w:pPr>
+      <w:r>
+        <w:rPr>
+          <w:color w:val="000000"/>
+        </w:rPr>
+        <w:t xml:space="preserve">Fig. 1. Grafo de la distribución física de la Escola </w:t>
+      </w:r>
       <w:proofErr w:type="spellStart"/>
       <w:r>
-        <w:t>como</w:t>
+        <w:rPr>
+          <w:color w:val="000000"/>
+        </w:rPr>
+        <w:t>d’Enginyeria</w:t>
       </w:r>
       <w:proofErr w:type="spellEnd"/>
       <w:r>
-        <w:t xml:space="preserve"> se ha desarrollado la simulación observada.</w:t>
+        <w:rPr>
+          <w:color w:val="000000"/>
+        </w:rPr>
+        <w:t xml:space="preserve"> (EE)</w:t>
       </w:r>
     </w:p>
     <w:p>
@@ -3819,22 +2752,11 @@
       <w:r>
         <w:t xml:space="preserve"> en este segundo grupo nos centramos en visualizaciones que nos permiten ver los espacios o salas con el mayor </w:t>
       </w:r>
-      <w:proofErr w:type="spellStart"/>
-      <w:r>
-        <w:t>numero</w:t>
-      </w:r>
-      <w:proofErr w:type="spellEnd"/>
-      <w:r>
-        <w:t xml:space="preserve"> de contagios y riesgo de contagio. Para ello se han utilizado gráficos de barras que muestran el ranking de salas con mayor nú</w:t>
-      </w:r>
-      <w:r>
-        <w:t xml:space="preserve">mero de contagios, así como una visualización del grafo del escenario creado por el usuario coloreado según el </w:t>
-      </w:r>
       <w:r>
         <w:t>número</w:t>
       </w:r>
       <w:r>
-        <w:t xml:space="preserve"> de contagios o el riesgo (a escoger).</w:t>
+        <w:t xml:space="preserve"> de contagios y riesgo de contagio. Para ello se han utilizado gráficos de barras que muestran el ranking de salas con mayor número de contagios, así como una visualización del grafo del escenario creado por el usuario coloreado según el número de contagios o el riesgo.</w:t>
       </w:r>
     </w:p>
     <w:p>
@@ -3857,7 +2779,10 @@
         <w:t xml:space="preserve">Estudio de grupos: </w:t>
       </w:r>
       <w:r>
-        <w:t>aquí se han añadido visualizaciones para estudiar el contacto entre grupos. Para ello se utilizan gráficos de barras para mostrar el ranking de grupos que más contagian, así como el de grupos que más son contagiados. Y luego se ha creado un mapa de calor que permite de ver de forma más completa las relaciones formadas entre todos los pares de grupos.</w:t>
+        <w:t>aquí se han añadido visualizaciones para estudiar el contacto entre grupos. Para ello se utilizan gráficos de barras para mostrar el ranking de grupos que más contagian, así como el de grupos que más son contagiados. Y luego se ha creado un mapa de calor que permite de ver de forma más com</w:t>
+      </w:r>
+      <w:r>
+        <w:t>pleta las relaciones formadas entre todos los pares de grupos.</w:t>
       </w:r>
     </w:p>
     <w:p>
@@ -3894,13 +2819,19 @@
         <w:ind w:firstLine="238"/>
       </w:pPr>
       <w:r>
-        <w:t xml:space="preserve">A parte de todos estos grupos presentes en la visualización de los resultados de cualquier simulación. Hay un quinto grupo reservado para cuando se estudia un lote de ejecuciones. Cuando vemos las tablas de un lote y no de una ejecución individual, las gráficas se modifican ligeramente, calculándose con las medias de no solo una ejecución si no de todas las del lote y, </w:t>
-      </w:r>
-      <w:r>
-        <w:t>juntamente con</w:t>
-      </w:r>
-      <w:r>
-        <w:t xml:space="preserve"> esto, las líneas temporales del apartado de estudio general se complementan con una banda sombreada que muestra el rango intercuartílico, entre los percentiles 25-75, para visualizar la variabilidad típica sin dejar que ejecuciones extremas dominen la interpretación. Dentro de este quinto grupo llamado “</w:t>
+        <w:t>A parte de todos estos grupos presentes en la visualización de los resultados de cualquier simulación. Hay un quinto grupo reservado para cuando se estudia un lote de ejecuciones. Cuando vemos las tablas de un lote y no de una ejecución individual, las gráficas se modifican ligeramente, calculándose con las medias de no solo una ejecución si no de todas las del lote y, juntamente con esto, las líneas temporales del apartado de estudio general se complementan con una banda sombreada que muestra el rango intercuartílico, entre los percentiles 25</w:t>
+      </w:r>
+      <w:r>
+        <w:t>%</w:t>
+      </w:r>
+      <w:r>
+        <w:t>-75</w:t>
+      </w:r>
+      <w:r>
+        <w:t>%</w:t>
+      </w:r>
+      <w:r>
+        <w:t>, para visualizar la variabilidad típica sin dejar que ejecuciones extremas dominen la interpretación. Dentro de este quinto grupo llamado “</w:t>
       </w:r>
       <w:r>
         <w:rPr>
@@ -3929,182 +2860,1169 @@
     </w:p>
     <w:p>
       <w:pPr>
+        <w:pStyle w:val="PARAGRAPH"/>
+      </w:pPr>
+      <w:r>
+        <w:t xml:space="preserve">Además de las gráficas y resultados agregados, la aplicación incorpora una </w:t>
+      </w:r>
+      <w:r>
+        <w:rPr>
+          <w:b/>
+          <w:bCs/>
+        </w:rPr>
+        <w:t>visualización dinámica sobre el grafo de la facultad</w:t>
+      </w:r>
+      <w:r>
+        <w:t>. Esta visualización permite reproducir de forma animada la simulación ya calculada, facilitando la interpretación de patrones que en las gráficas estáticas pueden resultar menos evidentes</w:t>
+      </w:r>
+      <w:r>
+        <w:t>.</w:t>
+      </w:r>
+    </w:p>
+    <w:p>
+      <w:pPr>
+        <w:pStyle w:val="Heading2"/>
+      </w:pPr>
+      <w:r>
+        <w:t>4.3 Escenario de validación</w:t>
+      </w:r>
+    </w:p>
+    <w:p>
+      <w:pPr>
+        <w:pStyle w:val="PARAGRAPHnoindent"/>
+      </w:pPr>
+      <w:r>
+        <w:t xml:space="preserve">Para evaluar el funcionamiento del motor y analizar el comportamiento epidemiológico de la facultad de ingeniería de la UAB, se </w:t>
+      </w:r>
+      <w:r>
+        <w:t>modela</w:t>
+      </w:r>
+      <w:r>
+        <w:t xml:space="preserve"> un escenario para replicar la estructura física y académica de esta. </w:t>
+      </w:r>
+    </w:p>
+    <w:p>
+      <w:pPr>
+        <w:pStyle w:val="PARAGRAPH"/>
+        <w:ind w:firstLine="0"/>
+      </w:pPr>
+    </w:p>
+    <w:p>
+      <w:pPr>
+        <w:pStyle w:val="PARAGRAPH"/>
+      </w:pPr>
+      <w:r>
+        <w:t xml:space="preserve">A nivel físico el escenario está dividido por pasillos y estos por plantas, que contienen las aulas presentes en la facultad de ingeniería, así como los espacios comunes como aulas de estudio o comedores. </w:t>
+      </w:r>
+      <w:r>
+        <w:t xml:space="preserve">Con la facultad completa terminamos con un total de 7 pasillos y 58 espacios. </w:t>
+      </w:r>
+    </w:p>
+    <w:p>
+      <w:pPr>
+        <w:pStyle w:val="PARAGRAPH"/>
+      </w:pPr>
+    </w:p>
+    <w:p>
+      <w:pPr>
+        <w:pStyle w:val="PARAGRAPH"/>
+      </w:pPr>
+      <w:r>
+        <w:lastRenderedPageBreak/>
+        <w:t>A nivel académico hay 6 carreras adaptadas que suman un total de 22 cursos académicos diferentes. Suponiendo una media de 60 estudiantes por curso esto nos lleva al total de 1320 estudiantes de la facultad.</w:t>
+      </w:r>
+    </w:p>
+    <w:p>
+      <w:pPr>
+        <w:pStyle w:val="ART"/>
+        <w:framePr w:w="4816" w:h="3796" w:hRule="exact" w:wrap="around" w:vAnchor="page" w:hAnchor="page" w:x="753" w:y="2280"/>
+        <w:spacing w:before="0"/>
+        <w:rPr>
+          <w:color w:val="000000"/>
+        </w:rPr>
+      </w:pPr>
+      <w:r>
+        <w:rPr>
+          <w:color w:val="000000"/>
+        </w:rPr>
+        <w:drawing>
+          <wp:inline distT="0" distB="0" distL="0" distR="0" wp14:anchorId="365C9E99" wp14:editId="1A3D3537">
+            <wp:extent cx="2140585" cy="2143760"/>
+            <wp:effectExtent l="0" t="0" r="0" b="8890"/>
+            <wp:docPr id="1480064454" name="Picture 1"/>
+            <wp:cNvGraphicFramePr>
+              <a:graphicFrameLocks xmlns:a="http://schemas.openxmlformats.org/drawingml/2006/main" noChangeAspect="1"/>
+            </wp:cNvGraphicFramePr>
+            <a:graphic xmlns:a="http://schemas.openxmlformats.org/drawingml/2006/main">
+              <a:graphicData uri="http://schemas.openxmlformats.org/drawingml/2006/picture">
+                <pic:pic xmlns:pic="http://schemas.openxmlformats.org/drawingml/2006/picture">
+                  <pic:nvPicPr>
+                    <pic:cNvPr id="1480064454" name=""/>
+                    <pic:cNvPicPr/>
+                  </pic:nvPicPr>
+                  <pic:blipFill>
+                    <a:blip r:embed="rId15"/>
+                    <a:stretch>
+                      <a:fillRect/>
+                    </a:stretch>
+                  </pic:blipFill>
+                  <pic:spPr>
+                    <a:xfrm>
+                      <a:off x="0" y="0"/>
+                      <a:ext cx="2140585" cy="2143760"/>
+                    </a:xfrm>
+                    <a:prstGeom prst="rect">
+                      <a:avLst/>
+                    </a:prstGeom>
+                  </pic:spPr>
+                </pic:pic>
+              </a:graphicData>
+            </a:graphic>
+          </wp:inline>
+        </w:drawing>
+      </w:r>
+    </w:p>
+    <w:p>
+      <w:pPr>
+        <w:pStyle w:val="FIGURECAPTION"/>
+        <w:framePr w:w="4816" w:h="3796" w:hRule="exact" w:wrap="around" w:vAnchor="page" w:hAnchor="page" w:x="753" w:y="2280"/>
+        <w:jc w:val="center"/>
+        <w:rPr>
+          <w:color w:val="000000"/>
+        </w:rPr>
+      </w:pPr>
+      <w:r>
+        <w:rPr>
+          <w:color w:val="000000"/>
+        </w:rPr>
+        <w:t xml:space="preserve">Fig. </w:t>
+      </w:r>
+      <w:r>
+        <w:rPr>
+          <w:color w:val="000000"/>
+        </w:rPr>
+        <w:t>2</w:t>
+      </w:r>
+      <w:r>
+        <w:rPr>
+          <w:color w:val="000000"/>
+        </w:rPr>
+        <w:t xml:space="preserve">. Grafo de la distribución </w:t>
+      </w:r>
+      <w:r>
+        <w:rPr>
+          <w:color w:val="000000"/>
+        </w:rPr>
+        <w:t>académica</w:t>
+      </w:r>
+      <w:r>
+        <w:rPr>
+          <w:color w:val="000000"/>
+        </w:rPr>
+        <w:t xml:space="preserve"> de la EE</w:t>
+      </w:r>
+    </w:p>
+    <w:p>
+      <w:pPr>
+        <w:pStyle w:val="PARAGRAPH"/>
+      </w:pPr>
+    </w:p>
+    <w:p>
+      <w:pPr>
+        <w:pStyle w:val="ART"/>
+        <w:framePr w:w="4816" w:h="2720" w:hRule="exact" w:wrap="around" w:vAnchor="page" w:hAnchor="page" w:x="5967" w:y="6687"/>
+        <w:spacing w:before="0"/>
+        <w:rPr>
+          <w:color w:val="000000"/>
+        </w:rPr>
+      </w:pPr>
+      <w:r>
+        <w:rPr>
+          <w:color w:val="000000"/>
+        </w:rPr>
+        <w:drawing>
+          <wp:inline distT="0" distB="0" distL="0" distR="0" wp14:anchorId="5EE7C34D" wp14:editId="209534DE">
+            <wp:extent cx="3058160" cy="1457325"/>
+            <wp:effectExtent l="0" t="0" r="0" b="0"/>
+            <wp:docPr id="1069231525" name="Picture 1"/>
+            <wp:cNvGraphicFramePr>
+              <a:graphicFrameLocks xmlns:a="http://schemas.openxmlformats.org/drawingml/2006/main" noChangeAspect="1"/>
+            </wp:cNvGraphicFramePr>
+            <a:graphic xmlns:a="http://schemas.openxmlformats.org/drawingml/2006/main">
+              <a:graphicData uri="http://schemas.openxmlformats.org/drawingml/2006/picture">
+                <pic:pic xmlns:pic="http://schemas.openxmlformats.org/drawingml/2006/picture">
+                  <pic:nvPicPr>
+                    <pic:cNvPr id="1069231525" name=""/>
+                    <pic:cNvPicPr/>
+                  </pic:nvPicPr>
+                  <pic:blipFill>
+                    <a:blip r:embed="rId16"/>
+                    <a:stretch>
+                      <a:fillRect/>
+                    </a:stretch>
+                  </pic:blipFill>
+                  <pic:spPr>
+                    <a:xfrm>
+                      <a:off x="0" y="0"/>
+                      <a:ext cx="3058160" cy="1457325"/>
+                    </a:xfrm>
+                    <a:prstGeom prst="rect">
+                      <a:avLst/>
+                    </a:prstGeom>
+                  </pic:spPr>
+                </pic:pic>
+              </a:graphicData>
+            </a:graphic>
+          </wp:inline>
+        </w:drawing>
+      </w:r>
+    </w:p>
+    <w:p>
+      <w:pPr>
+        <w:pStyle w:val="FIGURECAPTION"/>
+        <w:framePr w:w="4816" w:h="2720" w:hRule="exact" w:wrap="around" w:vAnchor="page" w:hAnchor="page" w:x="5967" w:y="6687"/>
+        <w:jc w:val="center"/>
+        <w:rPr>
+          <w:color w:val="000000"/>
+        </w:rPr>
+      </w:pPr>
+      <w:r>
+        <w:rPr>
+          <w:color w:val="000000"/>
+        </w:rPr>
+        <w:t xml:space="preserve">Fig. </w:t>
+      </w:r>
+      <w:r>
+        <w:rPr>
+          <w:color w:val="000000"/>
+        </w:rPr>
+        <w:t>6</w:t>
+      </w:r>
+      <w:r>
+        <w:rPr>
+          <w:color w:val="000000"/>
+        </w:rPr>
+        <w:t xml:space="preserve">. </w:t>
+      </w:r>
+      <w:r>
+        <w:rPr>
+          <w:color w:val="000000"/>
+        </w:rPr>
+        <w:t>Curva de infecciones del caso práctico</w:t>
+      </w:r>
+    </w:p>
+    <w:tbl>
+      <w:tblPr>
+        <w:tblStyle w:val="PlainTable1"/>
+        <w:tblW w:w="0" w:type="auto"/>
+        <w:tblLook w:val="04A0" w:firstRow="1" w:lastRow="0" w:firstColumn="1" w:lastColumn="0" w:noHBand="0" w:noVBand="1"/>
+      </w:tblPr>
+      <w:tblGrid>
+        <w:gridCol w:w="2761"/>
+        <w:gridCol w:w="2265"/>
+      </w:tblGrid>
+      <w:tr>
+        <w:trPr>
+          <w:cnfStyle w:val="100000000000" w:firstRow="1" w:lastRow="0" w:firstColumn="0" w:lastColumn="0" w:oddVBand="0" w:evenVBand="0" w:oddHBand="0" w:evenHBand="0" w:firstRowFirstColumn="0" w:firstRowLastColumn="0" w:lastRowFirstColumn="0" w:lastRowLastColumn="0"/>
+          <w:trHeight w:val="510"/>
+        </w:trPr>
+        <w:tc>
+          <w:tcPr>
+            <w:cnfStyle w:val="001000000000" w:firstRow="0" w:lastRow="0" w:firstColumn="1" w:lastColumn="0" w:oddVBand="0" w:evenVBand="0" w:oddHBand="0" w:evenHBand="0" w:firstRowFirstColumn="0" w:firstRowLastColumn="0" w:lastRowFirstColumn="0" w:lastRowLastColumn="0"/>
+            <w:tcW w:w="2764" w:type="dxa"/>
+            <w:vAlign w:val="bottom"/>
+          </w:tcPr>
+          <w:p>
+            <w:pPr>
+              <w:pStyle w:val="ART"/>
+              <w:framePr w:w="4810" w:h="3301" w:hRule="exact" w:wrap="around" w:vAnchor="page" w:hAnchor="page" w:x="784" w:y="7103"/>
+              <w:spacing w:before="0"/>
+              <w:rPr>
+                <w:color w:val="000000"/>
+              </w:rPr>
+            </w:pPr>
+            <w:r>
+              <w:rPr>
+                <w:color w:val="000000"/>
+              </w:rPr>
+              <w:t>Población total</w:t>
+            </w:r>
+          </w:p>
+        </w:tc>
+        <w:tc>
+          <w:tcPr>
+            <w:tcW w:w="2267" w:type="dxa"/>
+            <w:vAlign w:val="bottom"/>
+          </w:tcPr>
+          <w:p>
+            <w:pPr>
+              <w:pStyle w:val="ART"/>
+              <w:framePr w:w="4810" w:h="3301" w:hRule="exact" w:wrap="around" w:vAnchor="page" w:hAnchor="page" w:x="784" w:y="7103"/>
+              <w:spacing w:before="0"/>
+              <w:cnfStyle w:val="100000000000" w:firstRow="1" w:lastRow="0" w:firstColumn="0" w:lastColumn="0" w:oddVBand="0" w:evenVBand="0" w:oddHBand="0" w:evenHBand="0" w:firstRowFirstColumn="0" w:firstRowLastColumn="0" w:lastRowFirstColumn="0" w:lastRowLastColumn="0"/>
+              <w:rPr>
+                <w:b w:val="0"/>
+                <w:bCs w:val="0"/>
+                <w:color w:val="000000"/>
+              </w:rPr>
+            </w:pPr>
+            <w:r>
+              <w:rPr>
+                <w:b w:val="0"/>
+                <w:bCs w:val="0"/>
+                <w:color w:val="000000"/>
+              </w:rPr>
+              <w:t>1320 agentes</w:t>
+            </w:r>
+          </w:p>
+        </w:tc>
+      </w:tr>
+      <w:tr>
+        <w:trPr>
+          <w:cnfStyle w:val="000000100000" w:firstRow="0" w:lastRow="0" w:firstColumn="0" w:lastColumn="0" w:oddVBand="0" w:evenVBand="0" w:oddHBand="1" w:evenHBand="0" w:firstRowFirstColumn="0" w:firstRowLastColumn="0" w:lastRowFirstColumn="0" w:lastRowLastColumn="0"/>
+          <w:trHeight w:val="510"/>
+        </w:trPr>
+        <w:tc>
+          <w:tcPr>
+            <w:cnfStyle w:val="001000000000" w:firstRow="0" w:lastRow="0" w:firstColumn="1" w:lastColumn="0" w:oddVBand="0" w:evenVBand="0" w:oddHBand="0" w:evenHBand="0" w:firstRowFirstColumn="0" w:firstRowLastColumn="0" w:lastRowFirstColumn="0" w:lastRowLastColumn="0"/>
+            <w:tcW w:w="2764" w:type="dxa"/>
+            <w:vAlign w:val="bottom"/>
+          </w:tcPr>
+          <w:p>
+            <w:pPr>
+              <w:pStyle w:val="ART"/>
+              <w:framePr w:w="4810" w:h="3301" w:hRule="exact" w:wrap="around" w:vAnchor="page" w:hAnchor="page" w:x="784" w:y="7103"/>
+              <w:spacing w:before="0"/>
+              <w:rPr>
+                <w:color w:val="000000"/>
+              </w:rPr>
+            </w:pPr>
+            <w:r>
+              <w:rPr>
+                <w:color w:val="000000"/>
+              </w:rPr>
+              <w:t>Duración de cada simulación</w:t>
+            </w:r>
+          </w:p>
+        </w:tc>
+        <w:tc>
+          <w:tcPr>
+            <w:tcW w:w="2267" w:type="dxa"/>
+            <w:vAlign w:val="bottom"/>
+          </w:tcPr>
+          <w:p>
+            <w:pPr>
+              <w:pStyle w:val="ART"/>
+              <w:framePr w:w="4810" w:h="3301" w:hRule="exact" w:wrap="around" w:vAnchor="page" w:hAnchor="page" w:x="784" w:y="7103"/>
+              <w:spacing w:before="0"/>
+              <w:cnfStyle w:val="000000100000" w:firstRow="0" w:lastRow="0" w:firstColumn="0" w:lastColumn="0" w:oddVBand="0" w:evenVBand="0" w:oddHBand="1" w:evenHBand="0" w:firstRowFirstColumn="0" w:firstRowLastColumn="0" w:lastRowFirstColumn="0" w:lastRowLastColumn="0"/>
+              <w:rPr>
+                <w:color w:val="000000"/>
+              </w:rPr>
+            </w:pPr>
+            <w:r>
+              <w:rPr>
+                <w:color w:val="000000"/>
+              </w:rPr>
+              <w:t>140 días</w:t>
+            </w:r>
+          </w:p>
+        </w:tc>
+      </w:tr>
+      <w:tr>
+        <w:trPr>
+          <w:trHeight w:val="510"/>
+        </w:trPr>
+        <w:tc>
+          <w:tcPr>
+            <w:cnfStyle w:val="001000000000" w:firstRow="0" w:lastRow="0" w:firstColumn="1" w:lastColumn="0" w:oddVBand="0" w:evenVBand="0" w:oddHBand="0" w:evenHBand="0" w:firstRowFirstColumn="0" w:firstRowLastColumn="0" w:lastRowFirstColumn="0" w:lastRowLastColumn="0"/>
+            <w:tcW w:w="2764" w:type="dxa"/>
+            <w:vAlign w:val="bottom"/>
+          </w:tcPr>
+          <w:p>
+            <w:pPr>
+              <w:pStyle w:val="ART"/>
+              <w:framePr w:w="4810" w:h="3301" w:hRule="exact" w:wrap="around" w:vAnchor="page" w:hAnchor="page" w:x="784" w:y="7103"/>
+              <w:spacing w:before="0"/>
+              <w:rPr>
+                <w:color w:val="000000"/>
+              </w:rPr>
+            </w:pPr>
+            <w:proofErr w:type="gramStart"/>
+            <w:r>
+              <w:rPr>
+                <w:color w:val="000000"/>
+              </w:rPr>
+              <w:t>Infectados iniciales</w:t>
+            </w:r>
+            <w:proofErr w:type="gramEnd"/>
+          </w:p>
+        </w:tc>
+        <w:tc>
+          <w:tcPr>
+            <w:tcW w:w="2267" w:type="dxa"/>
+            <w:vAlign w:val="bottom"/>
+          </w:tcPr>
+          <w:p>
+            <w:pPr>
+              <w:pStyle w:val="ART"/>
+              <w:framePr w:w="4810" w:h="3301" w:hRule="exact" w:wrap="around" w:vAnchor="page" w:hAnchor="page" w:x="784" w:y="7103"/>
+              <w:spacing w:before="0"/>
+              <w:cnfStyle w:val="000000000000" w:firstRow="0" w:lastRow="0" w:firstColumn="0" w:lastColumn="0" w:oddVBand="0" w:evenVBand="0" w:oddHBand="0" w:evenHBand="0" w:firstRowFirstColumn="0" w:firstRowLastColumn="0" w:lastRowFirstColumn="0" w:lastRowLastColumn="0"/>
+              <w:rPr>
+                <w:color w:val="000000"/>
+              </w:rPr>
+            </w:pPr>
+            <w:r>
+              <w:rPr>
+                <w:color w:val="000000"/>
+              </w:rPr>
+              <w:t>264 infectados</w:t>
+            </w:r>
+          </w:p>
+        </w:tc>
+      </w:tr>
+      <w:tr>
+        <w:trPr>
+          <w:cnfStyle w:val="000000100000" w:firstRow="0" w:lastRow="0" w:firstColumn="0" w:lastColumn="0" w:oddVBand="0" w:evenVBand="0" w:oddHBand="1" w:evenHBand="0" w:firstRowFirstColumn="0" w:firstRowLastColumn="0" w:lastRowFirstColumn="0" w:lastRowLastColumn="0"/>
+          <w:trHeight w:val="510"/>
+        </w:trPr>
+        <w:tc>
+          <w:tcPr>
+            <w:cnfStyle w:val="001000000000" w:firstRow="0" w:lastRow="0" w:firstColumn="1" w:lastColumn="0" w:oddVBand="0" w:evenVBand="0" w:oddHBand="0" w:evenHBand="0" w:firstRowFirstColumn="0" w:firstRowLastColumn="0" w:lastRowFirstColumn="0" w:lastRowLastColumn="0"/>
+            <w:tcW w:w="2764" w:type="dxa"/>
+            <w:vAlign w:val="bottom"/>
+          </w:tcPr>
+          <w:p>
+            <w:pPr>
+              <w:pStyle w:val="ART"/>
+              <w:framePr w:w="4810" w:h="3301" w:hRule="exact" w:wrap="around" w:vAnchor="page" w:hAnchor="page" w:x="784" w:y="7103"/>
+              <w:spacing w:before="0"/>
+              <w:rPr>
+                <w:color w:val="000000"/>
+              </w:rPr>
+            </w:pPr>
+            <w:r>
+              <w:rPr>
+                <w:color w:val="000000"/>
+              </w:rPr>
+              <w:t>Ejecuciones del lote</w:t>
+            </w:r>
+          </w:p>
+        </w:tc>
+        <w:tc>
+          <w:tcPr>
+            <w:tcW w:w="2267" w:type="dxa"/>
+            <w:vAlign w:val="bottom"/>
+          </w:tcPr>
+          <w:p>
+            <w:pPr>
+              <w:pStyle w:val="ART"/>
+              <w:framePr w:w="4810" w:h="3301" w:hRule="exact" w:wrap="around" w:vAnchor="page" w:hAnchor="page" w:x="784" w:y="7103"/>
+              <w:spacing w:before="0"/>
+              <w:cnfStyle w:val="000000100000" w:firstRow="0" w:lastRow="0" w:firstColumn="0" w:lastColumn="0" w:oddVBand="0" w:evenVBand="0" w:oddHBand="1" w:evenHBand="0" w:firstRowFirstColumn="0" w:firstRowLastColumn="0" w:lastRowFirstColumn="0" w:lastRowLastColumn="0"/>
+              <w:rPr>
+                <w:color w:val="000000"/>
+              </w:rPr>
+            </w:pPr>
+            <w:r>
+              <w:rPr>
+                <w:color w:val="000000"/>
+              </w:rPr>
+              <w:t>100 ejecuciones</w:t>
+            </w:r>
+          </w:p>
+        </w:tc>
+      </w:tr>
+      <w:tr>
+        <w:trPr>
+          <w:trHeight w:val="510"/>
+        </w:trPr>
+        <w:tc>
+          <w:tcPr>
+            <w:cnfStyle w:val="001000000000" w:firstRow="0" w:lastRow="0" w:firstColumn="1" w:lastColumn="0" w:oddVBand="0" w:evenVBand="0" w:oddHBand="0" w:evenHBand="0" w:firstRowFirstColumn="0" w:firstRowLastColumn="0" w:lastRowFirstColumn="0" w:lastRowLastColumn="0"/>
+            <w:tcW w:w="2764" w:type="dxa"/>
+            <w:vAlign w:val="bottom"/>
+          </w:tcPr>
+          <w:p>
+            <w:pPr>
+              <w:pStyle w:val="ART"/>
+              <w:framePr w:w="4810" w:h="3301" w:hRule="exact" w:wrap="around" w:vAnchor="page" w:hAnchor="page" w:x="784" w:y="7103"/>
+              <w:spacing w:before="0"/>
+              <w:rPr>
+                <w:color w:val="000000"/>
+              </w:rPr>
+            </w:pPr>
+            <w:r>
+              <w:rPr>
+                <w:color w:val="000000"/>
+              </w:rPr>
+              <w:t>Semilla del lote</w:t>
+            </w:r>
+          </w:p>
+        </w:tc>
+        <w:tc>
+          <w:tcPr>
+            <w:tcW w:w="2267" w:type="dxa"/>
+            <w:vAlign w:val="bottom"/>
+          </w:tcPr>
+          <w:p>
+            <w:pPr>
+              <w:pStyle w:val="ART"/>
+              <w:framePr w:w="4810" w:h="3301" w:hRule="exact" w:wrap="around" w:vAnchor="page" w:hAnchor="page" w:x="784" w:y="7103"/>
+              <w:spacing w:before="0"/>
+              <w:cnfStyle w:val="000000000000" w:firstRow="0" w:lastRow="0" w:firstColumn="0" w:lastColumn="0" w:oddVBand="0" w:evenVBand="0" w:oddHBand="0" w:evenHBand="0" w:firstRowFirstColumn="0" w:firstRowLastColumn="0" w:lastRowFirstColumn="0" w:lastRowLastColumn="0"/>
+              <w:rPr>
+                <w:color w:val="000000"/>
+              </w:rPr>
+            </w:pPr>
+            <w:r>
+              <w:rPr>
+                <w:color w:val="000000"/>
+              </w:rPr>
+              <w:t>337221868</w:t>
+            </w:r>
+          </w:p>
+        </w:tc>
+      </w:tr>
+    </w:tbl>
+    <w:p>
+      <w:pPr>
+        <w:pStyle w:val="ART"/>
+        <w:framePr w:w="4810" w:h="3301" w:hRule="exact" w:wrap="around" w:vAnchor="page" w:hAnchor="page" w:x="784" w:y="7103"/>
+        <w:spacing w:before="0"/>
+        <w:jc w:val="both"/>
+        <w:rPr>
+          <w:color w:val="000000"/>
+        </w:rPr>
+      </w:pPr>
+    </w:p>
+    <w:p>
+      <w:pPr>
+        <w:pStyle w:val="FIGURECAPTION"/>
+        <w:framePr w:w="4810" w:h="3301" w:hRule="exact" w:wrap="around" w:vAnchor="page" w:hAnchor="page" w:x="784" w:y="7103"/>
+        <w:jc w:val="center"/>
+        <w:rPr>
+          <w:color w:val="000000"/>
+        </w:rPr>
+      </w:pPr>
+      <w:r>
+        <w:rPr>
+          <w:color w:val="000000"/>
+        </w:rPr>
+        <w:t xml:space="preserve">Fig. </w:t>
+      </w:r>
+      <w:r>
+        <w:rPr>
+          <w:color w:val="000000"/>
+        </w:rPr>
+        <w:t>3</w:t>
+      </w:r>
+      <w:r>
+        <w:rPr>
+          <w:color w:val="000000"/>
+        </w:rPr>
+        <w:t xml:space="preserve">. </w:t>
+      </w:r>
+      <w:r>
+        <w:rPr>
+          <w:color w:val="000000"/>
+        </w:rPr>
+        <w:t>Tabla de parámetros de la ejecución</w:t>
+      </w:r>
+      <w:r>
+        <w:rPr>
+          <w:color w:val="000000"/>
+        </w:rPr>
+        <w:t>.</w:t>
+      </w:r>
+    </w:p>
+    <w:p>
+      <w:pPr>
+        <w:pStyle w:val="PARAGRAPH"/>
+      </w:pPr>
+      <w:r>
+        <w:t>Para las pruebas que se muestran a continuación se ha realizado el lote de ejecuciones con la siguiente configuración:</w:t>
+      </w:r>
+    </w:p>
+    <w:p>
+      <w:pPr>
+        <w:pStyle w:val="Heading2"/>
+      </w:pPr>
+      <w:r>
+        <w:t>4.4 Resultados de simulación</w:t>
+      </w:r>
+    </w:p>
+    <w:p>
+      <w:pPr>
+        <w:pStyle w:val="ART"/>
+        <w:framePr w:w="4816" w:h="3376" w:hRule="exact" w:wrap="around" w:vAnchor="page" w:hAnchor="page" w:x="774" w:y="12101"/>
+        <w:spacing w:before="0"/>
+        <w:rPr>
+          <w:color w:val="000000"/>
+        </w:rPr>
+      </w:pPr>
+      <w:r>
+        <w:rPr>
+          <w:noProof/>
+          <w:color w:val="000000"/>
+          <w:lang w:eastAsia="es-ES"/>
+        </w:rPr>
+        <w:drawing>
+          <wp:inline distT="0" distB="0" distL="0" distR="0" wp14:anchorId="3626FCFF" wp14:editId="7E3EFC3E">
+            <wp:extent cx="2695148" cy="1842447"/>
+            <wp:effectExtent l="0" t="0" r="0" b="0"/>
+            <wp:docPr id="2084367214" name="Picture 1"/>
+            <wp:cNvGraphicFramePr>
+              <a:graphicFrameLocks xmlns:a="http://schemas.openxmlformats.org/drawingml/2006/main" noChangeAspect="1"/>
+            </wp:cNvGraphicFramePr>
+            <a:graphic xmlns:a="http://schemas.openxmlformats.org/drawingml/2006/main">
+              <a:graphicData uri="http://schemas.openxmlformats.org/drawingml/2006/picture">
+                <pic:pic xmlns:pic="http://schemas.openxmlformats.org/drawingml/2006/picture">
+                  <pic:nvPicPr>
+                    <pic:cNvPr id="252996187" name=""/>
+                    <pic:cNvPicPr/>
+                  </pic:nvPicPr>
+                  <pic:blipFill>
+                    <a:blip r:embed="rId17"/>
+                    <a:stretch>
+                      <a:fillRect/>
+                    </a:stretch>
+                  </pic:blipFill>
+                  <pic:spPr>
+                    <a:xfrm>
+                      <a:off x="0" y="0"/>
+                      <a:ext cx="2717303" cy="1857593"/>
+                    </a:xfrm>
+                    <a:prstGeom prst="rect">
+                      <a:avLst/>
+                    </a:prstGeom>
+                  </pic:spPr>
+                </pic:pic>
+              </a:graphicData>
+            </a:graphic>
+          </wp:inline>
+        </w:drawing>
+      </w:r>
+    </w:p>
+    <w:p>
+      <w:pPr>
+        <w:pStyle w:val="FIGURECAPTION"/>
+        <w:framePr w:w="4816" w:h="3376" w:hRule="exact" w:wrap="around" w:vAnchor="page" w:hAnchor="page" w:x="774" w:y="12101"/>
+        <w:jc w:val="center"/>
+        <w:rPr>
+          <w:color w:val="000000"/>
+        </w:rPr>
+      </w:pPr>
+      <w:r>
+        <w:rPr>
+          <w:color w:val="000000"/>
+        </w:rPr>
+        <w:t xml:space="preserve">Fig. </w:t>
+      </w:r>
+      <w:r>
+        <w:rPr>
+          <w:color w:val="000000"/>
+        </w:rPr>
+        <w:t>4</w:t>
+      </w:r>
+      <w:r>
+        <w:rPr>
+          <w:color w:val="000000"/>
+        </w:rPr>
+        <w:t xml:space="preserve">. Grafo </w:t>
+      </w:r>
+      <w:r>
+        <w:rPr>
+          <w:color w:val="000000"/>
+        </w:rPr>
+        <w:t>de la EE coloreado por uso semanal</w:t>
+      </w:r>
+    </w:p>
+    <w:p>
+      <w:pPr>
+        <w:pStyle w:val="ART"/>
+        <w:framePr w:w="4816" w:h="2386" w:hRule="exact" w:wrap="around" w:vAnchor="page" w:hAnchor="page" w:x="5913" w:y="10940"/>
+        <w:spacing w:before="0"/>
+        <w:rPr>
+          <w:color w:val="000000"/>
+        </w:rPr>
+      </w:pPr>
+      <w:r>
+        <w:rPr>
+          <w:color w:val="000000"/>
+        </w:rPr>
+        <w:drawing>
+          <wp:inline distT="0" distB="0" distL="0" distR="0" wp14:anchorId="690C48BD" wp14:editId="73D948AB">
+            <wp:extent cx="3058160" cy="1165860"/>
+            <wp:effectExtent l="0" t="0" r="0" b="0"/>
+            <wp:docPr id="952425319" name="Picture 1"/>
+            <wp:cNvGraphicFramePr>
+              <a:graphicFrameLocks xmlns:a="http://schemas.openxmlformats.org/drawingml/2006/main" noChangeAspect="1"/>
+            </wp:cNvGraphicFramePr>
+            <a:graphic xmlns:a="http://schemas.openxmlformats.org/drawingml/2006/main">
+              <a:graphicData uri="http://schemas.openxmlformats.org/drawingml/2006/picture">
+                <pic:pic xmlns:pic="http://schemas.openxmlformats.org/drawingml/2006/picture">
+                  <pic:nvPicPr>
+                    <pic:cNvPr id="952425319" name=""/>
+                    <pic:cNvPicPr/>
+                  </pic:nvPicPr>
+                  <pic:blipFill>
+                    <a:blip r:embed="rId18"/>
+                    <a:stretch>
+                      <a:fillRect/>
+                    </a:stretch>
+                  </pic:blipFill>
+                  <pic:spPr>
+                    <a:xfrm>
+                      <a:off x="0" y="0"/>
+                      <a:ext cx="3058160" cy="1165860"/>
+                    </a:xfrm>
+                    <a:prstGeom prst="rect">
+                      <a:avLst/>
+                    </a:prstGeom>
+                  </pic:spPr>
+                </pic:pic>
+              </a:graphicData>
+            </a:graphic>
+          </wp:inline>
+        </w:drawing>
+      </w:r>
+    </w:p>
+    <w:p>
+      <w:pPr>
+        <w:pStyle w:val="FIGURECAPTION"/>
+        <w:framePr w:w="4816" w:h="2386" w:hRule="exact" w:wrap="around" w:vAnchor="page" w:hAnchor="page" w:x="5913" w:y="10940"/>
+        <w:jc w:val="center"/>
+        <w:rPr>
+          <w:color w:val="000000"/>
+        </w:rPr>
+      </w:pPr>
+      <w:r>
+        <w:rPr>
+          <w:color w:val="000000"/>
+        </w:rPr>
+        <w:t xml:space="preserve">Fig. </w:t>
+      </w:r>
+      <w:r>
+        <w:rPr>
+          <w:color w:val="000000"/>
+        </w:rPr>
+        <w:t>7</w:t>
+      </w:r>
+      <w:r>
+        <w:rPr>
+          <w:color w:val="000000"/>
+        </w:rPr>
+        <w:t xml:space="preserve">. </w:t>
+      </w:r>
+      <w:r>
+        <w:rPr>
+          <w:color w:val="000000"/>
+        </w:rPr>
+        <w:t>Gráfico de barras con el top 10 de espacios con mayor media de contagios por ejecución</w:t>
+      </w:r>
+    </w:p>
+    <w:p>
+      <w:pPr>
+        <w:pStyle w:val="PARAGRAPHnoindent"/>
+      </w:pPr>
+      <w:r>
+        <w:t>A nivel de resultados la aplicación nos permite observar patrones tanto dentro del lote como sobre la propia facultad. Para la EE podemos observar como las aulas con más uso son la Q4/1013, Q1/1003 y Q4/1009 y que el pasillo más usado es el pasillo Q4</w:t>
+      </w:r>
+      <w:r>
+        <w:t>.</w:t>
+      </w:r>
+    </w:p>
+    <w:p>
+      <w:pPr>
+        <w:pStyle w:val="ART"/>
+        <w:framePr w:w="4816" w:h="2671" w:hRule="exact" w:wrap="around" w:vAnchor="page" w:hAnchor="page" w:x="5825" w:y="3611"/>
+        <w:spacing w:before="0"/>
+        <w:rPr>
+          <w:color w:val="000000"/>
+        </w:rPr>
+      </w:pPr>
+      <w:r>
+        <w:rPr>
+          <w:noProof/>
+          <w:color w:val="000000"/>
+        </w:rPr>
+        <w:drawing>
+          <wp:inline distT="0" distB="0" distL="0" distR="0" wp14:anchorId="507140F5" wp14:editId="28E9DF62">
+            <wp:extent cx="3014123" cy="1444625"/>
+            <wp:effectExtent l="0" t="0" r="0" b="0"/>
+            <wp:docPr id="1362151985" name="Picture 7"/>
+            <wp:cNvGraphicFramePr>
+              <a:graphicFrameLocks xmlns:a="http://schemas.openxmlformats.org/drawingml/2006/main" noChangeAspect="1"/>
+            </wp:cNvGraphicFramePr>
+            <a:graphic xmlns:a="http://schemas.openxmlformats.org/drawingml/2006/main">
+              <a:graphicData uri="http://schemas.openxmlformats.org/drawingml/2006/picture">
+                <pic:pic xmlns:pic="http://schemas.openxmlformats.org/drawingml/2006/picture">
+                  <pic:nvPicPr>
+                    <pic:cNvPr id="1362151985" name="Picture 1362151985"/>
+                    <pic:cNvPicPr/>
+                  </pic:nvPicPr>
+                  <pic:blipFill rotWithShape="1">
+                    <a:blip r:embed="rId19">
+                      <a:extLst>
+                        <a:ext uri="{28A0092B-C50C-407E-A947-70E740481C1C}">
+                          <a14:useLocalDpi xmlns:a14="http://schemas.microsoft.com/office/drawing/2010/main" val="0"/>
+                        </a:ext>
+                      </a:extLst>
+                    </a:blip>
+                    <a:srcRect l="348" t="1444" r="1022" b="-1"/>
+                    <a:stretch>
+                      <a:fillRect/>
+                    </a:stretch>
+                  </pic:blipFill>
+                  <pic:spPr bwMode="auto">
+                    <a:xfrm>
+                      <a:off x="0" y="0"/>
+                      <a:ext cx="3016297" cy="1445667"/>
+                    </a:xfrm>
+                    <a:prstGeom prst="rect">
+                      <a:avLst/>
+                    </a:prstGeom>
+                    <a:ln>
+                      <a:noFill/>
+                    </a:ln>
+                    <a:extLst>
+                      <a:ext uri="{53640926-AAD7-44D8-BBD7-CCE9431645EC}">
+                        <a14:shadowObscured xmlns:a14="http://schemas.microsoft.com/office/drawing/2010/main"/>
+                      </a:ext>
+                    </a:extLst>
+                  </pic:spPr>
+                </pic:pic>
+              </a:graphicData>
+            </a:graphic>
+          </wp:inline>
+        </w:drawing>
+      </w:r>
+    </w:p>
+    <w:p>
+      <w:pPr>
+        <w:pStyle w:val="FIGURECAPTION"/>
+        <w:framePr w:w="4816" w:h="2671" w:hRule="exact" w:wrap="around" w:vAnchor="page" w:hAnchor="page" w:x="5825" w:y="3611"/>
+        <w:jc w:val="center"/>
+        <w:rPr>
+          <w:color w:val="000000"/>
+        </w:rPr>
+      </w:pPr>
+      <w:r>
+        <w:rPr>
+          <w:color w:val="000000"/>
+        </w:rPr>
+        <w:t xml:space="preserve">Fig. </w:t>
+      </w:r>
+      <w:r>
+        <w:rPr>
+          <w:color w:val="000000"/>
+        </w:rPr>
+        <w:t>5</w:t>
+      </w:r>
+      <w:r>
+        <w:rPr>
+          <w:color w:val="000000"/>
+        </w:rPr>
+        <w:t xml:space="preserve">. </w:t>
+      </w:r>
+      <w:r>
+        <w:rPr>
+          <w:color w:val="000000"/>
+        </w:rPr>
+        <w:t>Curva SEIR del caso práctico</w:t>
+      </w:r>
+    </w:p>
+    <w:p>
+      <w:pPr>
+        <w:pStyle w:val="PARAGRAPH"/>
+        <w:ind w:firstLine="238"/>
+      </w:pPr>
+      <w:r>
+        <w:t>A nivel de simulación observamos valores como la curva SEIR o la curva de infecciones acumuladas a lo largo del tiempo, las cuales nos muestran la tendencia epidemiológica. En el caso práctico estudiado observamos como, al no introducir contagios externos, después de las primeras semanas la infección muere y la facultad se mantiene estable y libre de infecciones. Esto nos indica que, a nivel de horarios, la facultad es segura y no induce a la propagación vírica</w:t>
+      </w:r>
+      <w:r>
+        <w:t xml:space="preserve"> entre diferentes grupos académicos</w:t>
+      </w:r>
+      <w:r>
+        <w:t xml:space="preserve">. </w:t>
+      </w:r>
+    </w:p>
+    <w:p>
+      <w:pPr>
+        <w:pStyle w:val="PARAGRAPH"/>
+        <w:ind w:firstLine="238"/>
+      </w:pPr>
+    </w:p>
+    <w:p>
+      <w:pPr>
+        <w:pStyle w:val="PARAGRAPH"/>
+        <w:ind w:firstLine="238"/>
+      </w:pPr>
+      <w:r>
+        <w:t>Este fenómeno provoca que la media de contagios por simulación sea más elevada en aquellas aulas que tienen mayor cantidad de uso. No obstante, si normalizamos lo</w:t>
+      </w:r>
+      <w:r>
+        <w:t>s contagios en base a la afluencia de alumnos por espacio, nos damos cuenta de que los espacios con mayor riesgo de contagio son las salas comunes.</w:t>
+      </w:r>
+    </w:p>
+    <w:p>
+      <w:pPr>
+        <w:pStyle w:val="PARAGRAPH"/>
+        <w:ind w:firstLine="0"/>
+      </w:pPr>
+    </w:p>
+    <w:p>
+      <w:pPr>
+        <w:pStyle w:val="PARAGRAPH"/>
+        <w:ind w:firstLine="238"/>
+      </w:pPr>
+      <w:r>
+        <w:t xml:space="preserve">Por otra parte, la aplicación nos permite ver resúmenes de </w:t>
+      </w:r>
+      <w:r>
+        <w:t>contagio</w:t>
+      </w:r>
+      <w:r>
+        <w:t xml:space="preserve"> y asistencia por días de la semana</w:t>
+      </w:r>
+      <w:r>
+        <w:t xml:space="preserve">. Lo que nos permite ver que la mayoría de los contagios se realizan los viernes y los lunes. Lo cual se relaciona directamente con los días de transición de los primeros infectados de estado expuesto a infeccioso, ya que estos son los días en </w:t>
+      </w:r>
+      <w:r>
+        <w:lastRenderedPageBreak/>
+        <w:t xml:space="preserve">los que el virus contiene una mayor carga vírica. </w:t>
+      </w:r>
+    </w:p>
+    <w:p>
+      <w:pPr>
+        <w:pStyle w:val="ART"/>
+        <w:framePr w:w="4816" w:h="2386" w:hRule="exact" w:wrap="around" w:vAnchor="page" w:hAnchor="page" w:x="526" w:y="1607"/>
+        <w:spacing w:before="0"/>
+        <w:rPr>
+          <w:color w:val="000000"/>
+        </w:rPr>
+      </w:pPr>
+      <w:r>
+        <w:rPr>
+          <w:color w:val="000000"/>
+        </w:rPr>
+        <w:drawing>
+          <wp:inline distT="0" distB="0" distL="0" distR="0" wp14:anchorId="3BA2BD67" wp14:editId="2EDA6024">
+            <wp:extent cx="3058160" cy="1189990"/>
+            <wp:effectExtent l="0" t="0" r="0" b="0"/>
+            <wp:docPr id="69689811" name="Picture 1"/>
+            <wp:cNvGraphicFramePr>
+              <a:graphicFrameLocks xmlns:a="http://schemas.openxmlformats.org/drawingml/2006/main" noChangeAspect="1"/>
+            </wp:cNvGraphicFramePr>
+            <a:graphic xmlns:a="http://schemas.openxmlformats.org/drawingml/2006/main">
+              <a:graphicData uri="http://schemas.openxmlformats.org/drawingml/2006/picture">
+                <pic:pic xmlns:pic="http://schemas.openxmlformats.org/drawingml/2006/picture">
+                  <pic:nvPicPr>
+                    <pic:cNvPr id="69689811" name=""/>
+                    <pic:cNvPicPr/>
+                  </pic:nvPicPr>
+                  <pic:blipFill>
+                    <a:blip r:embed="rId20"/>
+                    <a:stretch>
+                      <a:fillRect/>
+                    </a:stretch>
+                  </pic:blipFill>
+                  <pic:spPr>
+                    <a:xfrm>
+                      <a:off x="0" y="0"/>
+                      <a:ext cx="3058160" cy="1189990"/>
+                    </a:xfrm>
+                    <a:prstGeom prst="rect">
+                      <a:avLst/>
+                    </a:prstGeom>
+                  </pic:spPr>
+                </pic:pic>
+              </a:graphicData>
+            </a:graphic>
+          </wp:inline>
+        </w:drawing>
+      </w:r>
+    </w:p>
+    <w:p>
+      <w:pPr>
+        <w:pStyle w:val="FIGURECAPTION"/>
+        <w:framePr w:w="4816" w:h="2386" w:hRule="exact" w:wrap="around" w:vAnchor="page" w:hAnchor="page" w:x="526" w:y="1607"/>
+        <w:jc w:val="center"/>
+        <w:rPr>
+          <w:color w:val="000000"/>
+        </w:rPr>
+      </w:pPr>
+      <w:r>
+        <w:rPr>
+          <w:color w:val="000000"/>
+        </w:rPr>
+        <w:t xml:space="preserve">Fig. </w:t>
+      </w:r>
+      <w:r>
+        <w:rPr>
+          <w:color w:val="000000"/>
+        </w:rPr>
+        <w:t>8</w:t>
+      </w:r>
+      <w:r>
+        <w:rPr>
+          <w:color w:val="000000"/>
+        </w:rPr>
+        <w:t xml:space="preserve">. </w:t>
+      </w:r>
+      <w:r>
+        <w:rPr>
+          <w:color w:val="000000"/>
+        </w:rPr>
+        <w:t xml:space="preserve">Gráfico de barras con el top 10 de espacios con mayor </w:t>
+      </w:r>
+      <w:r>
+        <w:rPr>
+          <w:color w:val="000000"/>
+        </w:rPr>
+        <w:t>media de riesgo</w:t>
+      </w:r>
+      <w:r>
+        <w:rPr>
+          <w:color w:val="000000"/>
+        </w:rPr>
+        <w:t xml:space="preserve"> de contagio por ejecución</w:t>
+      </w:r>
+    </w:p>
+    <w:p>
+      <w:pPr>
+        <w:pStyle w:val="PARAGRAPH"/>
+        <w:ind w:firstLine="238"/>
+      </w:pPr>
+    </w:p>
+    <w:p>
+      <w:pPr>
+        <w:pStyle w:val="PARAGRAPH"/>
+        <w:ind w:firstLine="238"/>
+      </w:pPr>
+      <w:r>
+        <w:t xml:space="preserve">Por último, al estar estudiando un lote de ejecuciones, la aplicación nos permite ver como de recurrentemente se producen los resultados máximos que vemos en las otras gráficas. Permitiéndonos ver que patrones como lunes y viernes siendo los días más problemáticos a nivel de infecciones se repiten en el 76% de las ejecuciones. </w:t>
+      </w:r>
+    </w:p>
+    <w:p>
+      <w:pPr>
+        <w:pStyle w:val="Heading2"/>
+        <w:jc w:val="both"/>
+      </w:pPr>
+      <w:r>
+        <w:t>4.</w:t>
+      </w:r>
+      <w:r>
+        <w:t>5</w:t>
+      </w:r>
+      <w:r>
+        <w:t xml:space="preserve"> </w:t>
+      </w:r>
+      <w:r>
+        <w:t>Aportación del proyecto respecto a los referentes</w:t>
+      </w:r>
+    </w:p>
+    <w:p>
+      <w:pPr>
+        <w:pStyle w:val="PARAGRAPHnoindent"/>
+      </w:pPr>
+      <w:r>
+        <w:t xml:space="preserve">La aportación principal del proyecto no consiste en sustituir herramientas epidemiológicas ya existentes ni en desarrollar un modelo clínico más complejo, sino en adaptar la simulación basada en agentes a un entorno académico configurable. Frente a simuladores generales como </w:t>
+      </w:r>
+      <w:proofErr w:type="spellStart"/>
+      <w:r>
+        <w:t>Covasim</w:t>
+      </w:r>
+      <w:proofErr w:type="spellEnd"/>
+      <w:r>
+        <w:t xml:space="preserve">, la aplicación desarrollada se centra en una escala más concreta: </w:t>
+      </w:r>
+      <w:r>
+        <w:t>el espacio personalizado</w:t>
+      </w:r>
+      <w:r>
+        <w:t xml:space="preserve"> como espacio de interacción. Esta decisión permite representar de forma explícita elementos que en modelos poblacionales suelen aparecer de manera más agregada, como aulas, laboratorios, pasillos, espacios comunes, grupos académicos y horarios.</w:t>
+      </w:r>
+    </w:p>
+    <w:p>
+      <w:pPr>
         <w:pStyle w:val="PARAGRAPHnoindent"/>
         <w:ind w:firstLine="238"/>
       </w:pPr>
-      <w:r>
-        <w:t>Además de las gráficas y resultados agregados, la aplicación incorpora una visualización dinámica sobre el grafo de la facultad.</w:t>
-      </w:r>
-      <w:r>
-        <w:t xml:space="preserve"> </w:t>
-      </w:r>
-      <w:r>
-        <w:t>Esta visualización permite reproducir de forma animada la simulación ya calculada, facilitando la interpretación de patrones que en las gráficas estáticas pueden resultar menos evidentes</w:t>
-      </w:r>
-    </w:p>
-    <w:p>
-      <w:pPr>
-        <w:pStyle w:val="Heading2"/>
-      </w:pPr>
-      <w:r>
-        <w:t>4.3 Escenario de validación</w:t>
-      </w:r>
-    </w:p>
-    <w:p>
-      <w:pPr>
-        <w:pStyle w:val="PARAGRAPHnoindent"/>
-      </w:pPr>
-      <w:r>
-        <w:t>[PENDIENTE DE COMPLETAR CUANDO SE DEFINA EL ESCENARIO FINAL]</w:t>
-      </w:r>
-    </w:p>
-    <w:p>
-      <w:pPr>
-        <w:pStyle w:val="PARAGRAPHnoindent"/>
-      </w:pPr>
-      <w:r>
-        <w:t>En este apartado se describirá la facultad o escenario académico utilizado para obtener los resultados finales. Se incluirán los espacios creados, los tipos de espacio, las carreras o grados incluidos, los cursos, los grupos académicos, el número de agentes, la duración de la simulación, la enfermedad configurada, el número inicial de infectados y la semilla utilizada.</w:t>
-      </w:r>
-    </w:p>
-    <w:p>
-      <w:pPr>
-        <w:pStyle w:val="Heading2"/>
-      </w:pPr>
-      <w:r>
-        <w:t>4.4 Resultados de simulación</w:t>
-      </w:r>
-    </w:p>
-    <w:p>
-      <w:pPr>
-        <w:pStyle w:val="PARAGRAPHnoindent"/>
-      </w:pPr>
-      <w:r>
-        <w:t>[PENDIENTE DE COMPLETAR CUANDO SE EJECUTE EL ESCENARIO FINAL]</w:t>
-      </w:r>
-    </w:p>
-    <w:p>
-      <w:pPr>
-        <w:pStyle w:val="PARAGRAPHnoindent"/>
-      </w:pPr>
-      <w:r>
-        <w:t xml:space="preserve">En este apartado se presentarán los resultados obtenidos en el escenario de validación. Se incluirá la evolución temporal de los estados epidemiológicos, los contagios </w:t>
-      </w:r>
-      <w:r>
-        <w:lastRenderedPageBreak/>
-        <w:t>acumulados, los espacios con mayor transmisión, los grupos académicos más afectados y, si procede, resultados de simulaciones por lotes.</w:t>
-      </w:r>
-    </w:p>
-    <w:p>
-      <w:pPr>
-        <w:pStyle w:val="Heading2"/>
-        <w:jc w:val="both"/>
-      </w:pPr>
-      <w:r>
-        <w:t>4.</w:t>
-      </w:r>
-      <w:r>
-        <w:t>5</w:t>
-      </w:r>
-      <w:r>
-        <w:t xml:space="preserve"> </w:t>
-      </w:r>
-      <w:r>
-        <w:t>Aportación del proyecto respecto a los referentes</w:t>
-      </w:r>
-    </w:p>
-    <w:p>
-      <w:pPr>
-        <w:pStyle w:val="PARAGRAPHnoindent"/>
-      </w:pPr>
-      <w:r>
-        <w:t xml:space="preserve">La aportación principal del proyecto no consiste en sustituir herramientas epidemiológicas ya existentes ni en desarrollar un modelo clínico más complejo, sino en adaptar la simulación basada en agentes a un entorno académico configurable. Frente a simuladores generales como </w:t>
-      </w:r>
-      <w:proofErr w:type="spellStart"/>
-      <w:r>
-        <w:t>Covasim</w:t>
-      </w:r>
-      <w:proofErr w:type="spellEnd"/>
-      <w:r>
-        <w:t>, la aplicación desarrollada se centra en una escala más concreta: la facultad como espacio de interacción. Esta decisión permite representar de forma explícita elementos que en modelos poblacionales suelen aparecer de manera más agregada, como aulas, laboratorios, pasillos, espacios comunes, grupos académicos y horarios.</w:t>
-      </w:r>
     </w:p>
     <w:p>
       <w:pPr>
         <w:pStyle w:val="PARAGRAPHnoindent"/>
         <w:ind w:firstLine="238"/>
       </w:pPr>
+      <w:r>
+        <w:t xml:space="preserve">Uno de los valores diferenciales de la aplicación es la integración entre construcción del escenario, simulación y visualización dentro de una misma herramienta. El usuario no parte únicamente de una configuración numérica o de una población abstracta, sino que puede crear una facultad mediante un </w:t>
+      </w:r>
+      <w:proofErr w:type="spellStart"/>
+      <w:r>
+        <w:t>builder</w:t>
+      </w:r>
+      <w:proofErr w:type="spellEnd"/>
+      <w:r>
+        <w:t xml:space="preserve"> gráfico, definir su estructura física y académica, introducir horarios y ejecutar simulaciones sobre ese escenario. Esta integración facilita que el análisis de la propagación esté directamente relacionado con la organización interna del entorno académico.</w:t>
+      </w:r>
     </w:p>
     <w:p>
       <w:pPr>
         <w:pStyle w:val="PARAGRAPHnoindent"/>
         <w:ind w:firstLine="238"/>
       </w:pPr>
-      <w:r>
-        <w:t xml:space="preserve">Uno de los valores diferenciales de la aplicación es la integración entre construcción del escenario, simulación y visualización dentro de una misma herramienta. El usuario no parte únicamente de una configuración numérica o de una población abstracta, sino que puede crear una facultad mediante un </w:t>
-      </w:r>
-      <w:proofErr w:type="spellStart"/>
-      <w:r>
-        <w:t>builder</w:t>
-      </w:r>
-      <w:proofErr w:type="spellEnd"/>
-      <w:r>
-        <w:t xml:space="preserve"> gráfico, definir su estructura física y académica, introducir horarios y ejecutar simulaciones sobre ese escenario. Esta integración facilita que el análisis de la propagación esté directamente relacionado con la organización interna del entorno académico.</w:t>
-      </w:r>
     </w:p>
     <w:p>
       <w:pPr>
         <w:pStyle w:val="PARAGRAPHnoindent"/>
         <w:ind w:firstLine="238"/>
       </w:pPr>
+      <w:r>
+        <w:t>Otro aspecto relevante es el uso de los horarios como elemento central del modelo. La ubicación de los agentes no se determina únicamente mediante una distribución aleatoria, sino a partir de actividades académicas definidas por el usuario. Esto permite estudiar cómo la coincidencia de grupos en determinados espacios, la concentración de actividades en ciertos días o el uso repetido de algunas aulas pueden influir en la exposición al contagio. De este modo, el proyecto se orienta a analizar el efecto de la planificación académica sobre la dinámica de transmisión.</w:t>
+      </w:r>
     </w:p>
     <w:p>
       <w:pPr>
         <w:pStyle w:val="PARAGRAPHnoindent"/>
         <w:ind w:firstLine="238"/>
       </w:pPr>
-      <w:r>
-        <w:t>Otro aspecto relevante es el uso de los horarios como elemento central del modelo. La ubicación de los agentes no se determina únicamente mediante una distribución aleatoria, sino a partir de actividades académicas definidas por el usuario. Esto permite estudiar cómo la coincidencia de grupos en determinados espacios, la concentración de actividades en ciertos días o el uso repetido de algunas aulas pueden influir en la exposición al contagio. De este modo, el proyecto se orienta a analizar el efecto de la planificación académica sobre la dinámica de transmisión.</w:t>
-      </w:r>
     </w:p>
     <w:p>
       <w:pPr>
         <w:pStyle w:val="PARAGRAPHnoindent"/>
         <w:ind w:firstLine="238"/>
       </w:pPr>
+      <w:r>
+        <w:t xml:space="preserve">Respecto a plataformas basadas en eventos reales, como </w:t>
+      </w:r>
+      <w:proofErr w:type="spellStart"/>
+      <w:r>
+        <w:t>Operation</w:t>
+      </w:r>
+      <w:proofErr w:type="spellEnd"/>
+      <w:r>
+        <w:t xml:space="preserve"> Outbreak, la aplicación desarrollada ofrece </w:t>
+      </w:r>
+      <w:r>
+        <w:t>una aproximación distinta. En lugar de depender de participantes reales y de una simulación presencial, permite construir escenarios virtuales, modificar parámetros y repetir ejecuciones bajo condiciones controladas. Esto convierte la herramienta en un entorno exploratorio, útil para comparar configuraciones, observar variabilidad entre simulaciones y analizar resultados sin necesidad de organizar un evento físico.</w:t>
+      </w:r>
     </w:p>
     <w:p>
       <w:pPr>
         <w:pStyle w:val="PARAGRAPHnoindent"/>
         <w:ind w:firstLine="238"/>
       </w:pPr>
-      <w:r>
-        <w:t xml:space="preserve">Respecto a plataformas basadas en eventos reales, como </w:t>
-      </w:r>
-      <w:proofErr w:type="spellStart"/>
-      <w:r>
-        <w:t>Operation</w:t>
-      </w:r>
-      <w:proofErr w:type="spellEnd"/>
-      <w:r>
-        <w:t xml:space="preserve"> Outbreak, la aplicación desarrollada ofrece una aproximación distinta. En lugar de depender de participantes reales y de una simulación presencial, permite construir escenarios virtuales, modificar parámetros y repetir ejecuciones bajo condiciones controladas. Esto convierte la herramienta en un entorno exploratorio, útil para comparar configuraciones, observar variabilidad entre simulaciones y analizar resultados sin necesidad de organizar un evento físico.</w:t>
-      </w:r>
     </w:p>
     <w:p>
       <w:pPr>
         <w:pStyle w:val="PARAGRAPHnoindent"/>
         <w:ind w:firstLine="238"/>
       </w:pPr>
-    </w:p>
-    <w:p>
-      <w:pPr>
-        <w:pStyle w:val="PARAGRAPHnoindent"/>
-        <w:ind w:firstLine="238"/>
-      </w:pPr>
-      <w:r>
-        <w:t>Finalmente, el sistema de persistencia y visualización refuerza esta aportación. Cada simulación genera resultados reutilizables, incluyendo series temporales, eventos de infección y métricas agregadas por espacio o grupo académico. Estos datos pueden analizarse mediante gráficas, tablas y una visualización dinámica sobre el grafo de la facultad. En conjunto, el proyecto aporta una herra</w:t>
-      </w:r>
-      <w:r>
-        <w:t>mienta específica para estudiar la propagación de enfermedades contagiosas en entornos académicos, conectando estructura espacial, organización docente, simulación basada en agentes y análisis visual de resultados</w:t>
+      <w:r>
+        <w:t>Finalmente, el sistema de persistencia y visualización refuerza esta aportación. Cada simulación genera resultados reutilizables, incluyendo series temporales, eventos de infección y métricas agregadas por espacio o grupo académico. Estos datos pueden analizarse mediante gráficas, tablas y una visualización dinámica sobre el grafo de la facultad. En conjunto, el proyecto aporta una herramienta específica para estudiar la propagación de enfermedades contagiosas en entornos académicos, conectando estructura espacial, organización docente, simulación basada en agentes y análisis visual de resultados</w:t>
       </w:r>
       <w:r>
         <w:t>.</w:t>
@@ -4116,14 +4034,6 @@
       </w:pPr>
       <w:r>
         <w:t>5. Conclusiones y trabajo futuro</w:t>
-      </w:r>
-    </w:p>
-    <w:p>
-      <w:pPr>
-        <w:pStyle w:val="Heading2"/>
-      </w:pPr>
-      <w:r>
-        <w:t>5.1 Conclusiones</w:t>
       </w:r>
     </w:p>
     <w:p>
@@ -4132,106 +4042,7 @@
         <w:ind w:firstLine="0"/>
       </w:pPr>
       <w:r>
-        <w:t>En este trabajo se ha desarrollado una aplicación interactiva para la simulación de enfermedades contagiosas en entornos académicos. La solución integra la creación de escenarios, la simulación basada en agentes, el almacenamiento persistente de resultados y distintas herramientas de análisis y visualización. De esta forma, el usuario puede definir una facultad mediante su estructura física y académica, configurar una enfermedad contagiosa y estudiar cómo evoluciona la propagación dentro del escenario creado.</w:t>
-      </w:r>
-    </w:p>
-    <w:p>
-      <w:pPr>
-        <w:pStyle w:val="PARAGRAPH"/>
-      </w:pPr>
-    </w:p>
-    <w:p>
-      <w:pPr>
-        <w:pStyle w:val="PARAGRAPH"/>
-      </w:pPr>
-      <w:r>
-        <w:t>Una de las principales aportaciones del proyecto es la adaptación de los modelos epidemiológicos basados en agentes a un contexto académico concreto. A diferencia de los modelos poblacionales más generales, la aplicación desarrollada incorpora explícitamente espacios, horarios, grupos académicos y franjas temporales. Esto permite analizar la transmisión desde una perspectiva más local, teniendo en cuenta la organización interna del entorno simulado.</w:t>
-      </w:r>
-    </w:p>
-    <w:p>
-      <w:pPr>
-        <w:pStyle w:val="PARAGRAPH"/>
-      </w:pPr>
-    </w:p>
-    <w:p>
-      <w:pPr>
-        <w:pStyle w:val="PARAGRAPH"/>
-      </w:pPr>
-      <w:r>
-        <w:t xml:space="preserve">El desarrollo del </w:t>
-      </w:r>
-      <w:proofErr w:type="spellStart"/>
-      <w:r>
-        <w:t>builder</w:t>
-      </w:r>
-      <w:proofErr w:type="spellEnd"/>
-      <w:r>
-        <w:t xml:space="preserve"> ha permitido crear escenarios académicos de forma visual y estructurada. La separación entre estructura física y estructura académica facilita representar, por un lado, los espacios de la facultad y, por otro, los grados, cursos, grupos y horarios que condicionan el movimiento de los agentes. Esta separación también hace que la aplicación sea más flexible, ya que permite modificar una parte del escenario sin alterar necesariamente el resto.</w:t>
-      </w:r>
-    </w:p>
-    <w:p>
-      <w:pPr>
-        <w:pStyle w:val="PARAGRAPH"/>
-      </w:pPr>
-    </w:p>
-    <w:p>
-      <w:pPr>
-        <w:pStyle w:val="PARAGRAPH"/>
-      </w:pPr>
-      <w:r>
-        <w:t>El motor de simulación implementado permite representar agentes individuales, asignarles horarios, determinar su localización en cada franja temporal, generar contactos probabilísticos y simular contagios mediante un modelo epidemiológico simplificado de tipo SEIR. Además, la incorporación de semillas aleatorias permite reproducir simulaciones y comparar escenarios bajo condiciones estocásticas controladas.</w:t>
-      </w:r>
-    </w:p>
-    <w:p>
-      <w:pPr>
-        <w:pStyle w:val="PARAGRAPH"/>
-      </w:pPr>
-    </w:p>
-    <w:p>
-      <w:pPr>
-        <w:pStyle w:val="PARAGRAPH"/>
-      </w:pPr>
-      <w:r>
-        <w:t>Otro resultado relevante es el sistema de persistencia de resultados. La aplicación guarda configuraciones, metadatos, series temporales, eventos de infección y resultados agregados en formatos reutilizables. Esto permite que las simulaciones no sean resultados temporales ligados únicamente a una ejecución, sino experimentos que pueden consultarse, compararse y visualizarse posteriormente.</w:t>
-      </w:r>
-    </w:p>
-    <w:p>
-      <w:pPr>
-        <w:pStyle w:val="PARAGRAPH"/>
-      </w:pPr>
-    </w:p>
-    <w:p>
-      <w:pPr>
-        <w:pStyle w:val="PARAGRAPH"/>
-      </w:pPr>
-      <w:r>
-        <w:t xml:space="preserve">Finalmente, el módulo de visualización permite interpretar los resultados obtenidos desde distintos niveles: evolución temporal de la enfermedad, resultados por </w:t>
-      </w:r>
-      <w:r>
-        <w:lastRenderedPageBreak/>
-        <w:t>espacio, resultados por grupo académico y reproducción visual sobre el grafo de la facultad. Estas visualizaciones refuerzan el carácter exploratorio de la herramienta y facilitan comprender cómo los contagios se distribuyen dentro del escenario simulado.</w:t>
-      </w:r>
-    </w:p>
-    <w:p>
-      <w:pPr>
-        <w:pStyle w:val="PARAGRAPH"/>
-      </w:pPr>
-    </w:p>
-    <w:p>
-      <w:pPr>
-        <w:pStyle w:val="PARAGRAPH"/>
-      </w:pPr>
-      <w:r>
-        <w:t>En conjunto, el proyecto cumple el objetivo de desarrollar una herramienta funcional para crear escenarios académicos y analizar la propagación de una enfermedad contagiosa en su interior. La aplicación no pretende ofrecer predicciones epidemiológicas clínicas, sino proporcionar un entorno configurable e interpretable para estudiar el impacto potencial de la organización académica sobre la exposición al contagio.</w:t>
-      </w:r>
-    </w:p>
-    <w:p>
-      <w:pPr>
-        <w:pStyle w:val="Heading2"/>
-        <w:ind w:left="0" w:firstLine="0"/>
-      </w:pPr>
-      <w:r>
-        <w:t>5.2 Cumplimiento de los objetivos</w:t>
+        <w:t>En términos generales, se han cumplido los objetivos planteados para el proyecto. Se ha desarrollado una aplicación que integra, dentro de una misma plataforma, la construcción de escenarios académicos, la ejecución individual y masiva de simulaciones epidemiológicas y la visualización de los resultados obtenidos. La interfaz ofrece un flujo de trabajo claro y accesible, permitiendo configurar el escenario sin modificar directamente archivos de datos y facilitando posteriormente la interpretación de la propagación simulada mediante gráficas y representaciones visuales.</w:t>
       </w:r>
     </w:p>
     <w:p>
@@ -4239,171 +4050,19 @@
         <w:pStyle w:val="PARAGRAPH"/>
         <w:ind w:firstLine="0"/>
       </w:pPr>
-      <w:r>
-        <w:t>Los objetivos planteados al inicio del trabajo se han alcanzado de forma global mediante el desarrollo de una aplicación funcional que integra la creación de escenarios académicos, la simulación basada en agentes y la visualización de resultados. En primer lugar, se ha definido un modelo de datos capaz de representar los elementos mínimos necesarios de una facultad, incluyendo espacios físicos, tipos de espacio, grados, cursos, grupos académicos y horarios. Sobre esta base se ha implementado un flujo guiado de creación de escenarios, que permite introducir y editar la información de la facultad de forma visual y persistente.</w:t>
-      </w:r>
     </w:p>
     <w:p>
       <w:pPr>
         <w:pStyle w:val="PARAGRAPH"/>
       </w:pPr>
-    </w:p>
-    <w:p>
-      <w:pPr>
-        <w:pStyle w:val="PARAGRAPH"/>
-      </w:pPr>
-      <w:r>
-        <w:t>En segundo lugar, se ha desarrollado un motor de simulación basado en agentes que permite modelar la dinámica de contagio dentro del escenario académico definido por el usuario. El motor asigna agentes a grupos académicos, utiliza los horarios para determinar su ubicación en cada franja temporal, genera contactos de forma probabilística y simula la evolución de la enfermedad mediante una estructura epidemiológica de tipo SEIR. Además, la incorporación de semillas aleatorias permite reproducir simulaciones concretas y comparar escenarios bajo condiciones equivalentes.</w:t>
-      </w:r>
-    </w:p>
-    <w:p>
-      <w:pPr>
-        <w:pStyle w:val="PARAGRAPH"/>
-      </w:pPr>
-    </w:p>
-    <w:p>
-      <w:pPr>
-        <w:pStyle w:val="PARAGRAPH"/>
-      </w:pPr>
-      <w:r>
-        <w:t>También se ha cumplido el objetivo de desarrollar herramientas de análisis y visualización. La aplicación permite ejecutar simulaciones individuales, reproducir visualmente su evolución sobre el grafo de la facultad, analizar curvas temporales, estudiar contagios por espacio y grupo académico, y ejecutar simulaciones en masa para observar la variabilidad del modelo. Los resultados se almacenan de forma persistente mediante archivos JSON y CSV, lo que permite conservar configuraciones, eventos de infección, series temporales y métricas agregadas para su análisis posterior.</w:t>
-      </w:r>
-    </w:p>
-    <w:p>
-      <w:pPr>
-        <w:pStyle w:val="PARAGRAPH"/>
-      </w:pPr>
-    </w:p>
-    <w:p>
-      <w:pPr>
-        <w:pStyle w:val="PARAGRAPH"/>
-      </w:pPr>
-      <w:r>
-        <w:t xml:space="preserve">Finalmente, la aplicación proporciona la base necesaria para estudiar cómo la organización académica influye en la exposición al contagio. La posibilidad de introducir horarios, espacios y grupos permite analizar escenarios representativos de la Escola </w:t>
-      </w:r>
-      <w:proofErr w:type="spellStart"/>
-      <w:r>
-        <w:t>d’Enginyeria</w:t>
-      </w:r>
-      <w:proofErr w:type="spellEnd"/>
-      <w:r>
-        <w:t xml:space="preserve"> de la UAB o de otras facultades. No obstante, la profundidad de este análisis depende del grado de detalle del escenario intro</w:t>
-      </w:r>
-      <w:r>
-        <w:t>ducido y de la disponibilidad de datos reales, por lo que puede ampliarse en trabajos futuros mediante una incorporación más completa de horarios, ocupación de espacios y patrones reales de asistencia.</w:t>
-      </w:r>
-    </w:p>
-    <w:p>
-      <w:pPr>
-        <w:pStyle w:val="Heading2"/>
-      </w:pPr>
-      <w:r>
-        <w:t>5.3 Trabajo futuro</w:t>
-      </w:r>
-    </w:p>
-    <w:p>
-      <w:pPr>
-        <w:pStyle w:val="PARAGRAPH"/>
-      </w:pPr>
-      <w:r>
-        <w:t>Aunque la aplicación desarrollada es funcional, los resultados deben interpretarse como exploratorios, ya que el modelo no está calibrado con datos epidemiológicos reales y simplifica aspectos como la movilidad física, los contactos informales y la progresión clínica de la enfermedad. Estas limitaciones abren distintas líneas de trabajo futuro.</w:t>
-      </w:r>
-    </w:p>
-    <w:p>
-      <w:pPr>
-        <w:pStyle w:val="PARAGRAPH"/>
-      </w:pPr>
-    </w:p>
-    <w:p>
-      <w:pPr>
-        <w:pStyle w:val="PARAGRAPH"/>
-      </w:pPr>
-      <w:r>
-        <w:t>Una</w:t>
-      </w:r>
-      <w:r>
-        <w:t xml:space="preserve"> línea de trabajo sería ampliar el modelo epidemiológico. La versión actual utiliza una estructura SEIR </w:t>
-      </w:r>
-      <w:proofErr w:type="spellStart"/>
-      <w:r>
-        <w:t>estandar</w:t>
-      </w:r>
-      <w:proofErr w:type="spellEnd"/>
-      <w:r>
-        <w:t xml:space="preserve">, suficiente para representar la evolución general de una enfermedad contagiosa. Sin embargo, futuras versiones podrían incorporar estados clínicos más detallados, como infección leve, grave o crítica, y hacer que estos estados afectaran al comportamiento de los agentes, por </w:t>
-      </w:r>
-      <w:r>
-        <w:t>ejemplo,</w:t>
-      </w:r>
-      <w:r>
-        <w:t xml:space="preserve"> modificando su probabilidad de asistir a clase.</w:t>
-      </w:r>
-    </w:p>
-    <w:p>
-      <w:pPr>
-        <w:pStyle w:val="PARAGRAPH"/>
-      </w:pPr>
-    </w:p>
-    <w:p>
-      <w:pPr>
-        <w:pStyle w:val="PARAGRAPH"/>
-      </w:pPr>
-      <w:r>
-        <w:t xml:space="preserve">También sería interesante </w:t>
-      </w:r>
-      <w:r>
-        <w:t>incluir un</w:t>
-      </w:r>
-      <w:r>
-        <w:t xml:space="preserve"> sistema de intervenciones. La aplicación podría incorporar medidas como reducción de aforo, cierre temporal de espacios, modificación de horarios, alternancia de grupos, uso de mascarillas, cuarentenas o aislamiento de agentes infectados. Estas intervenciones permitirían comparar estrategias y estudiar cómo distintos cambios organizativos podrían afectar a la propagación.</w:t>
-      </w:r>
-    </w:p>
-    <w:p>
-      <w:pPr>
-        <w:pStyle w:val="PARAGRAPH"/>
-      </w:pPr>
-    </w:p>
-    <w:p>
-      <w:pPr>
-        <w:pStyle w:val="PARAGRAPH"/>
-      </w:pPr>
-      <w:r>
-        <w:t>Otra posible ampliación sería introducir una capa social entre agentes. En la versión actual, los contactos dependen principalmente de la coincidencia espacial y temporal. Una red de amistades o afinidad permitiría representar contactos informales más realistas, especialmente en pasillos, cafeterías, bibliotecas o espacios comunes.</w:t>
-      </w:r>
-    </w:p>
-    <w:p>
-      <w:pPr>
-        <w:pStyle w:val="PARAGRAPH"/>
-      </w:pPr>
-    </w:p>
-    <w:p>
-      <w:pPr>
-        <w:pStyle w:val="PARAGRAPH"/>
-      </w:pPr>
-      <w:r>
-        <w:t xml:space="preserve">Finalmente, el módulo de visualización podría ampliarse con herramientas de análisis más avanzadas. Algunas posibles mejoras serían la representación de cadenas de transmisión, filtros interactivos por grupo o espacio, comparación estadística entre </w:t>
-      </w:r>
-      <w:proofErr w:type="spellStart"/>
-      <w:r>
-        <w:t>batches</w:t>
-      </w:r>
-      <w:proofErr w:type="spellEnd"/>
-      <w:r>
-        <w:t>, generación automática de informes y exportación de gráficos en formatos preparados para documentación o presentaciones.</w:t>
-      </w:r>
-    </w:p>
-    <w:p>
-      <w:pPr>
-        <w:pStyle w:val="PARAGRAPH"/>
-      </w:pPr>
-    </w:p>
-    <w:p>
-      <w:pPr>
-        <w:pStyle w:val="PARAGRAPH"/>
-        <w:ind w:firstLine="0"/>
-      </w:pPr>
-      <w:r>
-        <w:t>En conclusión, el proyecto proporciona una base sólida y extensible para la simulación de enfermedades contagiosas en entornos académicos. La arquitectura modular de la aplicación permite incorporar nuevas funcionalidades sin rediseñar completamente el sistema, por lo que el trabajo desarrollado puede servir como punto de partida para futuras mejoras orientadas a análisis más realistas, intervenciones más complejas y visualizaciones más avanzadas.</w:t>
+      <w:r>
+        <w:t>Como trabajo futuro, se plantean mejoras tanto en la aplicación como en el modelo de simulación. En el ámbito de la aplicación, podrían incorporarse mecanismos de edición más avanzados, como copiar, pegar, deshacer y rehacer mediante atajos universales</w:t>
+      </w:r>
+      <w:r>
+        <w:t xml:space="preserve">, </w:t>
+      </w:r>
+      <w:r>
+        <w:t>además de un menú de preferencias y una revisión general del diseño visual. Respecto al simulador, sería conveniente incorporar intervenciones epidemiológicas, ampliar los parámetros configurables y permitir una personalización más detallada de las ejecuciones. Finalmente, el modelo podría extenderse para representar escenarios de mayor escala, como un campus completo o una universidad, incluyendo los desplazamientos y contactos entre distintas facultades</w:t>
       </w:r>
     </w:p>
     <w:p>
@@ -4427,7 +4086,6 @@
           <w:color w:val="000000"/>
           <w:sz w:val="22"/>
         </w:rPr>
-        <w:lastRenderedPageBreak/>
         <w:t>Bibliografia</w:t>
       </w:r>
       <w:proofErr w:type="spellEnd"/>
@@ -4443,6 +4101,7 @@
           <w:rFonts w:ascii="Palatino" w:hAnsi="Palatino"/>
           <w:color w:val="000000"/>
           <w:kern w:val="16"/>
+          <w:lang w:val="en-GB"/>
         </w:rPr>
       </w:pPr>
       <w:r>
@@ -4450,6 +4109,7 @@
           <w:rFonts w:ascii="Palatino" w:hAnsi="Palatino"/>
           <w:color w:val="000000"/>
           <w:kern w:val="16"/>
+          <w:lang w:val="en-GB"/>
         </w:rPr>
         <w:t>C. C. Kerr et al., “</w:t>
       </w:r>
@@ -4459,6 +4119,7 @@
           <w:rFonts w:ascii="Palatino" w:hAnsi="Palatino"/>
           <w:color w:val="000000"/>
           <w:kern w:val="16"/>
+          <w:lang w:val="en-GB"/>
         </w:rPr>
         <w:t>Covasim</w:t>
       </w:r>
@@ -4468,161 +4129,19 @@
           <w:rFonts w:ascii="Palatino" w:hAnsi="Palatino"/>
           <w:color w:val="000000"/>
           <w:kern w:val="16"/>
-        </w:rPr>
-        <w:t xml:space="preserve">: </w:t>
-      </w:r>
-      <w:proofErr w:type="spellStart"/>
-      <w:r>
+          <w:lang w:val="en-GB"/>
+        </w:rPr>
+        <w:t>: An agent-based model of COVID-19 dynamics and interventions”, PLOS Computational Biology, vol. 17, no. 7, e1009149, 2021.</w:t>
+      </w:r>
+    </w:p>
+    <w:p>
+      <w:pPr>
+        <w:pStyle w:val="References"/>
         <w:rPr>
           <w:rFonts w:ascii="Palatino" w:hAnsi="Palatino"/>
           <w:color w:val="000000"/>
           <w:kern w:val="16"/>
-        </w:rPr>
-        <w:t>An</w:t>
-      </w:r>
-      <w:proofErr w:type="spellEnd"/>
-      <w:r>
-        <w:rPr>
-          <w:rFonts w:ascii="Palatino" w:hAnsi="Palatino"/>
-          <w:color w:val="000000"/>
-          <w:kern w:val="16"/>
-        </w:rPr>
-        <w:t xml:space="preserve"> </w:t>
-      </w:r>
-      <w:proofErr w:type="spellStart"/>
-      <w:r>
-        <w:rPr>
-          <w:rFonts w:ascii="Palatino" w:hAnsi="Palatino"/>
-          <w:color w:val="000000"/>
-          <w:kern w:val="16"/>
-        </w:rPr>
-        <w:t>agent-based</w:t>
-      </w:r>
-      <w:proofErr w:type="spellEnd"/>
-      <w:r>
-        <w:rPr>
-          <w:rFonts w:ascii="Palatino" w:hAnsi="Palatino"/>
-          <w:color w:val="000000"/>
-          <w:kern w:val="16"/>
-        </w:rPr>
-        <w:t xml:space="preserve"> </w:t>
-      </w:r>
-      <w:proofErr w:type="spellStart"/>
-      <w:r>
-        <w:rPr>
-          <w:rFonts w:ascii="Palatino" w:hAnsi="Palatino"/>
-          <w:color w:val="000000"/>
-          <w:kern w:val="16"/>
-        </w:rPr>
-        <w:t>model</w:t>
-      </w:r>
-      <w:proofErr w:type="spellEnd"/>
-      <w:r>
-        <w:rPr>
-          <w:rFonts w:ascii="Palatino" w:hAnsi="Palatino"/>
-          <w:color w:val="000000"/>
-          <w:kern w:val="16"/>
-        </w:rPr>
-        <w:t xml:space="preserve"> </w:t>
-      </w:r>
-      <w:proofErr w:type="spellStart"/>
-      <w:r>
-        <w:rPr>
-          <w:rFonts w:ascii="Palatino" w:hAnsi="Palatino"/>
-          <w:color w:val="000000"/>
-          <w:kern w:val="16"/>
-        </w:rPr>
-        <w:t>of</w:t>
-      </w:r>
-      <w:proofErr w:type="spellEnd"/>
-      <w:r>
-        <w:rPr>
-          <w:rFonts w:ascii="Palatino" w:hAnsi="Palatino"/>
-          <w:color w:val="000000"/>
-          <w:kern w:val="16"/>
-        </w:rPr>
-        <w:t xml:space="preserve"> COVID-19 </w:t>
-      </w:r>
-      <w:proofErr w:type="spellStart"/>
-      <w:r>
-        <w:rPr>
-          <w:rFonts w:ascii="Palatino" w:hAnsi="Palatino"/>
-          <w:color w:val="000000"/>
-          <w:kern w:val="16"/>
-        </w:rPr>
-        <w:t>dynamics</w:t>
-      </w:r>
-      <w:proofErr w:type="spellEnd"/>
-      <w:r>
-        <w:rPr>
-          <w:rFonts w:ascii="Palatino" w:hAnsi="Palatino"/>
-          <w:color w:val="000000"/>
-          <w:kern w:val="16"/>
-        </w:rPr>
-        <w:t xml:space="preserve"> and </w:t>
-      </w:r>
-      <w:proofErr w:type="spellStart"/>
-      <w:r>
-        <w:rPr>
-          <w:rFonts w:ascii="Palatino" w:hAnsi="Palatino"/>
-          <w:color w:val="000000"/>
-          <w:kern w:val="16"/>
-        </w:rPr>
-        <w:t>interventions</w:t>
-      </w:r>
-      <w:proofErr w:type="spellEnd"/>
-      <w:r>
-        <w:rPr>
-          <w:rFonts w:ascii="Palatino" w:hAnsi="Palatino"/>
-          <w:color w:val="000000"/>
-          <w:kern w:val="16"/>
-        </w:rPr>
-        <w:t xml:space="preserve">”, PLOS </w:t>
-      </w:r>
-      <w:proofErr w:type="spellStart"/>
-      <w:r>
-        <w:rPr>
-          <w:rFonts w:ascii="Palatino" w:hAnsi="Palatino"/>
-          <w:color w:val="000000"/>
-          <w:kern w:val="16"/>
-        </w:rPr>
-        <w:t>Computational</w:t>
-      </w:r>
-      <w:proofErr w:type="spellEnd"/>
-      <w:r>
-        <w:rPr>
-          <w:rFonts w:ascii="Palatino" w:hAnsi="Palatino"/>
-          <w:color w:val="000000"/>
-          <w:kern w:val="16"/>
-        </w:rPr>
-        <w:t xml:space="preserve"> </w:t>
-      </w:r>
-      <w:proofErr w:type="spellStart"/>
-      <w:r>
-        <w:rPr>
-          <w:rFonts w:ascii="Palatino" w:hAnsi="Palatino"/>
-          <w:color w:val="000000"/>
-          <w:kern w:val="16"/>
-        </w:rPr>
-        <w:t>Biology</w:t>
-      </w:r>
-      <w:proofErr w:type="spellEnd"/>
-      <w:r>
-        <w:rPr>
-          <w:rFonts w:ascii="Palatino" w:hAnsi="Palatino"/>
-          <w:color w:val="000000"/>
-          <w:kern w:val="16"/>
-        </w:rPr>
-        <w:t>, vol. 17, no. 7, e1009149, 2021.</w:t>
-      </w:r>
-    </w:p>
-    <w:p>
-      <w:pPr>
-        <w:pStyle w:val="References"/>
-        <w:rPr>
-          <w:rFonts w:ascii="Palatino" w:hAnsi="Palatino"/>
-          <w:color w:val="000000"/>
-          <w:kern w:val="16"/>
+          <w:lang w:val="en-GB"/>
         </w:rPr>
       </w:pPr>
     </w:p>
@@ -4637,6 +4156,7 @@
           <w:rFonts w:ascii="Palatino" w:hAnsi="Palatino"/>
           <w:color w:val="000000"/>
           <w:kern w:val="16"/>
+          <w:lang w:val="en-GB"/>
         </w:rPr>
       </w:pPr>
       <w:r>
@@ -4644,6 +4164,7 @@
           <w:rFonts w:ascii="Palatino" w:hAnsi="Palatino"/>
           <w:color w:val="000000"/>
           <w:kern w:val="16"/>
+          <w:lang w:val="en-GB"/>
         </w:rPr>
         <w:t xml:space="preserve">A. </w:t>
       </w:r>
@@ -4653,6 +4174,7 @@
           <w:rFonts w:ascii="Palatino" w:hAnsi="Palatino"/>
           <w:color w:val="000000"/>
           <w:kern w:val="16"/>
+          <w:lang w:val="en-GB"/>
         </w:rPr>
         <w:t>Colubri</w:t>
       </w:r>
@@ -4662,107 +4184,17 @@
           <w:rFonts w:ascii="Palatino" w:hAnsi="Palatino"/>
           <w:color w:val="000000"/>
           <w:kern w:val="16"/>
-        </w:rPr>
-        <w:t xml:space="preserve"> et al., “</w:t>
-      </w:r>
-      <w:proofErr w:type="spellStart"/>
-      <w:r>
-        <w:rPr>
-          <w:rFonts w:ascii="Palatino" w:hAnsi="Palatino"/>
-          <w:color w:val="000000"/>
-          <w:kern w:val="16"/>
-        </w:rPr>
-        <w:t>Preventing</w:t>
-      </w:r>
-      <w:proofErr w:type="spellEnd"/>
-      <w:r>
-        <w:rPr>
-          <w:rFonts w:ascii="Palatino" w:hAnsi="Palatino"/>
-          <w:color w:val="000000"/>
-          <w:kern w:val="16"/>
-        </w:rPr>
-        <w:t xml:space="preserve"> </w:t>
-      </w:r>
-      <w:proofErr w:type="spellStart"/>
-      <w:r>
-        <w:rPr>
-          <w:rFonts w:ascii="Palatino" w:hAnsi="Palatino"/>
-          <w:color w:val="000000"/>
-          <w:kern w:val="16"/>
-        </w:rPr>
-        <w:t>Outbreaks</w:t>
-      </w:r>
-      <w:proofErr w:type="spellEnd"/>
-      <w:r>
-        <w:rPr>
-          <w:rFonts w:ascii="Palatino" w:hAnsi="Palatino"/>
-          <w:color w:val="000000"/>
-          <w:kern w:val="16"/>
-        </w:rPr>
-        <w:t xml:space="preserve"> </w:t>
-      </w:r>
-      <w:proofErr w:type="spellStart"/>
-      <w:r>
-        <w:rPr>
-          <w:rFonts w:ascii="Palatino" w:hAnsi="Palatino"/>
-          <w:color w:val="000000"/>
-          <w:kern w:val="16"/>
-        </w:rPr>
-        <w:t>through</w:t>
-      </w:r>
-      <w:proofErr w:type="spellEnd"/>
-      <w:r>
-        <w:rPr>
-          <w:rFonts w:ascii="Palatino" w:hAnsi="Palatino"/>
-          <w:color w:val="000000"/>
-          <w:kern w:val="16"/>
-        </w:rPr>
-        <w:t xml:space="preserve"> Interactive, </w:t>
-      </w:r>
-      <w:proofErr w:type="spellStart"/>
-      <w:r>
-        <w:rPr>
-          <w:rFonts w:ascii="Palatino" w:hAnsi="Palatino"/>
-          <w:color w:val="000000"/>
-          <w:kern w:val="16"/>
-        </w:rPr>
-        <w:t>Experiential</w:t>
-      </w:r>
-      <w:proofErr w:type="spellEnd"/>
-      <w:r>
-        <w:rPr>
-          <w:rFonts w:ascii="Palatino" w:hAnsi="Palatino"/>
-          <w:color w:val="000000"/>
-          <w:kern w:val="16"/>
-        </w:rPr>
-        <w:t xml:space="preserve"> Real-Life </w:t>
-      </w:r>
-      <w:proofErr w:type="spellStart"/>
-      <w:r>
-        <w:rPr>
-          <w:rFonts w:ascii="Palatino" w:hAnsi="Palatino"/>
-          <w:color w:val="000000"/>
-          <w:kern w:val="16"/>
-        </w:rPr>
-        <w:t>Simulations</w:t>
-      </w:r>
-      <w:proofErr w:type="spellEnd"/>
-      <w:r>
-        <w:rPr>
-          <w:rFonts w:ascii="Palatino" w:hAnsi="Palatino"/>
-          <w:color w:val="000000"/>
-          <w:kern w:val="16"/>
-        </w:rPr>
-        <w:t>”, Cell, vol. 182, no. 6, pp. 1366–1371, 2020.</w:t>
-      </w:r>
-    </w:p>
-    <w:p>
-      <w:pPr>
-        <w:pStyle w:val="References"/>
-        <w:rPr>
-          <w:rFonts w:ascii="Palatino" w:hAnsi="Palatino"/>
-          <w:color w:val="000000"/>
-          <w:kern w:val="16"/>
+          <w:lang w:val="en-GB"/>
+        </w:rPr>
+        <w:t xml:space="preserve"> et al., “Preventing Outbreaks through Interactive, Experiential Real-Life Simulations”, Cell, vol. 182, no. 6, pp. 1366–1371, 2020.</w:t>
+      </w:r>
+    </w:p>
+    <w:p>
+      <w:pPr>
+        <w:rPr>
+          <w:color w:val="000000"/>
+          <w:spacing w:val="-6"/>
+          <w:lang w:val="en-GB"/>
         </w:rPr>
       </w:pPr>
     </w:p>
@@ -4777,13 +4209,113 @@
           <w:rFonts w:ascii="Palatino" w:hAnsi="Palatino"/>
           <w:color w:val="000000"/>
           <w:spacing w:val="-6"/>
+          <w:lang w:val="en-GB"/>
         </w:rPr>
       </w:pPr>
       <w:r>
         <w:rPr>
           <w:rFonts w:ascii="Palatino" w:hAnsi="Palatino"/>
           <w:color w:val="000000"/>
+          <w:spacing w:val="-6"/>
+          <w:lang w:val="en-GB"/>
+        </w:rPr>
+        <w:lastRenderedPageBreak/>
+        <w:t xml:space="preserve">W. O. </w:t>
+      </w:r>
+      <w:proofErr w:type="spellStart"/>
+      <w:r>
+        <w:rPr>
+          <w:rFonts w:ascii="Palatino" w:hAnsi="Palatino"/>
+          <w:color w:val="000000"/>
+          <w:spacing w:val="-6"/>
+          <w:lang w:val="en-GB"/>
+        </w:rPr>
+        <w:t>Kermack</w:t>
+      </w:r>
+      <w:proofErr w:type="spellEnd"/>
+      <w:r>
+        <w:rPr>
+          <w:rFonts w:ascii="Palatino" w:hAnsi="Palatino"/>
+          <w:color w:val="000000"/>
+          <w:spacing w:val="-6"/>
+          <w:lang w:val="en-GB"/>
+        </w:rPr>
+        <w:t xml:space="preserve"> and A. G. McKendrick, “A Contribution to the Mathematical Theory of Epidemics,” Proceedings of the Royal Society A, vol. 115, no. 772, pp. 700–721, 1927. </w:t>
+      </w:r>
+    </w:p>
+    <w:p>
+      <w:pPr>
+        <w:pStyle w:val="ListParagraph"/>
+        <w:rPr>
+          <w:color w:val="000000"/>
+          <w:spacing w:val="-6"/>
+          <w:lang w:val="en-GB"/>
+        </w:rPr>
+      </w:pPr>
+    </w:p>
+    <w:p>
+      <w:pPr>
+        <w:pStyle w:val="References"/>
+        <w:numPr>
+          <w:ilvl w:val="0"/>
+          <w:numId w:val="45"/>
+        </w:numPr>
+        <w:rPr>
+          <w:rFonts w:ascii="Palatino" w:hAnsi="Palatino"/>
+          <w:color w:val="000000"/>
+          <w:spacing w:val="-6"/>
+          <w:lang w:val="en-GB"/>
+        </w:rPr>
+      </w:pPr>
+      <w:r>
+        <w:rPr>
+          <w:rFonts w:ascii="Palatino" w:hAnsi="Palatino"/>
+          <w:color w:val="000000"/>
+          <w:spacing w:val="-6"/>
+          <w:lang w:val="en-GB"/>
+        </w:rPr>
+        <w:t>H. W. Hethcote, “The Mathematics of Infectious Diseases,” SIAM Review, vol. 42, no. 4, pp. 599–653, 2000.</w:t>
+      </w:r>
+      <w:r>
+        <w:rPr>
+          <w:rFonts w:ascii="Palatino" w:hAnsi="Palatino"/>
+          <w:color w:val="000000"/>
+          <w:spacing w:val="-6"/>
+          <w:lang w:val="en-GB"/>
+        </w:rPr>
+        <w:t xml:space="preserve"> </w:t>
+      </w:r>
+    </w:p>
+    <w:p>
+      <w:pPr>
+        <w:pStyle w:val="ListParagraph"/>
+        <w:rPr>
+          <w:color w:val="000000"/>
+          <w:spacing w:val="-6"/>
+          <w:lang w:val="en-GB"/>
+        </w:rPr>
+      </w:pPr>
+    </w:p>
+    <w:p>
+      <w:pPr>
+        <w:pStyle w:val="References"/>
+        <w:numPr>
+          <w:ilvl w:val="0"/>
+          <w:numId w:val="45"/>
+        </w:numPr>
+        <w:rPr>
+          <w:rFonts w:ascii="Palatino" w:hAnsi="Palatino"/>
+          <w:color w:val="000000"/>
+          <w:spacing w:val="-6"/>
+          <w:lang w:val="en-GB"/>
+        </w:rPr>
+      </w:pPr>
+      <w:r>
+        <w:rPr>
+          <w:rFonts w:ascii="Palatino" w:hAnsi="Palatino"/>
+          <w:color w:val="000000"/>
           <w:kern w:val="16"/>
+          <w:lang w:val="en-GB"/>
         </w:rPr>
         <w:t>I. Specht et al., “</w:t>
       </w:r>
@@ -4793,6 +4325,7 @@
           <w:rFonts w:ascii="Palatino" w:hAnsi="Palatino"/>
           <w:color w:val="000000"/>
           <w:kern w:val="16"/>
+          <w:lang w:val="en-GB"/>
         </w:rPr>
         <w:t>Analyzing</w:t>
       </w:r>
@@ -4802,8 +4335,9 @@
           <w:rFonts w:ascii="Palatino" w:hAnsi="Palatino"/>
           <w:color w:val="000000"/>
           <w:kern w:val="16"/>
-        </w:rPr>
-        <w:t xml:space="preserve"> </w:t>
+          <w:lang w:val="en-GB"/>
+        </w:rPr>
+        <w:t xml:space="preserve"> the Impact of a Real-Life Outbreak Simulator on Pandemic Mitigation: An Epidemiological </w:t>
       </w:r>
       <w:proofErr w:type="spellStart"/>
       <w:r>
@@ -4811,8 +4345,9 @@
           <w:rFonts w:ascii="Palatino" w:hAnsi="Palatino"/>
           <w:color w:val="000000"/>
           <w:kern w:val="16"/>
-        </w:rPr>
-        <w:t>the</w:t>
+          <w:lang w:val="en-GB"/>
+        </w:rPr>
+        <w:t>Modeling</w:t>
       </w:r>
       <w:proofErr w:type="spellEnd"/>
       <w:r>
@@ -4820,171 +4355,88 @@
           <w:rFonts w:ascii="Palatino" w:hAnsi="Palatino"/>
           <w:color w:val="000000"/>
           <w:kern w:val="16"/>
-        </w:rPr>
-        <w:t xml:space="preserve"> </w:t>
+          <w:lang w:val="en-GB"/>
+        </w:rPr>
+        <w:t xml:space="preserve"> Study”, Patterns, 2022.</w:t>
+      </w:r>
+    </w:p>
+    <w:p>
+      <w:pPr>
+        <w:pStyle w:val="ListParagraph"/>
+        <w:rPr>
+          <w:color w:val="000000"/>
+          <w:spacing w:val="-6"/>
+          <w:lang w:val="en-GB"/>
+        </w:rPr>
+      </w:pPr>
+    </w:p>
+    <w:p>
+      <w:pPr>
+        <w:pStyle w:val="References"/>
+        <w:numPr>
+          <w:ilvl w:val="0"/>
+          <w:numId w:val="45"/>
+        </w:numPr>
+        <w:rPr>
+          <w:rFonts w:ascii="Palatino" w:hAnsi="Palatino"/>
+          <w:color w:val="000000"/>
+          <w:spacing w:val="-6"/>
+        </w:rPr>
+      </w:pPr>
+      <w:r>
+        <w:rPr>
+          <w:rFonts w:ascii="Palatino" w:hAnsi="Palatino"/>
+          <w:color w:val="000000"/>
+          <w:spacing w:val="-6"/>
+        </w:rPr>
+        <w:t xml:space="preserve">C. Rey, “Aplicación interactiva para la simulación de enfermedades contagiosas en entornos académicos”, GitHub </w:t>
       </w:r>
       <w:proofErr w:type="spellStart"/>
       <w:r>
         <w:rPr>
           <w:rFonts w:ascii="Palatino" w:hAnsi="Palatino"/>
           <w:color w:val="000000"/>
-          <w:kern w:val="16"/>
-        </w:rPr>
-        <w:t>Impact</w:t>
+          <w:spacing w:val="-6"/>
+        </w:rPr>
+        <w:t>repository</w:t>
       </w:r>
       <w:proofErr w:type="spellEnd"/>
       <w:r>
         <w:rPr>
           <w:rFonts w:ascii="Palatino" w:hAnsi="Palatino"/>
           <w:color w:val="000000"/>
-          <w:kern w:val="16"/>
-        </w:rPr>
-        <w:t xml:space="preserve"> </w:t>
+          <w:spacing w:val="-6"/>
+        </w:rPr>
+        <w:t xml:space="preserve">, 2026. [Online]. </w:t>
       </w:r>
       <w:proofErr w:type="spellStart"/>
       <w:r>
         <w:rPr>
           <w:rFonts w:ascii="Palatino" w:hAnsi="Palatino"/>
           <w:color w:val="000000"/>
-          <w:kern w:val="16"/>
-        </w:rPr>
-        <w:t>of</w:t>
+          <w:spacing w:val="-6"/>
+        </w:rPr>
+        <w:t>Available</w:t>
       </w:r>
       <w:proofErr w:type="spellEnd"/>
       <w:r>
         <w:rPr>
           <w:rFonts w:ascii="Palatino" w:hAnsi="Palatino"/>
           <w:color w:val="000000"/>
-          <w:kern w:val="16"/>
-        </w:rPr>
-        <w:t xml:space="preserve"> a Real-Life Outbreak Simulator </w:t>
-      </w:r>
-      <w:proofErr w:type="spellStart"/>
-      <w:r>
-        <w:rPr>
-          <w:rFonts w:ascii="Palatino" w:hAnsi="Palatino"/>
-          <w:color w:val="000000"/>
-          <w:kern w:val="16"/>
-        </w:rPr>
-        <w:t>on</w:t>
-      </w:r>
-      <w:proofErr w:type="spellEnd"/>
-      <w:r>
-        <w:rPr>
-          <w:rFonts w:ascii="Palatino" w:hAnsi="Palatino"/>
-          <w:color w:val="000000"/>
-          <w:kern w:val="16"/>
-        </w:rPr>
-        <w:t xml:space="preserve"> </w:t>
-      </w:r>
-      <w:proofErr w:type="spellStart"/>
-      <w:r>
-        <w:rPr>
-          <w:rFonts w:ascii="Palatino" w:hAnsi="Palatino"/>
-          <w:color w:val="000000"/>
-          <w:kern w:val="16"/>
-        </w:rPr>
-        <w:t>Pandemic</w:t>
-      </w:r>
-      <w:proofErr w:type="spellEnd"/>
-      <w:r>
-        <w:rPr>
-          <w:rFonts w:ascii="Palatino" w:hAnsi="Palatino"/>
-          <w:color w:val="000000"/>
-          <w:kern w:val="16"/>
-        </w:rPr>
-        <w:t xml:space="preserve"> </w:t>
-      </w:r>
-      <w:proofErr w:type="spellStart"/>
-      <w:r>
-        <w:rPr>
-          <w:rFonts w:ascii="Palatino" w:hAnsi="Palatino"/>
-          <w:color w:val="000000"/>
-          <w:kern w:val="16"/>
-        </w:rPr>
-        <w:t>Mitigation</w:t>
-      </w:r>
-      <w:proofErr w:type="spellEnd"/>
-      <w:r>
-        <w:rPr>
-          <w:rFonts w:ascii="Palatino" w:hAnsi="Palatino"/>
-          <w:color w:val="000000"/>
-          <w:kern w:val="16"/>
+          <w:spacing w:val="-6"/>
         </w:rPr>
         <w:t xml:space="preserve">: </w:t>
       </w:r>
-      <w:proofErr w:type="spellStart"/>
-      <w:r>
-        <w:rPr>
-          <w:rFonts w:ascii="Palatino" w:hAnsi="Palatino"/>
-          <w:color w:val="000000"/>
-          <w:kern w:val="16"/>
-        </w:rPr>
-        <w:t>An</w:t>
-      </w:r>
-      <w:proofErr w:type="spellEnd"/>
-      <w:r>
-        <w:rPr>
-          <w:rFonts w:ascii="Palatino" w:hAnsi="Palatino"/>
-          <w:color w:val="000000"/>
-          <w:kern w:val="16"/>
-        </w:rPr>
-        <w:t xml:space="preserve"> </w:t>
-      </w:r>
-      <w:proofErr w:type="spellStart"/>
-      <w:r>
-        <w:rPr>
-          <w:rFonts w:ascii="Palatino" w:hAnsi="Palatino"/>
-          <w:color w:val="000000"/>
-          <w:kern w:val="16"/>
-        </w:rPr>
-        <w:t>Epidemiological</w:t>
-      </w:r>
-      <w:proofErr w:type="spellEnd"/>
-      <w:r>
-        <w:rPr>
-          <w:rFonts w:ascii="Palatino" w:hAnsi="Palatino"/>
-          <w:color w:val="000000"/>
-          <w:kern w:val="16"/>
-        </w:rPr>
-        <w:t xml:space="preserve"> </w:t>
-      </w:r>
-      <w:proofErr w:type="spellStart"/>
-      <w:r>
-        <w:rPr>
-          <w:rFonts w:ascii="Palatino" w:hAnsi="Palatino"/>
-          <w:color w:val="000000"/>
-          <w:kern w:val="16"/>
-        </w:rPr>
-        <w:t>Modeling</w:t>
-      </w:r>
-      <w:proofErr w:type="spellEnd"/>
-      <w:r>
-        <w:rPr>
-          <w:rFonts w:ascii="Palatino" w:hAnsi="Palatino"/>
-          <w:color w:val="000000"/>
-          <w:kern w:val="16"/>
-        </w:rPr>
-        <w:t xml:space="preserve"> Study”, </w:t>
-      </w:r>
-      <w:proofErr w:type="spellStart"/>
-      <w:r>
-        <w:rPr>
-          <w:rFonts w:ascii="Palatino" w:hAnsi="Palatino"/>
-          <w:color w:val="000000"/>
-          <w:kern w:val="16"/>
-        </w:rPr>
-        <w:t>Patterns</w:t>
-      </w:r>
-      <w:proofErr w:type="spellEnd"/>
-      <w:r>
-        <w:rPr>
-          <w:rFonts w:ascii="Palatino" w:hAnsi="Palatino"/>
-          <w:color w:val="000000"/>
-          <w:kern w:val="16"/>
-        </w:rPr>
-        <w:t>, 2022.</w:t>
-      </w:r>
+      <w:hyperlink r:id="rId21" w:history="1">
+        <w:r>
+          <w:rPr>
+            <w:rStyle w:val="Hyperlink"/>
+            <w:rFonts w:ascii="Palatino" w:hAnsi="Palatino" w:cs="Times New Roman"/>
+            <w:spacing w:val="-6"/>
+          </w:rPr>
+          <w:t>TFG-Aplicación-interactiva-para-simulación-de-enfermedades-contagiosas-en-entornos-académicos</w:t>
+        </w:r>
+      </w:hyperlink>
     </w:p>
     <w:p>
       <w:pPr>
@@ -5107,10 +4559,34 @@
           <w:color w:val="000000"/>
           <w:sz w:val="22"/>
         </w:rPr>
-        <w:t xml:space="preserve"> </w:t>
-      </w:r>
-      <w:proofErr w:type="spellStart"/>
-      <w:r>
+        <w:t xml:space="preserve"> d’apèndix</w:t>
+      </w:r>
+    </w:p>
+    <w:p>
+      <w:pPr>
+        <w:pStyle w:val="PARAGRAPHnoindent"/>
+        <w:spacing w:line="240" w:lineRule="auto"/>
+        <w:rPr>
+          <w:color w:val="000000"/>
+        </w:rPr>
+      </w:pPr>
+      <w:r>
+        <w:rPr>
+          <w:color w:val="000000" w:themeColor="text1"/>
+        </w:rPr>
+        <w:t xml:space="preserve">..... .... .... .......... ...... ........ ...... ..... ...... ..... ..... .... .......... ...... ........ ............ ........ ...... ..... ...... ..... ..... .... .... .......... ...... ........ ...... ..... ...... ..... ..... .... .... .......... ...... ........ ...... ..... ...... ..... ..... .... ........ ...... </w:t>
+      </w:r>
+      <w:r>
+        <w:rPr>
+          <w:color w:val="000000"/>
+        </w:rPr>
+        <w:t>.</w:t>
+      </w:r>
+    </w:p>
+    <w:p>
+      <w:pPr>
+        <w:pStyle w:val="ReferenceHead"/>
+        <w:jc w:val="left"/>
         <w:rPr>
           <w:rFonts w:ascii="Helvetica" w:hAnsi="Helvetica"/>
           <w:b/>
@@ -5118,35 +4594,8 @@
           <w:color w:val="000000"/>
           <w:sz w:val="22"/>
         </w:rPr>
-        <w:t>d’apèndix</w:t>
-      </w:r>
-      <w:proofErr w:type="spellEnd"/>
-    </w:p>
-    <w:p>
-      <w:pPr>
-        <w:pStyle w:val="PARAGRAPHnoindent"/>
-        <w:spacing w:line="240" w:lineRule="auto"/>
-        <w:rPr>
-          <w:color w:val="000000"/>
-        </w:rPr>
-      </w:pPr>
-      <w:r>
-        <w:rPr>
-          <w:color w:val="000000" w:themeColor="text1"/>
-        </w:rPr>
-        <w:t xml:space="preserve">..... .... .... .......... ...... ........ ...... ..... ...... ..... ..... .... .......... ...... ........ ............ ........ ...... ..... ...... ..... ..... .... .... .......... ...... ........ ...... ..... ...... ..... ..... .... .... .......... ...... ........ ...... ..... ...... ..... ..... .... ........ ...... </w:t>
-      </w:r>
-      <w:r>
-        <w:rPr>
-          <w:color w:val="000000"/>
-        </w:rPr>
-        <w:t>.</w:t>
-      </w:r>
-    </w:p>
-    <w:p>
-      <w:pPr>
-        <w:pStyle w:val="ReferenceHead"/>
-        <w:jc w:val="left"/>
+      </w:pPr>
+      <w:r>
         <w:rPr>
           <w:rFonts w:ascii="Helvetica" w:hAnsi="Helvetica"/>
           <w:b/>
@@ -5154,7 +4603,9 @@
           <w:color w:val="000000"/>
           <w:sz w:val="22"/>
         </w:rPr>
-      </w:pPr>
+        <w:t xml:space="preserve">A2. </w:t>
+      </w:r>
+      <w:proofErr w:type="spellStart"/>
       <w:r>
         <w:rPr>
           <w:rFonts w:ascii="Helvetica" w:hAnsi="Helvetica"/>
@@ -5163,9 +4614,9 @@
           <w:color w:val="000000"/>
           <w:sz w:val="22"/>
         </w:rPr>
-        <w:t xml:space="preserve">A2. </w:t>
-      </w:r>
-      <w:proofErr w:type="spellStart"/>
+        <w:t>Secció</w:t>
+      </w:r>
+      <w:proofErr w:type="spellEnd"/>
       <w:r>
         <w:rPr>
           <w:rFonts w:ascii="Helvetica" w:hAnsi="Helvetica"/>
@@ -5174,31 +4625,8 @@
           <w:color w:val="000000"/>
           <w:sz w:val="22"/>
         </w:rPr>
-        <w:t>Secció</w:t>
-      </w:r>
-      <w:proofErr w:type="spellEnd"/>
-      <w:r>
-        <w:rPr>
-          <w:rFonts w:ascii="Helvetica" w:hAnsi="Helvetica"/>
-          <w:b/>
-          <w:bCs/>
-          <w:color w:val="000000"/>
-          <w:sz w:val="22"/>
-        </w:rPr>
-        <w:t xml:space="preserve"> </w:t>
-      </w:r>
-      <w:proofErr w:type="spellStart"/>
-      <w:r>
-        <w:rPr>
-          <w:rFonts w:ascii="Helvetica" w:hAnsi="Helvetica"/>
-          <w:b/>
-          <w:bCs/>
-          <w:color w:val="000000"/>
-          <w:sz w:val="22"/>
-        </w:rPr>
-        <w:t>d’apèndix</w:t>
-      </w:r>
-      <w:proofErr w:type="spellEnd"/>
+        <w:t xml:space="preserve"> d’apèndix</w:t>
+      </w:r>
     </w:p>
     <w:p>
       <w:pPr>
@@ -5373,8 +4801,8 @@
       </w:pPr>
     </w:p>
     <w:sectPr>
-      <w:headerReference w:type="even" r:id="rId14"/>
-      <w:headerReference w:type="default" r:id="rId15"/>
+      <w:headerReference w:type="even" r:id="rId22"/>
+      <w:headerReference w:type="default" r:id="rId23"/>
       <w:type w:val="continuous"/>
       <w:pgSz w:w="11340" w:h="15480" w:code="1"/>
       <w:pgMar w:top="1196" w:right="607" w:bottom="357" w:left="720" w:header="607" w:footer="74" w:gutter="0"/>
@@ -5687,19 +5115,13 @@
       <w:t>DADES</w:t>
     </w:r>
     <w:r>
-      <w:t xml:space="preserve">: títol </w:t>
+      <w:t xml:space="preserve">: </w:t>
     </w:r>
     <w:r>
-      <w:t xml:space="preserve">TREBALL </w:t>
-    </w:r>
-    <w:r>
-      <w:t>(abreUJAT</w:t>
-    </w:r>
-    <w:r>
-      <w:t xml:space="preserve"> si É</w:t>
-    </w:r>
-    <w:r>
-      <w:t>s molt llarG)</w:t>
+      <w:rPr>
+        <w:color w:val="000000"/>
+      </w:rPr>
+      <w:t>Aplicación interactiva para simulación de enfermedades contagioses en entornos académicos</w:t>
     </w:r>
   </w:p>
 </w:hdr>
@@ -5717,19 +5139,16 @@
       <w:spacing w:line="180" w:lineRule="exact"/>
     </w:pPr>
     <w:r>
-      <w:t>NOM ESTUDIANT</w:t>
+      <w:t>Cristian rey márquez</w:t>
     </w:r>
     <w:r>
       <w:t xml:space="preserve">:  </w:t>
     </w:r>
     <w:r>
-      <w:t>títol</w:t>
-    </w:r>
-    <w:r>
-      <w:t xml:space="preserve"> TREBALL</w:t>
-    </w:r>
-    <w:r>
-      <w:t xml:space="preserve"> (abreUJAT si És molt llarG)</w:t>
+      <w:rPr>
+        <w:color w:val="000000"/>
+      </w:rPr>
+      <w:t>Aplicación interactiva para simulación de enfermedades contagioses en entornos académicos</w:t>
     </w:r>
     <w:r>
       <w:tab/>
@@ -10332,6 +9751,135 @@
       <w:szCs w:val="16"/>
     </w:rPr>
   </w:style>
+  <w:style w:type="character" w:styleId="PlaceholderText">
+    <w:name w:val="Placeholder Text"/>
+    <w:basedOn w:val="DefaultParagraphFont"/>
+    <w:uiPriority w:val="99"/>
+    <w:semiHidden/>
+    <w:rsid w:val="00D62831"/>
+    <w:rPr>
+      <w:color w:val="666666"/>
+    </w:rPr>
+  </w:style>
+  <w:style w:type="table" w:styleId="TableGrid">
+    <w:name w:val="Table Grid"/>
+    <w:basedOn w:val="TableNormal"/>
+    <w:rsid w:val="000939DA"/>
+    <w:tblPr>
+      <w:tblBorders>
+        <w:top w:val="single" w:sz="4" w:space="0" w:color="auto"/>
+        <w:left w:val="single" w:sz="4" w:space="0" w:color="auto"/>
+        <w:bottom w:val="single" w:sz="4" w:space="0" w:color="auto"/>
+        <w:right w:val="single" w:sz="4" w:space="0" w:color="auto"/>
+        <w:insideH w:val="single" w:sz="4" w:space="0" w:color="auto"/>
+        <w:insideV w:val="single" w:sz="4" w:space="0" w:color="auto"/>
+      </w:tblBorders>
+    </w:tblPr>
+  </w:style>
+  <w:style w:type="table" w:styleId="PlainTable1">
+    <w:name w:val="Plain Table 1"/>
+    <w:basedOn w:val="TableNormal"/>
+    <w:uiPriority w:val="41"/>
+    <w:rsid w:val="00F00228"/>
+    <w:rPr>
+      <w:rFonts w:ascii="Palatino Linotype" w:hAnsi="Palatino Linotype"/>
+    </w:rPr>
+    <w:tblPr>
+      <w:tblStyleRowBandSize w:val="1"/>
+      <w:tblStyleColBandSize w:val="1"/>
+      <w:tblBorders>
+        <w:top w:val="single" w:sz="4" w:space="0" w:color="BFBFBF" w:themeColor="background1" w:themeShade="BF"/>
+        <w:left w:val="single" w:sz="4" w:space="0" w:color="BFBFBF" w:themeColor="background1" w:themeShade="BF"/>
+        <w:bottom w:val="single" w:sz="4" w:space="0" w:color="BFBFBF" w:themeColor="background1" w:themeShade="BF"/>
+        <w:right w:val="single" w:sz="4" w:space="0" w:color="BFBFBF" w:themeColor="background1" w:themeShade="BF"/>
+        <w:insideH w:val="single" w:sz="4" w:space="0" w:color="BFBFBF" w:themeColor="background1" w:themeShade="BF"/>
+        <w:insideV w:val="single" w:sz="4" w:space="0" w:color="BFBFBF" w:themeColor="background1" w:themeShade="BF"/>
+      </w:tblBorders>
+    </w:tblPr>
+    <w:tblStylePr w:type="firstRow">
+      <w:rPr>
+        <w:b/>
+        <w:bCs/>
+      </w:rPr>
+    </w:tblStylePr>
+    <w:tblStylePr w:type="lastRow">
+      <w:rPr>
+        <w:b/>
+        <w:bCs/>
+      </w:rPr>
+      <w:tblPr/>
+      <w:tcPr>
+        <w:tcBorders>
+          <w:top w:val="double" w:sz="4" w:space="0" w:color="BFBFBF" w:themeColor="background1" w:themeShade="BF"/>
+        </w:tcBorders>
+      </w:tcPr>
+    </w:tblStylePr>
+    <w:tblStylePr w:type="firstCol">
+      <w:rPr>
+        <w:b/>
+        <w:bCs/>
+      </w:rPr>
+    </w:tblStylePr>
+    <w:tblStylePr w:type="lastCol">
+      <w:rPr>
+        <w:b/>
+        <w:bCs/>
+      </w:rPr>
+    </w:tblStylePr>
+    <w:tblStylePr w:type="band1Vert">
+      <w:tblPr/>
+      <w:tcPr>
+        <w:shd w:val="clear" w:color="auto" w:fill="F2F2F2" w:themeFill="background1" w:themeFillShade="F2"/>
+      </w:tcPr>
+    </w:tblStylePr>
+    <w:tblStylePr w:type="band1Horz">
+      <w:tblPr/>
+      <w:tcPr>
+        <w:shd w:val="clear" w:color="auto" w:fill="F2F2F2" w:themeFill="background1" w:themeFillShade="F2"/>
+      </w:tcPr>
+    </w:tblStylePr>
+  </w:style>
+  <w:style w:type="paragraph" w:styleId="Caption">
+    <w:name w:val="caption"/>
+    <w:basedOn w:val="Normal"/>
+    <w:next w:val="Normal"/>
+    <w:unhideWhenUsed/>
+    <w:qFormat/>
+    <w:rsid w:val="00A64625"/>
+    <w:pPr>
+      <w:spacing w:after="200" w:line="240" w:lineRule="auto"/>
+    </w:pPr>
+    <w:rPr>
+      <w:i/>
+      <w:iCs/>
+      <w:color w:val="1F497D" w:themeColor="text2"/>
+      <w:sz w:val="18"/>
+      <w:szCs w:val="18"/>
+    </w:rPr>
+  </w:style>
+  <w:style w:type="paragraph" w:styleId="ListParagraph">
+    <w:name w:val="List Paragraph"/>
+    <w:basedOn w:val="Normal"/>
+    <w:uiPriority w:val="34"/>
+    <w:qFormat/>
+    <w:rsid w:val="006F361E"/>
+    <w:pPr>
+      <w:ind w:left="720"/>
+      <w:contextualSpacing/>
+    </w:pPr>
+  </w:style>
+  <w:style w:type="character" w:styleId="UnresolvedMention">
+    <w:name w:val="Unresolved Mention"/>
+    <w:basedOn w:val="DefaultParagraphFont"/>
+    <w:uiPriority w:val="99"/>
+    <w:semiHidden/>
+    <w:unhideWhenUsed/>
+    <w:rsid w:val="00A8090D"/>
+    <w:rPr>
+      <w:color w:val="605E5C"/>
+      <w:shd w:val="clear" w:color="auto" w:fill="E1DFDD"/>
+    </w:rPr>
+  </w:style>
 </w:styles>
 </file>
 
